--- a/courts/fifth-circuit/mississippi/federal/bankruptcy-southern-district/adversary-complaint/usage/OUTPUT-adversary-complaint.docx
+++ b/courts/fifth-circuit/mississippi/federal/bankruptcy-southern-district/adversary-complaint/usage/OUTPUT-adversary-complaint.docx
@@ -4,25 +4,29 @@
   <w:body>
     <w:p>
       <w:pPr>
-        <w:pStyle w:val="Title"/>
-      </w:pPr>
-      <w:r>
-        <w:t xml:space="preserve">COMPLAINT</w:t>
-      </w:r>
-    </w:p>
-    <w:p>
-      <w:pPr>
-        <w:pStyle w:val="MSSBCover"/>
-      </w:pPr>
-      <w:r>
+        <w:spacing w:before="0" w:after="0" w:line="276" w:lineRule="exact"/>
+        <w:ind w:left="0" w:firstLine="0"/>
+        <w:jc w:val="center"/>
+      </w:pPr>
+      <w:r>
+        <w:rPr>
+          <w:b/>
+          <w:bCs/>
+        </w:rPr>
         <w:t xml:space="preserve">IN THE UNITED STATES BANKRUPTCY COURT</w:t>
       </w:r>
     </w:p>
     <w:p>
       <w:pPr>
-        <w:pStyle w:val="MSSBCover"/>
-      </w:pPr>
-      <w:r>
+        <w:spacing w:before="0" w:after="276" w:line="276" w:lineRule="exact"/>
+        <w:ind w:left="0" w:firstLine="0"/>
+        <w:jc w:val="center"/>
+      </w:pPr>
+      <w:r>
+        <w:rPr>
+          <w:b/>
+          <w:bCs/>
+        </w:rPr>
         <w:t xml:space="preserve">FOR THE SOUTHERN DISTRICT OF MISSISSIPPI</w:t>
       </w:r>
     </w:p>
@@ -39,108 +43,227 @@
         </w:tblBorders>
         <w:tblLayout w:type="fixed"/>
         <w:tblCellMar>
+          <w:top w:w="0" w:type="dxa"/>
           <w:left w:w="0" w:type="dxa"/>
+          <w:bottom w:w="0" w:type="dxa"/>
           <w:right w:w="0" w:type="dxa"/>
         </w:tblCellMar>
+        <w:tblLook w:val="0000" w:firstRow="0" w:lastRow="0" w:firstColumn="0" w:lastColumn="0" w:noHBand="0" w:noVBand="0"/>
       </w:tblPr>
       <w:tblGrid>
         <w:gridCol w:w="5184"/>
-        <w:gridCol w:w="360"/>
-        <w:gridCol w:w="3816"/>
+        <w:gridCol w:w="4176"/>
       </w:tblGrid>
       <w:tr>
+        <w:trPr>
+          <w:cantSplit/>
+        </w:trPr>
         <w:tc>
           <w:tcPr>
             <w:tcW w:w="5184" w:type="dxa"/>
           </w:tcPr>
           <w:p>
             <w:pPr>
-              <w:pStyle w:val="MSSBSingle"/>
+              <w:spacing w:before="0" w:after="0" w:line="276" w:lineRule="exact"/>
+              <w:ind w:left="0" w:firstLine="0"/>
+              <w:jc w:val="left"/>
             </w:pPr>
             <w:r>
-              <w:t xml:space="preserve">BOBBY JOE GRIFFIN, Debtor</w:t>
+              <w:t xml:space="preserve">BOBBY</w:t>
+            </w:r>
+            <w:r>
+              <w:t xml:space="preserve"> </w:t>
+            </w:r>
+            <w:r>
+              <w:t xml:space="preserve">JOE</w:t>
+            </w:r>
+            <w:r>
+              <w:t xml:space="preserve"> </w:t>
+            </w:r>
+            <w:r>
+              <w:t xml:space="preserve">GRIFFIN,</w:t>
+            </w:r>
+            <w:r>
+              <w:t xml:space="preserve"> </w:t>
+            </w:r>
+            <w:r>
+              <w:t xml:space="preserve">Debtor</w:t>
             </w:r>
           </w:p>
         </w:tc>
         <w:tc>
           <w:tcPr>
-            <w:tcW w:w="360" w:type="dxa"/>
-          </w:tcPr>
-          <w:p/>
-        </w:tc>
-        <w:tc>
-          <w:tcPr>
-            <w:tcW w:w="3816" w:type="dxa"/>
+            <w:tcW w:w="4176" w:type="dxa"/>
+            <w:tcMar>
+              <w:left w:w="360" w:type="dxa"/>
+            </w:tcMar>
           </w:tcPr>
           <w:p>
             <w:pPr>
-              <w:pStyle w:val="MSSBSingle"/>
+              <w:spacing w:before="0" w:after="0" w:line="276" w:lineRule="exact"/>
+              <w:ind w:left="0" w:firstLine="0"/>
+              <w:jc w:val="left"/>
             </w:pPr>
             <w:r>
-              <w:t xml:space="preserve">CASE NO. 18-00602-NPO</w:t>
+              <w:t xml:space="preserve">CASE NO. 18</w:t>
+              <w:noBreakHyphen/>
+              <w:t xml:space="preserve">00602-NPO</w:t>
             </w:r>
           </w:p>
           <w:p>
             <w:pPr>
-              <w:pStyle w:val="MSSBSingle"/>
+              <w:spacing w:before="0" w:after="0" w:line="276" w:lineRule="exact"/>
+              <w:ind w:left="0" w:firstLine="0"/>
+              <w:jc w:val="left"/>
             </w:pPr>
             <w:r>
-              <w:t xml:space="preserve">Chapter 7</w:t>
+              <w:t xml:space="preserve">Chapter</w:t>
+            </w:r>
+            <w:r>
+              <w:t xml:space="preserve"> </w:t>
+            </w:r>
+            <w:r>
+              <w:t xml:space="preserve">7</w:t>
             </w:r>
           </w:p>
         </w:tc>
       </w:tr>
       <w:tr>
         <w:trPr>
-          <w:trHeight w:val="240" w:hRule="exact"/>
+          <w:trHeight w:val="276" w:hRule="exact"/>
         </w:trPr>
         <w:tc>
           <w:tcPr>
             <w:tcW w:w="9360" w:type="dxa"/>
-            <w:gridSpan w:val="3"/>
+            <w:gridSpan w:val="2"/>
           </w:tcPr>
           <w:p>
             <w:pPr>
-              <w:spacing w:before="0" w:after="0" w:line="240" w:lineRule="auto"/>
+              <w:spacing w:before="0" w:after="0" w:line="276" w:lineRule="exact"/>
+              <w:ind w:left="0" w:firstLine="0"/>
+              <w:jc w:val="left"/>
             </w:pPr>
           </w:p>
         </w:tc>
       </w:tr>
       <w:tr>
+        <w:trPr>
+          <w:cantSplit/>
+        </w:trPr>
         <w:tc>
           <w:tcPr>
             <w:tcW w:w="5184" w:type="dxa"/>
           </w:tcPr>
           <w:p>
             <w:pPr>
-              <w:pStyle w:val="MSSBSingle"/>
+              <w:spacing w:before="0" w:after="0" w:line="276" w:lineRule="exact"/>
+              <w:ind w:left="0" w:firstLine="0"/>
+              <w:jc w:val="left"/>
             </w:pPr>
             <w:r>
-              <w:t xml:space="preserve">STEPHEN SMITH, as Chapter 7 Trustee for</w:t>
+              <w:t xml:space="preserve">STEPHEN</w:t>
+            </w:r>
+            <w:r>
+              <w:t xml:space="preserve"> </w:t>
+            </w:r>
+            <w:r>
+              <w:t xml:space="preserve">SMITH,</w:t>
+            </w:r>
+            <w:r>
+              <w:t xml:space="preserve"> </w:t>
+            </w:r>
+            <w:r>
+              <w:t xml:space="preserve">as</w:t>
+            </w:r>
+            <w:r>
+              <w:t xml:space="preserve"> </w:t>
+            </w:r>
+            <w:r>
+              <w:t xml:space="preserve">Chapter</w:t>
+            </w:r>
+            <w:r>
+              <w:t xml:space="preserve"> </w:t>
+            </w:r>
+            <w:r>
+              <w:t xml:space="preserve">7</w:t>
+            </w:r>
+            <w:r>
+              <w:t xml:space="preserve"> </w:t>
+            </w:r>
+            <w:r>
+              <w:t xml:space="preserve">Trustee</w:t>
+            </w:r>
+            <w:r>
+              <w:t xml:space="preserve"> </w:t>
+            </w:r>
+            <w:r>
+              <w:t xml:space="preserve">for</w:t>
             </w:r>
           </w:p>
           <w:p>
             <w:pPr>
-              <w:pStyle w:val="MSSBSingle"/>
+              <w:spacing w:before="0" w:after="0" w:line="276" w:lineRule="exact"/>
+              <w:ind w:left="0" w:firstLine="0"/>
+              <w:jc w:val="left"/>
             </w:pPr>
             <w:r>
-              <w:t xml:space="preserve">The Bankruptcy Estate of Bobby Joe Griffin, Debtor</w:t>
+              <w:t xml:space="preserve">The</w:t>
+            </w:r>
+            <w:r>
+              <w:t xml:space="preserve"> </w:t>
+            </w:r>
+            <w:r>
+              <w:t xml:space="preserve">Bankruptcy</w:t>
+            </w:r>
+            <w:r>
+              <w:t xml:space="preserve"> </w:t>
+            </w:r>
+            <w:r>
+              <w:t xml:space="preserve">Estate</w:t>
+            </w:r>
+            <w:r>
+              <w:t xml:space="preserve"> </w:t>
+            </w:r>
+            <w:r>
+              <w:t xml:space="preserve">of</w:t>
+            </w:r>
+            <w:r>
+              <w:t xml:space="preserve"> </w:t>
+            </w:r>
+            <w:r>
+              <w:t xml:space="preserve">Bobby</w:t>
+            </w:r>
+            <w:r>
+              <w:t xml:space="preserve"> </w:t>
+            </w:r>
+            <w:r>
+              <w:t xml:space="preserve">Joe</w:t>
+            </w:r>
+            <w:r>
+              <w:t xml:space="preserve"> </w:t>
+            </w:r>
+            <w:r>
+              <w:t xml:space="preserve">Griffin,</w:t>
+            </w:r>
+            <w:r>
+              <w:t xml:space="preserve"> </w:t>
+            </w:r>
+            <w:r>
+              <w:t xml:space="preserve">Debtor</w:t>
             </w:r>
           </w:p>
         </w:tc>
         <w:tc>
           <w:tcPr>
-            <w:tcW w:w="360" w:type="dxa"/>
-          </w:tcPr>
-          <w:p/>
-        </w:tc>
-        <w:tc>
-          <w:tcPr>
-            <w:tcW w:w="3816" w:type="dxa"/>
+            <w:tcW w:w="4176" w:type="dxa"/>
+            <w:tcMar>
+              <w:left w:w="360" w:type="dxa"/>
+            </w:tcMar>
           </w:tcPr>
           <w:p>
             <w:pPr>
-              <w:pStyle w:val="MSSBSingle"/>
+              <w:spacing w:before="0" w:after="0" w:line="276" w:lineRule="exact"/>
+              <w:ind w:left="0" w:firstLine="0"/>
               <w:jc w:val="right"/>
             </w:pPr>
             <w:r>
@@ -151,28 +274,35 @@
       </w:tr>
       <w:tr>
         <w:trPr>
-          <w:trHeight w:val="240" w:hRule="exact"/>
+          <w:trHeight w:val="276" w:hRule="exact"/>
         </w:trPr>
         <w:tc>
           <w:tcPr>
             <w:tcW w:w="9360" w:type="dxa"/>
-            <w:gridSpan w:val="3"/>
+            <w:gridSpan w:val="2"/>
           </w:tcPr>
           <w:p>
             <w:pPr>
-              <w:spacing w:before="0" w:after="0" w:line="240" w:lineRule="auto"/>
+              <w:spacing w:before="0" w:after="0" w:line="276" w:lineRule="exact"/>
+              <w:ind w:left="0" w:firstLine="0"/>
+              <w:jc w:val="left"/>
             </w:pPr>
           </w:p>
         </w:tc>
       </w:tr>
       <w:tr>
+        <w:trPr>
+          <w:cantSplit/>
+        </w:trPr>
         <w:tc>
           <w:tcPr>
             <w:tcW w:w="5184" w:type="dxa"/>
           </w:tcPr>
           <w:p>
             <w:pPr>
-              <w:pStyle w:val="MSSBSingle"/>
+              <w:spacing w:before="0" w:after="0" w:line="276" w:lineRule="exact"/>
+              <w:ind w:left="0" w:firstLine="0"/>
+              <w:jc w:val="left"/>
             </w:pPr>
             <w:r>
               <w:t xml:space="preserve">V.</w:t>
@@ -181,91 +311,265 @@
         </w:tc>
         <w:tc>
           <w:tcPr>
-            <w:tcW w:w="360" w:type="dxa"/>
-          </w:tcPr>
-          <w:p/>
-        </w:tc>
-        <w:tc>
-          <w:tcPr>
-            <w:tcW w:w="3816" w:type="dxa"/>
+            <w:tcW w:w="4176" w:type="dxa"/>
+            <w:tcMar>
+              <w:left w:w="360" w:type="dxa"/>
+            </w:tcMar>
           </w:tcPr>
           <w:p>
             <w:pPr>
-              <w:pStyle w:val="MSSBSingle"/>
+              <w:spacing w:before="0" w:after="0" w:line="276" w:lineRule="exact"/>
+              <w:ind w:left="0" w:firstLine="0"/>
+              <w:jc w:val="left"/>
             </w:pPr>
             <w:r>
-              <w:t xml:space="preserve">ADV. PROC. NO. 18-00028-NPO</w:t>
+              <w:t xml:space="preserve">ADV. PROC. NO. 18</w:t>
+              <w:noBreakHyphen/>
+              <w:t xml:space="preserve">00028-NPO</w:t>
             </w:r>
           </w:p>
         </w:tc>
       </w:tr>
       <w:tr>
         <w:trPr>
-          <w:trHeight w:val="240" w:hRule="exact"/>
+          <w:trHeight w:val="276" w:hRule="exact"/>
         </w:trPr>
         <w:tc>
           <w:tcPr>
             <w:tcW w:w="9360" w:type="dxa"/>
-            <w:gridSpan w:val="3"/>
+            <w:gridSpan w:val="2"/>
           </w:tcPr>
           <w:p>
             <w:pPr>
-              <w:spacing w:before="0" w:after="0" w:line="240" w:lineRule="auto"/>
+              <w:spacing w:before="0" w:after="0" w:line="276" w:lineRule="exact"/>
+              <w:ind w:left="0" w:firstLine="0"/>
+              <w:jc w:val="left"/>
             </w:pPr>
           </w:p>
         </w:tc>
       </w:tr>
       <w:tr>
+        <w:trPr>
+          <w:cantSplit/>
+        </w:trPr>
         <w:tc>
           <w:tcPr>
             <w:tcW w:w="5184" w:type="dxa"/>
           </w:tcPr>
           <w:p>
             <w:pPr>
-              <w:pStyle w:val="MSSBSingle"/>
+              <w:spacing w:before="0" w:after="0" w:line="276" w:lineRule="exact"/>
+              <w:ind w:left="0" w:firstLine="0"/>
+              <w:jc w:val="left"/>
             </w:pPr>
             <w:r>
-              <w:t xml:space="preserve">GLOBAL CLIENT SOLUTIONS, LLC, GLOBAL HOLDINGS, LLC,</w:t>
+              <w:t xml:space="preserve">GLOBAL</w:t>
+            </w:r>
+            <w:r>
+              <w:t xml:space="preserve"> </w:t>
+            </w:r>
+            <w:r>
+              <w:t xml:space="preserve">CLIENT</w:t>
+            </w:r>
+            <w:r>
+              <w:t xml:space="preserve"> </w:t>
+            </w:r>
+            <w:r>
+              <w:t xml:space="preserve">SOLUTIONS,</w:t>
+            </w:r>
+            <w:r>
+              <w:t xml:space="preserve"> </w:t>
+            </w:r>
+            <w:r>
+              <w:t xml:space="preserve">LLC,</w:t>
+            </w:r>
+            <w:r>
+              <w:t xml:space="preserve"> </w:t>
+            </w:r>
+            <w:r>
+              <w:t xml:space="preserve">GLOBAL</w:t>
+            </w:r>
+            <w:r>
+              <w:t xml:space="preserve"> </w:t>
+            </w:r>
+            <w:r>
+              <w:t xml:space="preserve">HOLDINGS,</w:t>
+            </w:r>
+            <w:r>
+              <w:t xml:space="preserve"> </w:t>
+            </w:r>
+            <w:r>
+              <w:t xml:space="preserve">LLC,</w:t>
             </w:r>
           </w:p>
           <w:p>
             <w:pPr>
-              <w:pStyle w:val="MSSBSingle"/>
+              <w:spacing w:before="0" w:after="0" w:line="276" w:lineRule="exact"/>
+              <w:ind w:left="0" w:firstLine="0"/>
+              <w:jc w:val="left"/>
             </w:pPr>
             <w:r>
-              <w:t xml:space="preserve">THE LAW OFFICES OF ROBERT S. GITMEID &amp; ASSOCIATES, PLLC,</w:t>
+              <w:t xml:space="preserve">THE</w:t>
+            </w:r>
+            <w:r>
+              <w:t xml:space="preserve"> </w:t>
+            </w:r>
+            <w:r>
+              <w:t xml:space="preserve">LAW</w:t>
+            </w:r>
+            <w:r>
+              <w:t xml:space="preserve"> </w:t>
+            </w:r>
+            <w:r>
+              <w:t xml:space="preserve">OFFICES</w:t>
+            </w:r>
+            <w:r>
+              <w:t xml:space="preserve"> </w:t>
+            </w:r>
+            <w:r>
+              <w:t xml:space="preserve">OF</w:t>
+            </w:r>
+            <w:r>
+              <w:t xml:space="preserve"> </w:t>
+            </w:r>
+            <w:r>
+              <w:t xml:space="preserve">ROBERT</w:t>
+            </w:r>
+            <w:r>
+              <w:t xml:space="preserve"> </w:t>
+            </w:r>
+            <w:r>
+              <w:t xml:space="preserve">S.</w:t>
+            </w:r>
+            <w:r>
+              <w:t xml:space="preserve"> </w:t>
+            </w:r>
+            <w:r>
+              <w:t xml:space="preserve">GITMEID</w:t>
+            </w:r>
+            <w:r>
+              <w:t xml:space="preserve"> </w:t>
+            </w:r>
+            <w:r>
+              <w:t xml:space="preserve">&amp;</w:t>
+            </w:r>
+            <w:r>
+              <w:t xml:space="preserve"> </w:t>
+            </w:r>
+            <w:r>
+              <w:t xml:space="preserve">ASSOCIATES,</w:t>
+            </w:r>
+            <w:r>
+              <w:t xml:space="preserve"> </w:t>
+            </w:r>
+            <w:r>
+              <w:t xml:space="preserve">PLLC,</w:t>
             </w:r>
           </w:p>
           <w:p>
             <w:pPr>
-              <w:pStyle w:val="MSSBSingle"/>
+              <w:spacing w:before="0" w:after="0" w:line="276" w:lineRule="exact"/>
+              <w:ind w:left="0" w:firstLine="0"/>
+              <w:jc w:val="left"/>
             </w:pPr>
             <w:r>
-              <w:t xml:space="preserve">ROBERT S. GITMEID, GERSHFELD LAW GROUP, P.C.,</w:t>
+              <w:t xml:space="preserve">ROBERT</w:t>
+            </w:r>
+            <w:r>
+              <w:t xml:space="preserve"> </w:t>
+            </w:r>
+            <w:r>
+              <w:t xml:space="preserve">S.</w:t>
+            </w:r>
+            <w:r>
+              <w:t xml:space="preserve"> </w:t>
+            </w:r>
+            <w:r>
+              <w:t xml:space="preserve">GITMEID,</w:t>
+            </w:r>
+            <w:r>
+              <w:t xml:space="preserve"> </w:t>
+            </w:r>
+            <w:r>
+              <w:t xml:space="preserve">GERSHFELD</w:t>
+            </w:r>
+            <w:r>
+              <w:t xml:space="preserve"> </w:t>
+            </w:r>
+            <w:r>
+              <w:t xml:space="preserve">LAW</w:t>
+            </w:r>
+            <w:r>
+              <w:t xml:space="preserve"> </w:t>
+            </w:r>
+            <w:r>
+              <w:t xml:space="preserve">GROUP,</w:t>
+            </w:r>
+            <w:r>
+              <w:t xml:space="preserve"> </w:t>
+            </w:r>
+            <w:r>
+              <w:t xml:space="preserve">P.C.,</w:t>
             </w:r>
           </w:p>
           <w:p>
             <w:pPr>
-              <w:pStyle w:val="MSSBSingle"/>
+              <w:spacing w:before="0" w:after="0" w:line="276" w:lineRule="exact"/>
+              <w:ind w:left="0" w:firstLine="0"/>
+              <w:jc w:val="left"/>
             </w:pPr>
             <w:r>
-              <w:t xml:space="preserve">YANA GERSHFELD and DEBT PAY GATEWAY, INC.</w:t>
+              <w:t xml:space="preserve">YANA</w:t>
+            </w:r>
+            <w:r>
+              <w:t xml:space="preserve"> </w:t>
+            </w:r>
+            <w:r>
+              <w:t xml:space="preserve">GERSHFELD</w:t>
+            </w:r>
+            <w:r>
+              <w:t xml:space="preserve"> </w:t>
+            </w:r>
+            <w:r>
+              <w:t xml:space="preserve">and</w:t>
+            </w:r>
+            <w:r>
+              <w:t xml:space="preserve"> </w:t>
+            </w:r>
+            <w:r>
+              <w:t xml:space="preserve">DEBT</w:t>
+            </w:r>
+            <w:r>
+              <w:t xml:space="preserve"> </w:t>
+            </w:r>
+            <w:r>
+              <w:t xml:space="preserve">PAY</w:t>
+            </w:r>
+            <w:r>
+              <w:t xml:space="preserve"> </w:t>
+            </w:r>
+            <w:r>
+              <w:t xml:space="preserve">GATEWAY,</w:t>
+            </w:r>
+            <w:r>
+              <w:t xml:space="preserve"> </w:t>
+            </w:r>
+            <w:r>
+              <w:t xml:space="preserve">INC.</w:t>
             </w:r>
           </w:p>
         </w:tc>
         <w:tc>
           <w:tcPr>
-            <w:tcW w:w="360" w:type="dxa"/>
-          </w:tcPr>
-          <w:p/>
-        </w:tc>
-        <w:tc>
-          <w:tcPr>
-            <w:tcW w:w="3816" w:type="dxa"/>
+            <w:tcW w:w="4176" w:type="dxa"/>
+            <w:tcMar>
+              <w:left w:w="360" w:type="dxa"/>
+            </w:tcMar>
           </w:tcPr>
           <w:p>
             <w:pPr>
-              <w:pStyle w:val="MSSBSingle"/>
+              <w:spacing w:before="0" w:after="0" w:line="276" w:lineRule="exact"/>
+              <w:ind w:left="0" w:firstLine="0"/>
               <w:jc w:val="right"/>
             </w:pPr>
             <w:r>
@@ -277,39 +581,930 @@
     </w:tbl>
     <w:p>
       <w:pPr>
-        <w:pStyle w:val="MSSBCover"/>
-      </w:pPr>
-      <w:r>
+        <w:spacing w:before="276" w:after="276" w:line="276" w:lineRule="exact"/>
+        <w:ind w:left="0" w:firstLine="0"/>
+        <w:jc w:val="center"/>
+      </w:pPr>
+      <w:r>
+        <w:rPr>
+          <w:b/>
+          <w:bCs/>
+        </w:rPr>
         <w:t xml:space="preserve">COMPLAINT</w:t>
       </w:r>
     </w:p>
     <w:p>
       <w:pPr>
-        <w:pStyle w:val="MSSBBody"/>
-      </w:pPr>
-      <w:r>
-        <w:t xml:space="preserve">COMES NOW Plaintiff, Stephen Smith, Chapter 7 Trustee for the Bankruptcy Estate of Bobby Joe Griffin, (hereinafter the “Trustee”) by and through his attorney and files this complaint, individually and collectively against Defendants, Global Client Solutions, LLC (“Global”); Global Holdings, LLC (“Global Holdings”), the Law Offices of Robert S. Gitmeid &amp; Associates, PLLC, (“Robert S. Gitmeid &amp; Associates”), Robert S. Gitmeid, individually, Gershfeld Law Group, P.C., (“Gershfeld Law”), Yana Gershfeld, individually, and Debt Pay Gateway, Inc., (“Debt Pay”) and collectively hereinafter referred to as (“Defendants”) and in support thereof would respectfully show unto the Court the following:</w:t>
-      </w:r>
-    </w:p>
-    <w:p>
-      <w:pPr>
-        <w:pStyle w:val="MSSBBody"/>
-      </w:pPr>
-      <w:r>
-        <w:t xml:space="preserve">[NOT IN THE FILED EXEMPLAR: Fed. R. Bankr. P. 7008(a) and Miss. Bankr. L.R. 7008-1 require the pleader to state whether it consents to entry of final orders or judgment by the bankruptcy court. The filed complaint has no such statement. This line marks the gap.]</w:t>
-      </w:r>
-    </w:p>
-    <w:p>
-      <w:pPr>
-        <w:pStyle w:val="MSSBHeadingCaps"/>
-      </w:pPr>
-      <w:r>
-        <w:t xml:space="preserve">JURISDICTION &amp; VENUE</w:t>
-      </w:r>
-    </w:p>
-    <w:p>
-      <w:pPr>
-        <w:pStyle w:val="MSSBBody"/>
+        <w:pStyle w:val="BodyText"/>
+      </w:pPr>
+      <w:r>
+        <w:t xml:space="preserve">COMES</w:t>
+      </w:r>
+      <w:r>
+        <w:t xml:space="preserve"> </w:t>
+      </w:r>
+      <w:r>
+        <w:t xml:space="preserve">NOW</w:t>
+      </w:r>
+      <w:r>
+        <w:t xml:space="preserve"> </w:t>
+      </w:r>
+      <w:r>
+        <w:t xml:space="preserve">Plaintiff,</w:t>
+      </w:r>
+      <w:r>
+        <w:t xml:space="preserve"> </w:t>
+      </w:r>
+      <w:r>
+        <w:t xml:space="preserve">Stephen</w:t>
+      </w:r>
+      <w:r>
+        <w:t xml:space="preserve"> </w:t>
+      </w:r>
+      <w:r>
+        <w:t xml:space="preserve">Smith,</w:t>
+      </w:r>
+      <w:r>
+        <w:t xml:space="preserve"> </w:t>
+      </w:r>
+      <w:r>
+        <w:t xml:space="preserve">Chapter</w:t>
+      </w:r>
+      <w:r>
+        <w:t xml:space="preserve"> </w:t>
+      </w:r>
+      <w:r>
+        <w:t xml:space="preserve">7</w:t>
+      </w:r>
+      <w:r>
+        <w:t xml:space="preserve"> </w:t>
+      </w:r>
+      <w:r>
+        <w:t xml:space="preserve">Trustee</w:t>
+      </w:r>
+      <w:r>
+        <w:t xml:space="preserve"> </w:t>
+      </w:r>
+      <w:r>
+        <w:t xml:space="preserve">for</w:t>
+      </w:r>
+      <w:r>
+        <w:t xml:space="preserve"> </w:t>
+      </w:r>
+      <w:r>
+        <w:t xml:space="preserve">the</w:t>
+      </w:r>
+      <w:r>
+        <w:t xml:space="preserve"> </w:t>
+      </w:r>
+      <w:r>
+        <w:t xml:space="preserve">Bankruptcy</w:t>
+      </w:r>
+      <w:r>
+        <w:t xml:space="preserve"> </w:t>
+      </w:r>
+      <w:r>
+        <w:t xml:space="preserve">Estate</w:t>
+      </w:r>
+      <w:r>
+        <w:t xml:space="preserve"> </w:t>
+      </w:r>
+      <w:r>
+        <w:t xml:space="preserve">of</w:t>
+      </w:r>
+      <w:r>
+        <w:t xml:space="preserve"> </w:t>
+      </w:r>
+      <w:r>
+        <w:t xml:space="preserve">Bobby</w:t>
+      </w:r>
+      <w:r>
+        <w:t xml:space="preserve"> </w:t>
+      </w:r>
+      <w:r>
+        <w:t xml:space="preserve">Joe</w:t>
+      </w:r>
+      <w:r>
+        <w:t xml:space="preserve"> </w:t>
+      </w:r>
+      <w:r>
+        <w:t xml:space="preserve">Griffin,</w:t>
+      </w:r>
+      <w:r>
+        <w:t xml:space="preserve"> </w:t>
+      </w:r>
+      <w:r>
+        <w:t xml:space="preserve">(hereinafter</w:t>
+      </w:r>
+      <w:r>
+        <w:t xml:space="preserve"> </w:t>
+      </w:r>
+      <w:r>
+        <w:t xml:space="preserve">the</w:t>
+      </w:r>
+      <w:r>
+        <w:t xml:space="preserve"> </w:t>
+      </w:r>
+      <w:r>
+        <w:t xml:space="preserve">“Trustee”)</w:t>
+      </w:r>
+      <w:r>
+        <w:t xml:space="preserve"> </w:t>
+      </w:r>
+      <w:r>
+        <w:t xml:space="preserve">by</w:t>
+      </w:r>
+      <w:r>
+        <w:t xml:space="preserve"> </w:t>
+      </w:r>
+      <w:r>
+        <w:t xml:space="preserve">and</w:t>
+      </w:r>
+      <w:r>
+        <w:t xml:space="preserve"> </w:t>
+      </w:r>
+      <w:r>
+        <w:t xml:space="preserve">through</w:t>
+      </w:r>
+      <w:r>
+        <w:t xml:space="preserve"> </w:t>
+      </w:r>
+      <w:r>
+        <w:t xml:space="preserve">his</w:t>
+      </w:r>
+      <w:r>
+        <w:t xml:space="preserve"> </w:t>
+      </w:r>
+      <w:r>
+        <w:t xml:space="preserve">attorney</w:t>
+      </w:r>
+      <w:r>
+        <w:t xml:space="preserve"> </w:t>
+      </w:r>
+      <w:r>
+        <w:t xml:space="preserve">and</w:t>
+      </w:r>
+      <w:r>
+        <w:t xml:space="preserve"> </w:t>
+      </w:r>
+      <w:r>
+        <w:t xml:space="preserve">files</w:t>
+      </w:r>
+      <w:r>
+        <w:t xml:space="preserve"> </w:t>
+      </w:r>
+      <w:r>
+        <w:t xml:space="preserve">this</w:t>
+      </w:r>
+      <w:r>
+        <w:t xml:space="preserve"> </w:t>
+      </w:r>
+      <w:r>
+        <w:t xml:space="preserve">complaint,</w:t>
+      </w:r>
+      <w:r>
+        <w:t xml:space="preserve"> </w:t>
+      </w:r>
+      <w:r>
+        <w:t xml:space="preserve">individually</w:t>
+      </w:r>
+      <w:r>
+        <w:t xml:space="preserve"> </w:t>
+      </w:r>
+      <w:r>
+        <w:t xml:space="preserve">and</w:t>
+      </w:r>
+      <w:r>
+        <w:t xml:space="preserve"> </w:t>
+      </w:r>
+      <w:r>
+        <w:t xml:space="preserve">collectively</w:t>
+      </w:r>
+      <w:r>
+        <w:t xml:space="preserve"> </w:t>
+      </w:r>
+      <w:r>
+        <w:t xml:space="preserve">against</w:t>
+      </w:r>
+      <w:r>
+        <w:t xml:space="preserve"> </w:t>
+      </w:r>
+      <w:r>
+        <w:t xml:space="preserve">Defendants,</w:t>
+      </w:r>
+      <w:r>
+        <w:t xml:space="preserve"> </w:t>
+      </w:r>
+      <w:r>
+        <w:t xml:space="preserve">Global</w:t>
+      </w:r>
+      <w:r>
+        <w:t xml:space="preserve"> </w:t>
+      </w:r>
+      <w:r>
+        <w:t xml:space="preserve">Client</w:t>
+      </w:r>
+      <w:r>
+        <w:t xml:space="preserve"> </w:t>
+      </w:r>
+      <w:r>
+        <w:t xml:space="preserve">Solutions,</w:t>
+      </w:r>
+      <w:r>
+        <w:t xml:space="preserve"> </w:t>
+      </w:r>
+      <w:r>
+        <w:t xml:space="preserve">LLC</w:t>
+      </w:r>
+      <w:r>
+        <w:t xml:space="preserve"> </w:t>
+      </w:r>
+      <w:r>
+        <w:t xml:space="preserve">(“Global”);</w:t>
+      </w:r>
+      <w:r>
+        <w:t xml:space="preserve"> </w:t>
+      </w:r>
+      <w:r>
+        <w:t xml:space="preserve">Global</w:t>
+      </w:r>
+      <w:r>
+        <w:t xml:space="preserve"> </w:t>
+      </w:r>
+      <w:r>
+        <w:t xml:space="preserve">Holdings,</w:t>
+      </w:r>
+      <w:r>
+        <w:t xml:space="preserve"> </w:t>
+      </w:r>
+      <w:r>
+        <w:t xml:space="preserve">LLC</w:t>
+      </w:r>
+      <w:r>
+        <w:t xml:space="preserve"> </w:t>
+      </w:r>
+      <w:r>
+        <w:t xml:space="preserve">(“Global</w:t>
+      </w:r>
+      <w:r>
+        <w:t xml:space="preserve"> </w:t>
+      </w:r>
+      <w:r>
+        <w:t xml:space="preserve">Holdings”),</w:t>
+      </w:r>
+      <w:r>
+        <w:t xml:space="preserve"> </w:t>
+      </w:r>
+      <w:r>
+        <w:t xml:space="preserve">the</w:t>
+      </w:r>
+      <w:r>
+        <w:t xml:space="preserve"> </w:t>
+      </w:r>
+      <w:r>
+        <w:t xml:space="preserve">Law</w:t>
+      </w:r>
+      <w:r>
+        <w:t xml:space="preserve"> </w:t>
+      </w:r>
+      <w:r>
+        <w:t xml:space="preserve">Offices</w:t>
+      </w:r>
+      <w:r>
+        <w:t xml:space="preserve"> </w:t>
+      </w:r>
+      <w:r>
+        <w:t xml:space="preserve">of</w:t>
+      </w:r>
+      <w:r>
+        <w:t xml:space="preserve"> </w:t>
+      </w:r>
+      <w:r>
+        <w:t xml:space="preserve">Robert</w:t>
+      </w:r>
+      <w:r>
+        <w:t xml:space="preserve"> </w:t>
+      </w:r>
+      <w:r>
+        <w:t xml:space="preserve">S.</w:t>
+      </w:r>
+      <w:r>
+        <w:t xml:space="preserve"> </w:t>
+      </w:r>
+      <w:r>
+        <w:t xml:space="preserve">Gitmeid</w:t>
+      </w:r>
+      <w:r>
+        <w:t xml:space="preserve"> </w:t>
+      </w:r>
+      <w:r>
+        <w:t xml:space="preserve">&amp;</w:t>
+      </w:r>
+      <w:r>
+        <w:t xml:space="preserve"> </w:t>
+      </w:r>
+      <w:r>
+        <w:t xml:space="preserve">Associates,</w:t>
+      </w:r>
+      <w:r>
+        <w:t xml:space="preserve"> </w:t>
+      </w:r>
+      <w:r>
+        <w:t xml:space="preserve">PLLC,</w:t>
+      </w:r>
+      <w:r>
+        <w:t xml:space="preserve"> </w:t>
+      </w:r>
+      <w:r>
+        <w:t xml:space="preserve">(“Robert</w:t>
+      </w:r>
+      <w:r>
+        <w:t xml:space="preserve"> </w:t>
+      </w:r>
+      <w:r>
+        <w:t xml:space="preserve">S.</w:t>
+      </w:r>
+      <w:r>
+        <w:t xml:space="preserve"> </w:t>
+      </w:r>
+      <w:r>
+        <w:t xml:space="preserve">Gitmeid</w:t>
+      </w:r>
+      <w:r>
+        <w:t xml:space="preserve"> </w:t>
+      </w:r>
+      <w:r>
+        <w:t xml:space="preserve">&amp;</w:t>
+      </w:r>
+      <w:r>
+        <w:t xml:space="preserve"> </w:t>
+      </w:r>
+      <w:r>
+        <w:t xml:space="preserve">Associates”),</w:t>
+      </w:r>
+      <w:r>
+        <w:t xml:space="preserve"> </w:t>
+      </w:r>
+      <w:r>
+        <w:t xml:space="preserve">Robert</w:t>
+      </w:r>
+      <w:r>
+        <w:t xml:space="preserve"> </w:t>
+      </w:r>
+      <w:r>
+        <w:t xml:space="preserve">S.</w:t>
+      </w:r>
+      <w:r>
+        <w:t xml:space="preserve"> </w:t>
+      </w:r>
+      <w:r>
+        <w:t xml:space="preserve">Gitmeid,</w:t>
+      </w:r>
+      <w:r>
+        <w:t xml:space="preserve"> </w:t>
+      </w:r>
+      <w:r>
+        <w:t xml:space="preserve">individually,</w:t>
+      </w:r>
+      <w:r>
+        <w:t xml:space="preserve"> </w:t>
+      </w:r>
+      <w:r>
+        <w:t xml:space="preserve">Gershfeld</w:t>
+      </w:r>
+      <w:r>
+        <w:t xml:space="preserve"> </w:t>
+      </w:r>
+      <w:r>
+        <w:t xml:space="preserve">Law</w:t>
+      </w:r>
+      <w:r>
+        <w:t xml:space="preserve"> </w:t>
+      </w:r>
+      <w:r>
+        <w:t xml:space="preserve">Group,</w:t>
+      </w:r>
+      <w:r>
+        <w:t xml:space="preserve"> </w:t>
+      </w:r>
+      <w:r>
+        <w:t xml:space="preserve">P.C.,</w:t>
+      </w:r>
+      <w:r>
+        <w:t xml:space="preserve"> </w:t>
+      </w:r>
+      <w:r>
+        <w:t xml:space="preserve">(“Gershfeld</w:t>
+      </w:r>
+      <w:r>
+        <w:t xml:space="preserve"> </w:t>
+      </w:r>
+      <w:r>
+        <w:t xml:space="preserve">Law”),</w:t>
+      </w:r>
+      <w:r>
+        <w:t xml:space="preserve"> </w:t>
+      </w:r>
+      <w:r>
+        <w:t xml:space="preserve">Yana</w:t>
+      </w:r>
+      <w:r>
+        <w:t xml:space="preserve"> </w:t>
+      </w:r>
+      <w:r>
+        <w:t xml:space="preserve">Gershfeld,</w:t>
+      </w:r>
+      <w:r>
+        <w:t xml:space="preserve"> </w:t>
+      </w:r>
+      <w:r>
+        <w:t xml:space="preserve">individually,</w:t>
+      </w:r>
+      <w:r>
+        <w:t xml:space="preserve"> </w:t>
+      </w:r>
+      <w:r>
+        <w:t xml:space="preserve">and</w:t>
+      </w:r>
+      <w:r>
+        <w:t xml:space="preserve"> </w:t>
+      </w:r>
+      <w:r>
+        <w:t xml:space="preserve">Debt</w:t>
+      </w:r>
+      <w:r>
+        <w:t xml:space="preserve"> </w:t>
+      </w:r>
+      <w:r>
+        <w:t xml:space="preserve">Pay</w:t>
+      </w:r>
+      <w:r>
+        <w:t xml:space="preserve"> </w:t>
+      </w:r>
+      <w:r>
+        <w:t xml:space="preserve">Gateway,</w:t>
+      </w:r>
+      <w:r>
+        <w:t xml:space="preserve"> </w:t>
+      </w:r>
+      <w:r>
+        <w:t xml:space="preserve">Inc.,</w:t>
+      </w:r>
+      <w:r>
+        <w:t xml:space="preserve"> </w:t>
+      </w:r>
+      <w:r>
+        <w:t xml:space="preserve">(“Debt</w:t>
+      </w:r>
+      <w:r>
+        <w:t xml:space="preserve"> </w:t>
+      </w:r>
+      <w:r>
+        <w:t xml:space="preserve">Pay”)</w:t>
+      </w:r>
+      <w:r>
+        <w:t xml:space="preserve"> </w:t>
+      </w:r>
+      <w:r>
+        <w:t xml:space="preserve">and</w:t>
+      </w:r>
+      <w:r>
+        <w:t xml:space="preserve"> </w:t>
+      </w:r>
+      <w:r>
+        <w:t xml:space="preserve">collectively</w:t>
+      </w:r>
+      <w:r>
+        <w:t xml:space="preserve"> </w:t>
+      </w:r>
+      <w:r>
+        <w:t xml:space="preserve">hereinafter</w:t>
+      </w:r>
+      <w:r>
+        <w:t xml:space="preserve"> </w:t>
+      </w:r>
+      <w:r>
+        <w:t xml:space="preserve">referred</w:t>
+      </w:r>
+      <w:r>
+        <w:t xml:space="preserve"> </w:t>
+      </w:r>
+      <w:r>
+        <w:t xml:space="preserve">to</w:t>
+      </w:r>
+      <w:r>
+        <w:t xml:space="preserve"> </w:t>
+      </w:r>
+      <w:r>
+        <w:t xml:space="preserve">as</w:t>
+      </w:r>
+      <w:r>
+        <w:t xml:space="preserve"> </w:t>
+      </w:r>
+      <w:r>
+        <w:t xml:space="preserve">(“Defendants”)</w:t>
+      </w:r>
+      <w:r>
+        <w:t xml:space="preserve"> </w:t>
+      </w:r>
+      <w:r>
+        <w:t xml:space="preserve">and</w:t>
+      </w:r>
+      <w:r>
+        <w:t xml:space="preserve"> </w:t>
+      </w:r>
+      <w:r>
+        <w:t xml:space="preserve">in</w:t>
+      </w:r>
+      <w:r>
+        <w:t xml:space="preserve"> </w:t>
+      </w:r>
+      <w:r>
+        <w:t xml:space="preserve">support</w:t>
+      </w:r>
+      <w:r>
+        <w:t xml:space="preserve"> </w:t>
+      </w:r>
+      <w:r>
+        <w:t xml:space="preserve">thereof</w:t>
+      </w:r>
+      <w:r>
+        <w:t xml:space="preserve"> </w:t>
+      </w:r>
+      <w:r>
+        <w:t xml:space="preserve">would</w:t>
+      </w:r>
+      <w:r>
+        <w:t xml:space="preserve"> </w:t>
+      </w:r>
+      <w:r>
+        <w:t xml:space="preserve">respectfully</w:t>
+      </w:r>
+      <w:r>
+        <w:t xml:space="preserve"> </w:t>
+      </w:r>
+      <w:r>
+        <w:t xml:space="preserve">show</w:t>
+      </w:r>
+      <w:r>
+        <w:t xml:space="preserve"> </w:t>
+      </w:r>
+      <w:r>
+        <w:t xml:space="preserve">unto</w:t>
+      </w:r>
+      <w:r>
+        <w:t xml:space="preserve"> </w:t>
+      </w:r>
+      <w:r>
+        <w:t xml:space="preserve">the</w:t>
+      </w:r>
+      <w:r>
+        <w:t xml:space="preserve"> </w:t>
+      </w:r>
+      <w:r>
+        <w:t xml:space="preserve">Court</w:t>
+      </w:r>
+      <w:r>
+        <w:t xml:space="preserve"> </w:t>
+      </w:r>
+      <w:r>
+        <w:t xml:space="preserve">the</w:t>
+      </w:r>
+      <w:r>
+        <w:t xml:space="preserve"> </w:t>
+      </w:r>
+      <w:r>
+        <w:t xml:space="preserve">following:</w:t>
+      </w:r>
+    </w:p>
+    <w:p>
+      <w:pPr>
+        <w:pStyle w:val="BodyText"/>
+      </w:pPr>
+      <w:r>
+        <w:t xml:space="preserve">[NOT</w:t>
+      </w:r>
+      <w:r>
+        <w:t xml:space="preserve"> </w:t>
+      </w:r>
+      <w:r>
+        <w:t xml:space="preserve">IN</w:t>
+      </w:r>
+      <w:r>
+        <w:t xml:space="preserve"> </w:t>
+      </w:r>
+      <w:r>
+        <w:t xml:space="preserve">THE</w:t>
+      </w:r>
+      <w:r>
+        <w:t xml:space="preserve"> </w:t>
+      </w:r>
+      <w:r>
+        <w:t xml:space="preserve">FILED</w:t>
+      </w:r>
+      <w:r>
+        <w:t xml:space="preserve"> </w:t>
+      </w:r>
+      <w:r>
+        <w:t xml:space="preserve">EXEMPLAR:</w:t>
+      </w:r>
+      <w:r>
+        <w:t xml:space="preserve"> </w:t>
+      </w:r>
+      <w:r>
+        <w:t xml:space="preserve">Fed.</w:t>
+      </w:r>
+      <w:r>
+        <w:t xml:space="preserve"> </w:t>
+      </w:r>
+      <w:r>
+        <w:t xml:space="preserve">R.</w:t>
+      </w:r>
+      <w:r>
+        <w:t xml:space="preserve"> </w:t>
+      </w:r>
+      <w:r>
+        <w:t xml:space="preserve">Bankr.</w:t>
+      </w:r>
+      <w:r>
+        <w:t xml:space="preserve"> </w:t>
+      </w:r>
+      <w:r>
+        <w:t xml:space="preserve">P.</w:t>
+      </w:r>
+      <w:r>
+        <w:t xml:space="preserve"> </w:t>
+      </w:r>
+      <w:r>
+        <w:t xml:space="preserve">7008(a)</w:t>
+      </w:r>
+      <w:r>
+        <w:t xml:space="preserve"> </w:t>
+      </w:r>
+      <w:r>
+        <w:t xml:space="preserve">and</w:t>
+      </w:r>
+      <w:r>
+        <w:t xml:space="preserve"> </w:t>
+      </w:r>
+      <w:r>
+        <w:t xml:space="preserve">Miss.</w:t>
+      </w:r>
+      <w:r>
+        <w:t xml:space="preserve"> </w:t>
+      </w:r>
+      <w:r>
+        <w:t xml:space="preserve">Bankr.</w:t>
+      </w:r>
+      <w:r>
+        <w:t xml:space="preserve"> </w:t>
+      </w:r>
+      <w:r>
+        <w:t xml:space="preserve">L.R.</w:t>
+      </w:r>
+      <w:r>
+        <w:t xml:space="preserve"> </w:t>
+      </w:r>
+      <w:r>
+        <w:t xml:space="preserve">7008</w:t>
+        <w:noBreakHyphen/>
+        <w:t xml:space="preserve">1</w:t>
+      </w:r>
+      <w:r>
+        <w:t xml:space="preserve"> </w:t>
+      </w:r>
+      <w:r>
+        <w:t xml:space="preserve">require</w:t>
+      </w:r>
+      <w:r>
+        <w:t xml:space="preserve"> </w:t>
+      </w:r>
+      <w:r>
+        <w:t xml:space="preserve">the</w:t>
+      </w:r>
+      <w:r>
+        <w:t xml:space="preserve"> </w:t>
+      </w:r>
+      <w:r>
+        <w:t xml:space="preserve">pleader</w:t>
+      </w:r>
+      <w:r>
+        <w:t xml:space="preserve"> </w:t>
+      </w:r>
+      <w:r>
+        <w:t xml:space="preserve">to</w:t>
+      </w:r>
+      <w:r>
+        <w:t xml:space="preserve"> </w:t>
+      </w:r>
+      <w:r>
+        <w:t xml:space="preserve">state</w:t>
+      </w:r>
+      <w:r>
+        <w:t xml:space="preserve"> </w:t>
+      </w:r>
+      <w:r>
+        <w:t xml:space="preserve">whether</w:t>
+      </w:r>
+      <w:r>
+        <w:t xml:space="preserve"> </w:t>
+      </w:r>
+      <w:r>
+        <w:t xml:space="preserve">it</w:t>
+      </w:r>
+      <w:r>
+        <w:t xml:space="preserve"> </w:t>
+      </w:r>
+      <w:r>
+        <w:t xml:space="preserve">consents</w:t>
+      </w:r>
+      <w:r>
+        <w:t xml:space="preserve"> </w:t>
+      </w:r>
+      <w:r>
+        <w:t xml:space="preserve">to</w:t>
+      </w:r>
+      <w:r>
+        <w:t xml:space="preserve"> </w:t>
+      </w:r>
+      <w:r>
+        <w:t xml:space="preserve">entry</w:t>
+      </w:r>
+      <w:r>
+        <w:t xml:space="preserve"> </w:t>
+      </w:r>
+      <w:r>
+        <w:t xml:space="preserve">of</w:t>
+      </w:r>
+      <w:r>
+        <w:t xml:space="preserve"> </w:t>
+      </w:r>
+      <w:r>
+        <w:t xml:space="preserve">final</w:t>
+      </w:r>
+      <w:r>
+        <w:t xml:space="preserve"> </w:t>
+      </w:r>
+      <w:r>
+        <w:t xml:space="preserve">orders</w:t>
+      </w:r>
+      <w:r>
+        <w:t xml:space="preserve"> </w:t>
+      </w:r>
+      <w:r>
+        <w:t xml:space="preserve">or</w:t>
+      </w:r>
+      <w:r>
+        <w:t xml:space="preserve"> </w:t>
+      </w:r>
+      <w:r>
+        <w:t xml:space="preserve">judgment</w:t>
+      </w:r>
+      <w:r>
+        <w:t xml:space="preserve"> </w:t>
+      </w:r>
+      <w:r>
+        <w:t xml:space="preserve">by</w:t>
+      </w:r>
+      <w:r>
+        <w:t xml:space="preserve"> </w:t>
+      </w:r>
+      <w:r>
+        <w:t xml:space="preserve">the</w:t>
+      </w:r>
+      <w:r>
+        <w:t xml:space="preserve"> </w:t>
+      </w:r>
+      <w:r>
+        <w:t xml:space="preserve">bankruptcy</w:t>
+      </w:r>
+      <w:r>
+        <w:t xml:space="preserve"> </w:t>
+      </w:r>
+      <w:r>
+        <w:t xml:space="preserve">court.</w:t>
+      </w:r>
+      <w:r>
+        <w:t xml:space="preserve"> </w:t>
+      </w:r>
+      <w:r>
+        <w:t xml:space="preserve">The</w:t>
+      </w:r>
+      <w:r>
+        <w:t xml:space="preserve"> </w:t>
+      </w:r>
+      <w:r>
+        <w:t xml:space="preserve">filed</w:t>
+      </w:r>
+      <w:r>
+        <w:t xml:space="preserve"> </w:t>
+      </w:r>
+      <w:r>
+        <w:t xml:space="preserve">complaint</w:t>
+      </w:r>
+      <w:r>
+        <w:t xml:space="preserve"> </w:t>
+      </w:r>
+      <w:r>
+        <w:t xml:space="preserve">has</w:t>
+      </w:r>
+      <w:r>
+        <w:t xml:space="preserve"> </w:t>
+      </w:r>
+      <w:r>
+        <w:t xml:space="preserve">no</w:t>
+      </w:r>
+      <w:r>
+        <w:t xml:space="preserve"> </w:t>
+      </w:r>
+      <w:r>
+        <w:t xml:space="preserve">such</w:t>
+      </w:r>
+      <w:r>
+        <w:t xml:space="preserve"> </w:t>
+      </w:r>
+      <w:r>
+        <w:t xml:space="preserve">statement.</w:t>
+      </w:r>
+      <w:r>
+        <w:t xml:space="preserve"> </w:t>
+      </w:r>
+      <w:r>
+        <w:t xml:space="preserve">This</w:t>
+      </w:r>
+      <w:r>
+        <w:t xml:space="preserve"> </w:t>
+      </w:r>
+      <w:r>
+        <w:t xml:space="preserve">line</w:t>
+      </w:r>
+      <w:r>
+        <w:t xml:space="preserve"> </w:t>
+      </w:r>
+      <w:r>
+        <w:t xml:space="preserve">marks</w:t>
+      </w:r>
+      <w:r>
+        <w:t xml:space="preserve"> </w:t>
+      </w:r>
+      <w:r>
+        <w:t xml:space="preserve">the</w:t>
+      </w:r>
+      <w:r>
+        <w:t xml:space="preserve"> </w:t>
+      </w:r>
+      <w:r>
+        <w:t xml:space="preserve">gap.]</w:t>
+      </w:r>
+    </w:p>
+    <w:p>
+      <w:pPr>
+        <w:pStyle w:val="Heading1"/>
+        <w:keepNext/>
+        <w:keepLines/>
+        <w:spacing w:before="0" w:after="0" w:line="552" w:lineRule="exact"/>
+        <w:ind w:left="0" w:firstLine="0"/>
+        <w:jc w:val="center"/>
+      </w:pPr>
+      <w:r>
+        <w:rPr>
+          <w:b/>
+          <w:bCs/>
+        </w:rPr>
+        <w:t xml:space="preserve">JURISDICTION</w:t>
+      </w:r>
+      <w:r>
+        <w:rPr>
+          <w:b/>
+          <w:bCs/>
+        </w:rPr>
+        <w:t xml:space="preserve"> </w:t>
+      </w:r>
+      <w:r>
+        <w:rPr>
+          <w:b/>
+          <w:bCs/>
+        </w:rPr>
+        <w:t xml:space="preserve">&amp;</w:t>
+      </w:r>
+      <w:r>
+        <w:rPr>
+          <w:b/>
+          <w:bCs/>
+        </w:rPr>
+        <w:t xml:space="preserve"> </w:t>
+      </w:r>
+      <w:r>
+        <w:rPr>
+          <w:b/>
+          <w:bCs/>
+        </w:rPr>
+        <w:t xml:space="preserve">VENUE</w:t>
+      </w:r>
+    </w:p>
+    <w:p>
+      <w:pPr>
+        <w:pStyle w:val="Numbered"/>
       </w:pPr>
       <w:r>
         <w:t xml:space="preserve">1.</w:t>
@@ -323,7 +1518,7 @@
     </w:p>
     <w:p>
       <w:pPr>
-        <w:pStyle w:val="MSSBBody"/>
+        <w:pStyle w:val="Numbered"/>
       </w:pPr>
       <w:r>
         <w:t xml:space="preserve">2.</w:t>
@@ -337,7 +1532,7 @@
     </w:p>
     <w:p>
       <w:pPr>
-        <w:pStyle w:val="MSSBBody"/>
+        <w:pStyle w:val="Numbered"/>
       </w:pPr>
       <w:r>
         <w:t xml:space="preserve">3.</w:t>
@@ -351,7 +1546,7 @@
     </w:p>
     <w:p>
       <w:pPr>
-        <w:pStyle w:val="MSSBBody"/>
+        <w:pStyle w:val="Numbered"/>
       </w:pPr>
       <w:r>
         <w:t xml:space="preserve">4.</w:t>
@@ -360,20 +1555,29 @@
         <w:tab/>
       </w:r>
       <w:r>
-        <w:t xml:space="preserve">This adversary proceeding is commenced pursuant to Rule 7001 of the Federal Rules of Bankruptcy Procedure. The Trustee brings claims to enforce the Bankruptcy Code, for the recovery of money/property and accounting.</w:t>
-      </w:r>
-    </w:p>
-    <w:p>
-      <w:pPr>
-        <w:pStyle w:val="MSSBHeadingCaps"/>
-      </w:pPr>
-      <w:r>
+        <w:t xml:space="preserve">This adversary proceeding is commenced pursuant to Rule 7001 of the Federal Rules of Bankruptcy Procedure. The Trustee brings claims to enforce the Bankruptcy Code, for the recovery of money/​property and accounting.</w:t>
+      </w:r>
+    </w:p>
+    <w:p>
+      <w:pPr>
+        <w:pStyle w:val="Heading1"/>
+        <w:keepNext/>
+        <w:keepLines/>
+        <w:spacing w:before="0" w:after="0" w:line="552" w:lineRule="exact"/>
+        <w:ind w:left="0" w:firstLine="0"/>
+        <w:jc w:val="center"/>
+      </w:pPr>
+      <w:r>
+        <w:rPr>
+          <w:b/>
+          <w:bCs/>
+        </w:rPr>
         <w:t xml:space="preserve">PARTIES</w:t>
       </w:r>
     </w:p>
     <w:p>
       <w:pPr>
-        <w:pStyle w:val="MSSBBody"/>
+        <w:pStyle w:val="Numbered"/>
       </w:pPr>
       <w:r>
         <w:t xml:space="preserve">5.</w:t>
@@ -387,7 +1591,7 @@
     </w:p>
     <w:p>
       <w:pPr>
-        <w:pStyle w:val="MSSBBody"/>
+        <w:pStyle w:val="Numbered"/>
       </w:pPr>
       <w:r>
         <w:t xml:space="preserve">6.</w:t>
@@ -401,7 +1605,7 @@
     </w:p>
     <w:p>
       <w:pPr>
-        <w:pStyle w:val="MSSBBody"/>
+        <w:pStyle w:val="Numbered"/>
       </w:pPr>
       <w:r>
         <w:t xml:space="preserve">7.</w:t>
@@ -410,12 +1614,12 @@
         <w:tab/>
       </w:r>
       <w:r>
-        <w:t xml:space="preserve">Global Holdings is a limited liability company organized under the laws of Oklahoma and—through its subsidiary, agent, or alter-ego, Global —does business in every state of the United States. Global Holdings as the parent company and is a controlling shareholder of Global. Global Holdings shares common officers, common office space, common ownership and/or common board of directors with Global. Global and Global Holdings do not observe corporate formalities and their actions described herein are fraudulent and misrepresent themselves to consumers. Consumer expectations as to the party with whom they are dealing are frustrated. Global is thinly capitalized and is a separate corporate entity used to avoid liability to consumers who incur damages because of the actions described herein. Global Holdings may be served upon its registered agent for service of process, Brent Hampton, at 4500 S. 129th Avenue, Suite 175, Tulsa, Oklahoma 74134.</w:t>
-      </w:r>
-    </w:p>
-    <w:p>
-      <w:pPr>
-        <w:pStyle w:val="MSSBBody"/>
+        <w:t xml:space="preserve">Global Holdings is a limited liability company organized under the laws of Oklahoma and—through its subsidiary, agent, or alter-ego, Global —does business in every state of the United States. Global Holdings as the parent company and is a controlling shareholder of Global. Global Holdings shares common officers, common office space, common ownership and/​or common board of directors with Global. Global and Global Holdings do not observe corporate formalities and their actions described herein are fraudulent and misrepresent themselves to consumers. Consumer expectations as to the party with whom they are dealing are frustrated. Global is thinly capitalized and is a separate corporate entity used to avoid liability to consumers who incur damages because of the actions described herein. Global Holdings may be served upon its registered agent for service of process, Brent Hampton, at 4500 S. 129th Avenue, Suite 175, Tulsa, Oklahoma 74134.</w:t>
+      </w:r>
+    </w:p>
+    <w:p>
+      <w:pPr>
+        <w:pStyle w:val="Numbered"/>
       </w:pPr>
       <w:r>
         <w:t xml:space="preserve">8.</w:t>
@@ -429,7 +1633,7 @@
     </w:p>
     <w:p>
       <w:pPr>
-        <w:pStyle w:val="MSSBBody"/>
+        <w:pStyle w:val="Numbered"/>
       </w:pPr>
       <w:r>
         <w:t xml:space="preserve">9.</w:t>
@@ -443,7 +1647,7 @@
     </w:p>
     <w:p>
       <w:pPr>
-        <w:pStyle w:val="MSSBBody"/>
+        <w:pStyle w:val="NumberedNote"/>
       </w:pPr>
       <w:r>
         <w:t xml:space="preserve">10.</w:t>
@@ -461,12 +1665,12 @@
         <w:rPr>
           <w:rStyle w:val="FootnoteReference"/>
         </w:rPr>
-        <w:footnoteReference w:id="20"/>
-      </w:r>
-    </w:p>
-    <w:p>
-      <w:pPr>
-        <w:pStyle w:val="MSSBBody"/>
+        <w:footnoteReference w:id="9"/>
+      </w:r>
+    </w:p>
+    <w:p>
+      <w:pPr>
+        <w:pStyle w:val="NumberedNote"/>
       </w:pPr>
       <w:r>
         <w:t xml:space="preserve">11.</w:t>
@@ -484,12 +1688,12 @@
         <w:rPr>
           <w:rStyle w:val="FootnoteReference"/>
         </w:rPr>
-        <w:footnoteReference w:id="21"/>
-      </w:r>
-    </w:p>
-    <w:p>
-      <w:pPr>
-        <w:pStyle w:val="MSSBBody"/>
+        <w:footnoteReference w:id="10"/>
+      </w:r>
+    </w:p>
+    <w:p>
+      <w:pPr>
+        <w:pStyle w:val="Numbered"/>
       </w:pPr>
       <w:r>
         <w:t xml:space="preserve">12.</w:t>
@@ -498,28 +1702,138 @@
         <w:tab/>
       </w:r>
       <w:r>
-        <w:t xml:space="preserve">Debt Pay is a professional corporation organized under the laws of California. Debt Pay partners with Gershfeld Law to provide debt management services to Mississippians. Debt Pay, like Global, offers and provides account maintenance and payment processing services to DMSPs and consumers. Debt Pay may be served upon its registered agent, Christopher Queen, at 120 Birmingham Dr. Suite 245, Cardiff, CA 92007.</w:t>
-      </w:r>
-    </w:p>
-    <w:p>
-      <w:pPr>
-        <w:pStyle w:val="MSSBHeadingCaps"/>
-      </w:pPr>
-      <w:r>
+        <w:t xml:space="preserve">Debt Pay is a professional corporation organized under the laws of California. Debt Pay partners with Gershfeld Law to provide debt management services to Mississippians. Debt Pay, like Global, offers and provides account maintenance and payment processing services to DMSPs and consumers. Debt Pay may be served upon its registered agent, Christopher Queen, at 120 Birmingham Dr. Suite 245, Cardiff, CA 92007.</w:t>
+      </w:r>
+    </w:p>
+    <w:p>
+      <w:pPr>
+        <w:pStyle w:val="Heading1"/>
+        <w:keepNext/>
+        <w:keepLines/>
+        <w:spacing w:before="0" w:after="0" w:line="552" w:lineRule="exact"/>
+        <w:ind w:left="0" w:firstLine="0"/>
+        <w:jc w:val="center"/>
+      </w:pPr>
+      <w:r>
+        <w:rPr>
+          <w:b/>
+          <w:bCs/>
+        </w:rPr>
         <w:t xml:space="preserve">FACTS</w:t>
       </w:r>
     </w:p>
     <w:p>
       <w:pPr>
-        <w:pStyle w:val="MSSBHeadingItalic"/>
-      </w:pPr>
-      <w:r>
-        <w:t xml:space="preserve">Facts specific to Bobby Joe Griffin</w:t>
-      </w:r>
-    </w:p>
-    <w:p>
-      <w:pPr>
-        <w:pStyle w:val="MSSBBody"/>
+        <w:pStyle w:val="Heading3"/>
+        <w:keepNext/>
+        <w:keepLines/>
+        <w:spacing w:before="0" w:after="0" w:line="552" w:lineRule="exact"/>
+        <w:ind w:left="0" w:firstLine="0"/>
+        <w:jc w:val="left"/>
+      </w:pPr>
+      <w:r>
+        <w:rPr>
+          <w:b/>
+          <w:bCs/>
+          <w:i/>
+          <w:iCs/>
+        </w:rPr>
+        <w:t xml:space="preserve">Facts</w:t>
+      </w:r>
+      <w:r>
+        <w:rPr>
+          <w:b/>
+          <w:bCs/>
+          <w:i/>
+          <w:iCs/>
+        </w:rPr>
+        <w:t xml:space="preserve"> </w:t>
+      </w:r>
+      <w:r>
+        <w:rPr>
+          <w:b/>
+          <w:bCs/>
+          <w:i/>
+          <w:iCs/>
+        </w:rPr>
+        <w:t xml:space="preserve">specific</w:t>
+      </w:r>
+      <w:r>
+        <w:rPr>
+          <w:b/>
+          <w:bCs/>
+          <w:i/>
+          <w:iCs/>
+        </w:rPr>
+        <w:t xml:space="preserve"> </w:t>
+      </w:r>
+      <w:r>
+        <w:rPr>
+          <w:b/>
+          <w:bCs/>
+          <w:i/>
+          <w:iCs/>
+        </w:rPr>
+        <w:t xml:space="preserve">to</w:t>
+      </w:r>
+      <w:r>
+        <w:rPr>
+          <w:b/>
+          <w:bCs/>
+          <w:i/>
+          <w:iCs/>
+        </w:rPr>
+        <w:t xml:space="preserve"> </w:t>
+      </w:r>
+      <w:r>
+        <w:rPr>
+          <w:b/>
+          <w:bCs/>
+          <w:i/>
+          <w:iCs/>
+        </w:rPr>
+        <w:t xml:space="preserve">Bobby</w:t>
+      </w:r>
+      <w:r>
+        <w:rPr>
+          <w:b/>
+          <w:bCs/>
+          <w:i/>
+          <w:iCs/>
+        </w:rPr>
+        <w:t xml:space="preserve"> </w:t>
+      </w:r>
+      <w:r>
+        <w:rPr>
+          <w:b/>
+          <w:bCs/>
+          <w:i/>
+          <w:iCs/>
+        </w:rPr>
+        <w:t xml:space="preserve">Joe</w:t>
+      </w:r>
+      <w:r>
+        <w:rPr>
+          <w:b/>
+          <w:bCs/>
+          <w:i/>
+          <w:iCs/>
+        </w:rPr>
+        <w:t xml:space="preserve"> </w:t>
+      </w:r>
+      <w:r>
+        <w:rPr>
+          <w:b/>
+          <w:bCs/>
+          <w:i/>
+          <w:iCs/>
+        </w:rPr>
+        <w:t xml:space="preserve">Griffin</w:t>
+      </w:r>
+    </w:p>
+    <w:p>
+      <w:pPr>
+        <w:pStyle w:val="Numbered"/>
       </w:pPr>
       <w:r>
         <w:t xml:space="preserve">13.</w:t>
@@ -533,7 +1847,7 @@
     </w:p>
     <w:p>
       <w:pPr>
-        <w:pStyle w:val="MSSBBody"/>
+        <w:pStyle w:val="Numbered"/>
       </w:pPr>
       <w:r>
         <w:t xml:space="preserve">14.</w:t>
@@ -547,7 +1861,7 @@
     </w:p>
     <w:p>
       <w:pPr>
-        <w:pStyle w:val="MSSBBody"/>
+        <w:pStyle w:val="Numbered"/>
       </w:pPr>
       <w:r>
         <w:t xml:space="preserve">15.</w:t>
@@ -561,7 +1875,7 @@
     </w:p>
     <w:p>
       <w:pPr>
-        <w:pStyle w:val="MSSBBody"/>
+        <w:pStyle w:val="Numbered"/>
       </w:pPr>
       <w:r>
         <w:t xml:space="preserve">16.</w:t>
@@ -575,7 +1889,7 @@
     </w:p>
     <w:p>
       <w:pPr>
-        <w:pStyle w:val="MSSBBody"/>
+        <w:pStyle w:val="Numbered"/>
       </w:pPr>
       <w:r>
         <w:t xml:space="preserve">17.</w:t>
@@ -589,7 +1903,7 @@
     </w:p>
     <w:p>
       <w:pPr>
-        <w:pStyle w:val="MSSBBody"/>
+        <w:pStyle w:val="Numbered"/>
       </w:pPr>
       <w:r>
         <w:t xml:space="preserve">18.</w:t>
@@ -603,7 +1917,7 @@
     </w:p>
     <w:p>
       <w:pPr>
-        <w:pStyle w:val="MSSBBody"/>
+        <w:pStyle w:val="Numbered"/>
       </w:pPr>
       <w:r>
         <w:t xml:space="preserve">19.</w:t>
@@ -617,7 +1931,7 @@
     </w:p>
     <w:p>
       <w:pPr>
-        <w:pStyle w:val="MSSBBody"/>
+        <w:pStyle w:val="Numbered"/>
       </w:pPr>
       <w:r>
         <w:t xml:space="preserve">20.</w:t>
@@ -626,12 +1940,12 @@
         <w:tab/>
       </w:r>
       <w:r>
-        <w:t xml:space="preserve">Upon information and belief, Griffin was required to use a special purpose account (“SPA”) as part of the legal services and debt management program. The SPA was used to collect funds from Griffin, pay fees to the DMSP (i.e. Robert S. Gitmeid &amp; Associates, Robert S. Gitmeid and Global) and pay creditors.</w:t>
-      </w:r>
-    </w:p>
-    <w:p>
-      <w:pPr>
-        <w:pStyle w:val="MSSBBody"/>
+        <w:t xml:space="preserve">Upon information and belief, Griffin was required to use a special purpose account (“SPA”) as part of the legal services and debt management program. The SPA was used to collect funds from Griffin, pay fees to the DMSP (i.e. Robert S. Gitmeid &amp; Associates, Robert S. Gitmeid and Global) and pay creditors.</w:t>
+      </w:r>
+    </w:p>
+    <w:p>
+      <w:pPr>
+        <w:pStyle w:val="Numbered"/>
       </w:pPr>
       <w:r>
         <w:t xml:space="preserve">21.</w:t>
@@ -645,7 +1959,7 @@
     </w:p>
     <w:p>
       <w:pPr>
-        <w:pStyle w:val="MSSBBody"/>
+        <w:pStyle w:val="Numbered"/>
       </w:pPr>
       <w:r>
         <w:t xml:space="preserve">22.</w:t>
@@ -659,7 +1973,7 @@
     </w:p>
     <w:p>
       <w:pPr>
-        <w:pStyle w:val="MSSBBody"/>
+        <w:pStyle w:val="Numbered"/>
       </w:pPr>
       <w:r>
         <w:t xml:space="preserve">23.</w:t>
@@ -673,7 +1987,7 @@
     </w:p>
     <w:p>
       <w:pPr>
-        <w:pStyle w:val="MSSBBody"/>
+        <w:pStyle w:val="Numbered"/>
       </w:pPr>
       <w:r>
         <w:t xml:space="preserve">24.</w:t>
@@ -687,7 +2001,7 @@
     </w:p>
     <w:p>
       <w:pPr>
-        <w:pStyle w:val="MSSBBody"/>
+        <w:pStyle w:val="Numbered"/>
       </w:pPr>
       <w:r>
         <w:t xml:space="preserve">25.</w:t>
@@ -701,7 +2015,7 @@
     </w:p>
     <w:p>
       <w:pPr>
-        <w:pStyle w:val="MSSBBody"/>
+        <w:pStyle w:val="Numbered"/>
       </w:pPr>
       <w:r>
         <w:t xml:space="preserve">26.</w:t>
@@ -715,7 +2029,7 @@
     </w:p>
     <w:p>
       <w:pPr>
-        <w:pStyle w:val="MSSBBody"/>
+        <w:pStyle w:val="Numbered"/>
       </w:pPr>
       <w:r>
         <w:t xml:space="preserve">27.</w:t>
@@ -729,7 +2043,7 @@
     </w:p>
     <w:p>
       <w:pPr>
-        <w:pStyle w:val="MSSBBody"/>
+        <w:pStyle w:val="Numbered"/>
       </w:pPr>
       <w:r>
         <w:t xml:space="preserve">28.</w:t>
@@ -743,7 +2057,7 @@
     </w:p>
     <w:p>
       <w:pPr>
-        <w:pStyle w:val="MSSBBody"/>
+        <w:pStyle w:val="Numbered"/>
       </w:pPr>
       <w:r>
         <w:t xml:space="preserve">29.</w:t>
@@ -757,7 +2071,7 @@
     </w:p>
     <w:p>
       <w:pPr>
-        <w:pStyle w:val="MSSBBody"/>
+        <w:pStyle w:val="Numbered"/>
       </w:pPr>
       <w:r>
         <w:t xml:space="preserve">30.</w:t>
@@ -766,12 +2080,12 @@
         <w:tab/>
       </w:r>
       <w:r>
-        <w:t xml:space="preserve">Griffin was required to use a SPA as part of the legal services and debt management program with Gershfeld Law. The SPA was used to collect funds from Griffin, pay fees to the DMSP (i.e. Gershfeld Law, Yana Gershfeld and Debt Pay) and pay creditors.</w:t>
-      </w:r>
-    </w:p>
-    <w:p>
-      <w:pPr>
-        <w:pStyle w:val="MSSBBody"/>
+        <w:t xml:space="preserve">Griffin was required to use a SPA as part of the legal services and debt management program with Gershfeld Law. The SPA was used to collect funds from Griffin, pay fees to the DMSP (i.e. Gershfeld Law, Yana Gershfeld and Debt Pay) and pay creditors.</w:t>
+      </w:r>
+    </w:p>
+    <w:p>
+      <w:pPr>
+        <w:pStyle w:val="Numbered"/>
       </w:pPr>
       <w:r>
         <w:t xml:space="preserve">31.</w:t>
@@ -785,7 +2099,7 @@
     </w:p>
     <w:p>
       <w:pPr>
-        <w:pStyle w:val="MSSBBody"/>
+        <w:pStyle w:val="Numbered"/>
       </w:pPr>
       <w:r>
         <w:t xml:space="preserve">32.</w:t>
@@ -799,7 +2113,7 @@
     </w:p>
     <w:p>
       <w:pPr>
-        <w:pStyle w:val="MSSBBody"/>
+        <w:pStyle w:val="Numbered"/>
       </w:pPr>
       <w:r>
         <w:t xml:space="preserve">33.</w:t>
@@ -813,7 +2127,7 @@
     </w:p>
     <w:p>
       <w:pPr>
-        <w:pStyle w:val="MSSBBody"/>
+        <w:pStyle w:val="Numbered"/>
       </w:pPr>
       <w:r>
         <w:t xml:space="preserve">34.</w:t>
@@ -827,7 +2141,7 @@
     </w:p>
     <w:p>
       <w:pPr>
-        <w:pStyle w:val="MSSBBody"/>
+        <w:pStyle w:val="Numbered"/>
       </w:pPr>
       <w:r>
         <w:t xml:space="preserve">35.</w:t>
@@ -841,7 +2155,7 @@
     </w:p>
     <w:p>
       <w:pPr>
-        <w:pStyle w:val="MSSBBody"/>
+        <w:pStyle w:val="Numbered"/>
       </w:pPr>
       <w:r>
         <w:t xml:space="preserve">36.</w:t>
@@ -855,7 +2169,7 @@
     </w:p>
     <w:p>
       <w:pPr>
-        <w:pStyle w:val="MSSBBody"/>
+        <w:pStyle w:val="Numbered"/>
       </w:pPr>
       <w:r>
         <w:t xml:space="preserve">37.</w:t>
@@ -869,7 +2183,7 @@
     </w:p>
     <w:p>
       <w:pPr>
-        <w:pStyle w:val="MSSBBody"/>
+        <w:pStyle w:val="Numbered"/>
       </w:pPr>
       <w:r>
         <w:t xml:space="preserve">38.</w:t>
@@ -883,7 +2197,7 @@
     </w:p>
     <w:p>
       <w:pPr>
-        <w:pStyle w:val="MSSBBody"/>
+        <w:pStyle w:val="Numbered"/>
       </w:pPr>
       <w:r>
         <w:t xml:space="preserve">39.</w:t>
@@ -897,7 +2211,7 @@
     </w:p>
     <w:p>
       <w:pPr>
-        <w:pStyle w:val="MSSBBody"/>
+        <w:pStyle w:val="Numbered"/>
       </w:pPr>
       <w:r>
         <w:t xml:space="preserve">40.</w:t>
@@ -911,7 +2225,7 @@
     </w:p>
     <w:p>
       <w:pPr>
-        <w:pStyle w:val="MSSBBody"/>
+        <w:pStyle w:val="Numbered"/>
       </w:pPr>
       <w:r>
         <w:t xml:space="preserve">41.</w:t>
@@ -925,15 +2239,98 @@
     </w:p>
     <w:p>
       <w:pPr>
-        <w:pStyle w:val="MSSBHeadingItalic"/>
-      </w:pPr>
-      <w:r>
-        <w:t xml:space="preserve">Facts specific to the Defendants</w:t>
-      </w:r>
-    </w:p>
-    <w:p>
-      <w:pPr>
-        <w:pStyle w:val="MSSBBody"/>
+        <w:pStyle w:val="Heading3"/>
+        <w:keepNext/>
+        <w:keepLines/>
+        <w:spacing w:before="0" w:after="0" w:line="552" w:lineRule="exact"/>
+        <w:ind w:left="0" w:firstLine="0"/>
+        <w:jc w:val="left"/>
+      </w:pPr>
+      <w:r>
+        <w:rPr>
+          <w:b/>
+          <w:bCs/>
+          <w:i/>
+          <w:iCs/>
+        </w:rPr>
+        <w:t xml:space="preserve">Facts</w:t>
+      </w:r>
+      <w:r>
+        <w:rPr>
+          <w:b/>
+          <w:bCs/>
+          <w:i/>
+          <w:iCs/>
+        </w:rPr>
+        <w:t xml:space="preserve"> </w:t>
+      </w:r>
+      <w:r>
+        <w:rPr>
+          <w:b/>
+          <w:bCs/>
+          <w:i/>
+          <w:iCs/>
+        </w:rPr>
+        <w:t xml:space="preserve">specific</w:t>
+      </w:r>
+      <w:r>
+        <w:rPr>
+          <w:b/>
+          <w:bCs/>
+          <w:i/>
+          <w:iCs/>
+        </w:rPr>
+        <w:t xml:space="preserve"> </w:t>
+      </w:r>
+      <w:r>
+        <w:rPr>
+          <w:b/>
+          <w:bCs/>
+          <w:i/>
+          <w:iCs/>
+        </w:rPr>
+        <w:t xml:space="preserve">to</w:t>
+      </w:r>
+      <w:r>
+        <w:rPr>
+          <w:b/>
+          <w:bCs/>
+          <w:i/>
+          <w:iCs/>
+        </w:rPr>
+        <w:t xml:space="preserve"> </w:t>
+      </w:r>
+      <w:r>
+        <w:rPr>
+          <w:b/>
+          <w:bCs/>
+          <w:i/>
+          <w:iCs/>
+        </w:rPr>
+        <w:t xml:space="preserve">the</w:t>
+      </w:r>
+      <w:r>
+        <w:rPr>
+          <w:b/>
+          <w:bCs/>
+          <w:i/>
+          <w:iCs/>
+        </w:rPr>
+        <w:t xml:space="preserve"> </w:t>
+      </w:r>
+      <w:r>
+        <w:rPr>
+          <w:b/>
+          <w:bCs/>
+          <w:i/>
+          <w:iCs/>
+        </w:rPr>
+        <w:t xml:space="preserve">Defendants</w:t>
+      </w:r>
+    </w:p>
+    <w:p>
+      <w:pPr>
+        <w:pStyle w:val="Numbered"/>
       </w:pPr>
       <w:r>
         <w:t xml:space="preserve">42.</w:t>
@@ -947,7 +2344,7 @@
     </w:p>
     <w:p>
       <w:pPr>
-        <w:pStyle w:val="MSSBBody"/>
+        <w:pStyle w:val="Numbered"/>
       </w:pPr>
       <w:r>
         <w:t xml:space="preserve">43.</w:t>
@@ -961,7 +2358,7 @@
     </w:p>
     <w:p>
       <w:pPr>
-        <w:pStyle w:val="MSSBBody"/>
+        <w:pStyle w:val="NumberedNote"/>
       </w:pPr>
       <w:r>
         <w:t xml:space="preserve">44.</w:t>
@@ -979,7 +2376,7 @@
         <w:rPr>
           <w:rStyle w:val="FootnoteReference"/>
         </w:rPr>
-        <w:footnoteReference w:id="22"/>
+        <w:footnoteReference w:id="11"/>
       </w:r>
       <w:r>
         <w:t xml:space="preserve"> </w:t>
@@ -990,7 +2387,7 @@
     </w:p>
     <w:p>
       <w:pPr>
-        <w:pStyle w:val="MSSBBody"/>
+        <w:pStyle w:val="NumberedNote"/>
       </w:pPr>
       <w:r>
         <w:t xml:space="preserve">45.</w:t>
@@ -999,7 +2396,13 @@
         <w:tab/>
       </w:r>
       <w:r>
-        <w:t xml:space="preserve">Global has worked with over 800 DMSPs to provide debt management services to more than 236,000 consumers nationally. Consumer Financial Protection Bureau v. Global Client Solutions, LLC et al, 2:14-cv-663 (C.D. of CA)</w:t>
+        <w:t xml:space="preserve">Global has worked with over 800 DMSPs to provide debt management services to more than 236,000 consumers nationally. Consumer Financial Protection Bureau v. Global Client Solutions, LLC et al, 2:14-cv</w:t>
+      </w:r>
+      <w:r>
+        <w:noBreakHyphen/>
+      </w:r>
+      <w:r>
+        <w:t xml:space="preserve">663 (C.D. of CA)</w:t>
       </w:r>
       <w:r>
         <w:t xml:space="preserve"> </w:t>
@@ -1008,7 +2411,7 @@
         <w:rPr>
           <w:rStyle w:val="FootnoteReference"/>
         </w:rPr>
-        <w:footnoteReference w:id="23"/>
+        <w:footnoteReference w:id="12"/>
       </w:r>
       <w:r>
         <w:t xml:space="preserve"> </w:t>
@@ -1019,7 +2422,7 @@
     </w:p>
     <w:p>
       <w:pPr>
-        <w:pStyle w:val="MSSBBody"/>
+        <w:pStyle w:val="Numbered"/>
       </w:pPr>
       <w:r>
         <w:t xml:space="preserve">46.</w:t>
@@ -1033,7 +2436,7 @@
     </w:p>
     <w:p>
       <w:pPr>
-        <w:pStyle w:val="MSSBBody"/>
+        <w:pStyle w:val="Numbered"/>
       </w:pPr>
       <w:r>
         <w:t xml:space="preserve">47.</w:t>
@@ -1047,7 +2450,7 @@
     </w:p>
     <w:p>
       <w:pPr>
-        <w:pStyle w:val="MSSBBody"/>
+        <w:pStyle w:val="Numbered"/>
       </w:pPr>
       <w:r>
         <w:t xml:space="preserve">48.</w:t>
@@ -1061,7 +2464,7 @@
     </w:p>
     <w:p>
       <w:pPr>
-        <w:pStyle w:val="MSSBBody"/>
+        <w:pStyle w:val="Numbered"/>
       </w:pPr>
       <w:r>
         <w:t xml:space="preserve">49.</w:t>
@@ -1075,7 +2478,7 @@
     </w:p>
     <w:tbl>
       <w:tblPr>
-        <w:tblW w:w="7920" w:type="dxa"/>
+        <w:tblW w:w="6480" w:type="dxa"/>
         <w:tblInd w:w="1440" w:type="dxa"/>
         <w:tblBorders>
           <w:top w:val="nil"/>
@@ -1087,22 +2490,31 @@
         </w:tblBorders>
         <w:tblLayout w:type="fixed"/>
         <w:tblCellMar>
+          <w:top w:w="0" w:type="dxa"/>
           <w:left w:w="173" w:type="dxa"/>
+          <w:bottom w:w="0" w:type="dxa"/>
           <w:right w:w="173" w:type="dxa"/>
         </w:tblCellMar>
+        <w:tblLook w:val="0000" w:firstRow="0" w:lastRow="0" w:firstColumn="0" w:lastColumn="0" w:noHBand="0" w:noVBand="0"/>
       </w:tblPr>
       <w:tblGrid>
-        <w:gridCol w:w="3960"/>
-        <w:gridCol w:w="3960"/>
+        <w:gridCol w:w="3240"/>
+        <w:gridCol w:w="3240"/>
       </w:tblGrid>
       <w:tr>
+        <w:trPr>
+          <w:cantSplit/>
+        </w:trPr>
         <w:tc>
           <w:tcPr>
-            <w:tcW w:w="3960" w:type="dxa"/>
+            <w:tcW w:w="3240" w:type="dxa"/>
           </w:tcPr>
           <w:p>
             <w:pPr>
-              <w:pStyle w:val="MSSBSingle"/>
+              <w:keepNext/>
+              <w:spacing w:before="0" w:after="0" w:line="276" w:lineRule="exact"/>
+              <w:ind w:left="0" w:firstLine="0"/>
+              <w:jc w:val="left"/>
             </w:pPr>
             <w:r>
               <w:t xml:space="preserve">Fee</w:t>
@@ -1111,11 +2523,14 @@
         </w:tc>
         <w:tc>
           <w:tcPr>
-            <w:tcW w:w="3960" w:type="dxa"/>
+            <w:tcW w:w="3240" w:type="dxa"/>
           </w:tcPr>
           <w:p>
             <w:pPr>
-              <w:pStyle w:val="MSSBSingle"/>
+              <w:keepNext/>
+              <w:spacing w:before="0" w:after="0" w:line="276" w:lineRule="exact"/>
+              <w:ind w:left="0" w:firstLine="0"/>
+              <w:jc w:val="right"/>
             </w:pPr>
             <w:r>
               <w:t xml:space="preserve">Amount</w:t>
@@ -1124,13 +2539,19 @@
         </w:tc>
       </w:tr>
       <w:tr>
+        <w:trPr>
+          <w:cantSplit/>
+        </w:trPr>
         <w:tc>
           <w:tcPr>
-            <w:tcW w:w="3960" w:type="dxa"/>
+            <w:tcW w:w="3240" w:type="dxa"/>
           </w:tcPr>
           <w:p>
             <w:pPr>
-              <w:pStyle w:val="MSSBSingle"/>
+              <w:keepNext/>
+              <w:spacing w:before="0" w:after="0" w:line="276" w:lineRule="exact"/>
+              <w:ind w:left="0" w:firstLine="0"/>
+              <w:jc w:val="left"/>
             </w:pPr>
             <w:r>
               <w:t xml:space="preserve">Account</w:t>
@@ -1157,11 +2578,14 @@
         </w:tc>
         <w:tc>
           <w:tcPr>
-            <w:tcW w:w="3960" w:type="dxa"/>
+            <w:tcW w:w="3240" w:type="dxa"/>
           </w:tcPr>
           <w:p>
             <w:pPr>
-              <w:pStyle w:val="MSSBSingle"/>
+              <w:keepNext/>
+              <w:spacing w:before="0" w:after="0" w:line="276" w:lineRule="exact"/>
+              <w:ind w:left="0" w:firstLine="0"/>
+              <w:jc w:val="right"/>
             </w:pPr>
             <w:r>
               <w:t xml:space="preserve">$9.00</w:t>
@@ -1170,13 +2594,19 @@
         </w:tc>
       </w:tr>
       <w:tr>
+        <w:trPr>
+          <w:cantSplit/>
+        </w:trPr>
         <w:tc>
           <w:tcPr>
-            <w:tcW w:w="3960" w:type="dxa"/>
+            <w:tcW w:w="3240" w:type="dxa"/>
           </w:tcPr>
           <w:p>
             <w:pPr>
-              <w:pStyle w:val="MSSBSingle"/>
+              <w:keepNext/>
+              <w:spacing w:before="0" w:after="0" w:line="276" w:lineRule="exact"/>
+              <w:ind w:left="0" w:firstLine="0"/>
+              <w:jc w:val="left"/>
             </w:pPr>
             <w:r>
               <w:t xml:space="preserve">Monthly</w:t>
@@ -1197,11 +2627,14 @@
         </w:tc>
         <w:tc>
           <w:tcPr>
-            <w:tcW w:w="3960" w:type="dxa"/>
+            <w:tcW w:w="3240" w:type="dxa"/>
           </w:tcPr>
           <w:p>
             <w:pPr>
-              <w:pStyle w:val="MSSBSingle"/>
+              <w:keepNext/>
+              <w:spacing w:before="0" w:after="0" w:line="276" w:lineRule="exact"/>
+              <w:ind w:left="0" w:firstLine="0"/>
+              <w:jc w:val="right"/>
             </w:pPr>
             <w:r>
               <w:t xml:space="preserve">$9.85</w:t>
@@ -1210,13 +2643,19 @@
         </w:tc>
       </w:tr>
       <w:tr>
+        <w:trPr>
+          <w:cantSplit/>
+        </w:trPr>
         <w:tc>
           <w:tcPr>
-            <w:tcW w:w="3960" w:type="dxa"/>
+            <w:tcW w:w="3240" w:type="dxa"/>
           </w:tcPr>
           <w:p>
             <w:pPr>
-              <w:pStyle w:val="MSSBSingle"/>
+              <w:keepNext/>
+              <w:spacing w:before="0" w:after="0" w:line="276" w:lineRule="exact"/>
+              <w:ind w:left="0" w:firstLine="0"/>
+              <w:jc w:val="left"/>
             </w:pPr>
             <w:r>
               <w:t xml:space="preserve">Incoming</w:t>
@@ -1237,11 +2676,14 @@
         </w:tc>
         <w:tc>
           <w:tcPr>
-            <w:tcW w:w="3960" w:type="dxa"/>
+            <w:tcW w:w="3240" w:type="dxa"/>
           </w:tcPr>
           <w:p>
             <w:pPr>
-              <w:pStyle w:val="MSSBSingle"/>
+              <w:keepNext/>
+              <w:spacing w:before="0" w:after="0" w:line="276" w:lineRule="exact"/>
+              <w:ind w:left="0" w:firstLine="0"/>
+              <w:jc w:val="right"/>
             </w:pPr>
             <w:r>
               <w:t xml:space="preserve">$10.00</w:t>
@@ -1250,13 +2692,19 @@
         </w:tc>
       </w:tr>
       <w:tr>
+        <w:trPr>
+          <w:cantSplit/>
+        </w:trPr>
         <w:tc>
           <w:tcPr>
-            <w:tcW w:w="3960" w:type="dxa"/>
+            <w:tcW w:w="3240" w:type="dxa"/>
           </w:tcPr>
           <w:p>
             <w:pPr>
-              <w:pStyle w:val="MSSBSingle"/>
+              <w:keepNext/>
+              <w:spacing w:before="0" w:after="0" w:line="276" w:lineRule="exact"/>
+              <w:ind w:left="0" w:firstLine="0"/>
+              <w:jc w:val="left"/>
             </w:pPr>
             <w:r>
               <w:t xml:space="preserve">Outgoing</w:t>
@@ -1277,11 +2725,14 @@
         </w:tc>
         <w:tc>
           <w:tcPr>
-            <w:tcW w:w="3960" w:type="dxa"/>
+            <w:tcW w:w="3240" w:type="dxa"/>
           </w:tcPr>
           <w:p>
             <w:pPr>
-              <w:pStyle w:val="MSSBSingle"/>
+              <w:keepNext/>
+              <w:spacing w:before="0" w:after="0" w:line="276" w:lineRule="exact"/>
+              <w:ind w:left="0" w:firstLine="0"/>
+              <w:jc w:val="right"/>
             </w:pPr>
             <w:r>
               <w:t xml:space="preserve">$15.00</w:t>
@@ -1290,13 +2741,19 @@
         </w:tc>
       </w:tr>
       <w:tr>
+        <w:trPr>
+          <w:cantSplit/>
+        </w:trPr>
         <w:tc>
           <w:tcPr>
-            <w:tcW w:w="3960" w:type="dxa"/>
+            <w:tcW w:w="3240" w:type="dxa"/>
           </w:tcPr>
           <w:p>
             <w:pPr>
-              <w:pStyle w:val="MSSBSingle"/>
+              <w:keepNext/>
+              <w:spacing w:before="0" w:after="0" w:line="276" w:lineRule="exact"/>
+              <w:ind w:left="0" w:firstLine="0"/>
+              <w:jc w:val="left"/>
             </w:pPr>
             <w:r>
               <w:t xml:space="preserve">2nd</w:t>
@@ -1317,11 +2774,14 @@
         </w:tc>
         <w:tc>
           <w:tcPr>
-            <w:tcW w:w="3960" w:type="dxa"/>
+            <w:tcW w:w="3240" w:type="dxa"/>
           </w:tcPr>
           <w:p>
             <w:pPr>
-              <w:pStyle w:val="MSSBSingle"/>
+              <w:keepNext/>
+              <w:spacing w:before="0" w:after="0" w:line="276" w:lineRule="exact"/>
+              <w:ind w:left="0" w:firstLine="0"/>
+              <w:jc w:val="right"/>
             </w:pPr>
             <w:r>
               <w:t xml:space="preserve">$10.00</w:t>
@@ -1330,13 +2790,19 @@
         </w:tc>
       </w:tr>
       <w:tr>
+        <w:trPr>
+          <w:cantSplit/>
+        </w:trPr>
         <w:tc>
           <w:tcPr>
-            <w:tcW w:w="3960" w:type="dxa"/>
+            <w:tcW w:w="3240" w:type="dxa"/>
           </w:tcPr>
           <w:p>
             <w:pPr>
-              <w:pStyle w:val="MSSBSingle"/>
+              <w:keepNext/>
+              <w:spacing w:before="0" w:after="0" w:line="276" w:lineRule="exact"/>
+              <w:ind w:left="0" w:firstLine="0"/>
+              <w:jc w:val="left"/>
             </w:pPr>
             <w:r>
               <w:t xml:space="preserve">Overnight</w:t>
@@ -1351,11 +2817,14 @@
         </w:tc>
         <w:tc>
           <w:tcPr>
-            <w:tcW w:w="3960" w:type="dxa"/>
+            <w:tcW w:w="3240" w:type="dxa"/>
           </w:tcPr>
           <w:p>
             <w:pPr>
-              <w:pStyle w:val="MSSBSingle"/>
+              <w:keepNext/>
+              <w:spacing w:before="0" w:after="0" w:line="276" w:lineRule="exact"/>
+              <w:ind w:left="0" w:firstLine="0"/>
+              <w:jc w:val="right"/>
             </w:pPr>
             <w:r>
               <w:t xml:space="preserve">$20.00</w:t>
@@ -1364,13 +2833,19 @@
         </w:tc>
       </w:tr>
       <w:tr>
+        <w:trPr>
+          <w:cantSplit/>
+        </w:trPr>
         <w:tc>
           <w:tcPr>
-            <w:tcW w:w="3960" w:type="dxa"/>
+            <w:tcW w:w="3240" w:type="dxa"/>
           </w:tcPr>
           <w:p>
             <w:pPr>
-              <w:pStyle w:val="MSSBSingle"/>
+              <w:keepNext/>
+              <w:spacing w:before="0" w:after="0" w:line="276" w:lineRule="exact"/>
+              <w:ind w:left="0" w:firstLine="0"/>
+              <w:jc w:val="left"/>
             </w:pPr>
             <w:r>
               <w:t xml:space="preserve">Phone</w:t>
@@ -1385,11 +2860,14 @@
         </w:tc>
         <w:tc>
           <w:tcPr>
-            <w:tcW w:w="3960" w:type="dxa"/>
+            <w:tcW w:w="3240" w:type="dxa"/>
           </w:tcPr>
           <w:p>
             <w:pPr>
-              <w:pStyle w:val="MSSBSingle"/>
+              <w:keepNext/>
+              <w:spacing w:before="0" w:after="0" w:line="276" w:lineRule="exact"/>
+              <w:ind w:left="0" w:firstLine="0"/>
+              <w:jc w:val="right"/>
             </w:pPr>
             <w:r>
               <w:t xml:space="preserve">$1.50</w:t>
@@ -1398,13 +2876,18 @@
         </w:tc>
       </w:tr>
       <w:tr>
+        <w:trPr>
+          <w:cantSplit/>
+        </w:trPr>
         <w:tc>
           <w:tcPr>
-            <w:tcW w:w="3960" w:type="dxa"/>
+            <w:tcW w:w="3240" w:type="dxa"/>
           </w:tcPr>
           <w:p>
             <w:pPr>
-              <w:pStyle w:val="MSSBSingle"/>
+              <w:spacing w:before="0" w:after="0" w:line="276" w:lineRule="exact"/>
+              <w:ind w:left="0" w:firstLine="0"/>
+              <w:jc w:val="left"/>
             </w:pPr>
             <w:r>
               <w:t xml:space="preserve">Stop</w:t>
@@ -1425,11 +2908,13 @@
         </w:tc>
         <w:tc>
           <w:tcPr>
-            <w:tcW w:w="3960" w:type="dxa"/>
+            <w:tcW w:w="3240" w:type="dxa"/>
           </w:tcPr>
           <w:p>
             <w:pPr>
-              <w:pStyle w:val="MSSBSingle"/>
+              <w:spacing w:before="0" w:after="0" w:line="276" w:lineRule="exact"/>
+              <w:ind w:left="0" w:firstLine="0"/>
+              <w:jc w:val="right"/>
             </w:pPr>
             <w:r>
               <w:t xml:space="preserve">$17.50</w:t>
@@ -1440,7 +2925,14 @@
     </w:tbl>
     <w:p>
       <w:pPr>
-        <w:pStyle w:val="MSSBBody"/>
+        <w:spacing w:before="0" w:after="0" w:line="276" w:lineRule="exact"/>
+        <w:ind w:left="0" w:firstLine="0"/>
+        <w:jc w:val="left"/>
+      </w:pPr>
+    </w:p>
+    <w:p>
+      <w:pPr>
+        <w:pStyle w:val="Numbered"/>
       </w:pPr>
       <w:r>
         <w:t xml:space="preserve">50.</w:t>
@@ -1454,7 +2946,7 @@
     </w:p>
     <w:p>
       <w:pPr>
-        <w:pStyle w:val="MSSBBody"/>
+        <w:pStyle w:val="Numbered"/>
       </w:pPr>
       <w:r>
         <w:t xml:space="preserve">51.</w:t>
@@ -1468,7 +2960,7 @@
     </w:p>
     <w:p>
       <w:pPr>
-        <w:pStyle w:val="MSSBBody"/>
+        <w:pStyle w:val="Numbered"/>
       </w:pPr>
       <w:r>
         <w:t xml:space="preserve">52.</w:t>
@@ -1482,7 +2974,7 @@
     </w:p>
     <w:p>
       <w:pPr>
-        <w:pStyle w:val="MSSBBody"/>
+        <w:pStyle w:val="NumberedNote"/>
       </w:pPr>
       <w:r>
         <w:t xml:space="preserve">53.</w:t>
@@ -1500,12 +2992,12 @@
         <w:rPr>
           <w:rStyle w:val="FootnoteReference"/>
         </w:rPr>
-        <w:footnoteReference w:id="24"/>
-      </w:r>
-    </w:p>
-    <w:p>
-      <w:pPr>
-        <w:pStyle w:val="MSSBBody"/>
+        <w:footnoteReference w:id="13"/>
+      </w:r>
+    </w:p>
+    <w:p>
+      <w:pPr>
+        <w:pStyle w:val="NumberedNote"/>
       </w:pPr>
       <w:r>
         <w:t xml:space="preserve">54.</w:t>
@@ -1523,7 +3015,7 @@
         <w:rPr>
           <w:rStyle w:val="FootnoteReference"/>
         </w:rPr>
-        <w:footnoteReference w:id="25"/>
+        <w:footnoteReference w:id="14"/>
       </w:r>
       <w:r>
         <w:t xml:space="preserve"> </w:t>
@@ -1534,7 +3026,7 @@
     </w:p>
     <w:p>
       <w:pPr>
-        <w:pStyle w:val="MSSBBody"/>
+        <w:pStyle w:val="Numbered"/>
       </w:pPr>
       <w:r>
         <w:t xml:space="preserve">55.</w:t>
@@ -1548,7 +3040,7 @@
     </w:p>
     <w:p>
       <w:pPr>
-        <w:pStyle w:val="MSSBBody"/>
+        <w:pStyle w:val="NumberedNote"/>
       </w:pPr>
       <w:r>
         <w:t xml:space="preserve">56.</w:t>
@@ -1566,12 +3058,12 @@
         <w:rPr>
           <w:rStyle w:val="FootnoteReference"/>
         </w:rPr>
-        <w:footnoteReference w:id="26"/>
-      </w:r>
-    </w:p>
-    <w:p>
-      <w:pPr>
-        <w:pStyle w:val="MSSBBody"/>
+        <w:footnoteReference w:id="15"/>
+      </w:r>
+    </w:p>
+    <w:p>
+      <w:pPr>
+        <w:pStyle w:val="Numbered"/>
       </w:pPr>
       <w:r>
         <w:t xml:space="preserve">57.</w:t>
@@ -1585,7 +3077,7 @@
     </w:p>
     <w:p>
       <w:pPr>
-        <w:pStyle w:val="MSSBBody"/>
+        <w:pStyle w:val="Numbered"/>
       </w:pPr>
       <w:r>
         <w:t xml:space="preserve">58.</w:t>
@@ -1599,23 +3091,97 @@
     </w:p>
     <w:p>
       <w:pPr>
-        <w:pStyle w:val="MSSBHeadingCaps"/>
-      </w:pPr>
-      <w:r>
-        <w:t xml:space="preserve">COUNT I.</w:t>
-      </w:r>
-    </w:p>
-    <w:p>
-      <w:pPr>
-        <w:pStyle w:val="MSSBHeadingCenter"/>
-      </w:pPr>
-      <w:r>
-        <w:t xml:space="preserve">TURNOVER OF ESTATE PROPERTY</w:t>
-      </w:r>
-    </w:p>
-    <w:p>
-      <w:pPr>
-        <w:pStyle w:val="MSSBBody"/>
+        <w:pStyle w:val="Heading1"/>
+        <w:keepNext/>
+        <w:keepLines/>
+        <w:spacing w:before="0" w:after="0" w:line="552" w:lineRule="exact"/>
+        <w:ind w:left="0" w:firstLine="0"/>
+        <w:jc w:val="center"/>
+      </w:pPr>
+      <w:r>
+        <w:rPr>
+          <w:b/>
+          <w:bCs/>
+        </w:rPr>
+        <w:t xml:space="preserve">COUNT</w:t>
+      </w:r>
+      <w:r>
+        <w:rPr>
+          <w:b/>
+          <w:bCs/>
+        </w:rPr>
+        <w:t xml:space="preserve"> </w:t>
+      </w:r>
+      <w:r>
+        <w:rPr>
+          <w:b/>
+          <w:bCs/>
+        </w:rPr>
+        <w:t xml:space="preserve">I.</w:t>
+      </w:r>
+    </w:p>
+    <w:p>
+      <w:pPr>
+        <w:pStyle w:val="Heading2"/>
+        <w:keepNext/>
+        <w:keepLines/>
+        <w:spacing w:before="0" w:after="0" w:line="552" w:lineRule="exact"/>
+        <w:ind w:left="0" w:firstLine="0"/>
+        <w:jc w:val="center"/>
+      </w:pPr>
+      <w:r>
+        <w:rPr>
+          <w:b/>
+          <w:bCs/>
+        </w:rPr>
+        <w:t xml:space="preserve">TURNOVER</w:t>
+      </w:r>
+      <w:r>
+        <w:rPr>
+          <w:b/>
+          <w:bCs/>
+        </w:rPr>
+        <w:t xml:space="preserve"> </w:t>
+      </w:r>
+      <w:r>
+        <w:rPr>
+          <w:b/>
+          <w:bCs/>
+        </w:rPr>
+        <w:t xml:space="preserve">OF</w:t>
+      </w:r>
+      <w:r>
+        <w:rPr>
+          <w:b/>
+          <w:bCs/>
+        </w:rPr>
+        <w:t xml:space="preserve"> </w:t>
+      </w:r>
+      <w:r>
+        <w:rPr>
+          <w:b/>
+          <w:bCs/>
+        </w:rPr>
+        <w:t xml:space="preserve">ESTATE</w:t>
+      </w:r>
+      <w:r>
+        <w:rPr>
+          <w:b/>
+          <w:bCs/>
+        </w:rPr>
+        <w:t xml:space="preserve"> </w:t>
+      </w:r>
+      <w:r>
+        <w:rPr>
+          <w:b/>
+          <w:bCs/>
+        </w:rPr>
+        <w:t xml:space="preserve">PROPERTY</w:t>
+      </w:r>
+    </w:p>
+    <w:p>
+      <w:pPr>
+        <w:pStyle w:val="Numbered"/>
       </w:pPr>
       <w:r>
         <w:t xml:space="preserve">59.</w:t>
@@ -1629,7 +3195,7 @@
     </w:p>
     <w:p>
       <w:pPr>
-        <w:pStyle w:val="MSSBBody"/>
+        <w:pStyle w:val="Numbered"/>
       </w:pPr>
       <w:r>
         <w:t xml:space="preserve">60.</w:t>
@@ -1638,12 +3204,12 @@
         <w:tab/>
       </w:r>
       <w:r>
-        <w:t xml:space="preserve">Section 541 of the Bankruptcy Code defines property of the estate as “all legal or equitable interest of the debtor in property as of the commencement of the case.” 11U.S.C. § 541(a)(1). Section 542 of the Bankruptcy Code gives Trustee the power to seek turnover of all property of Griffin’s estate.</w:t>
-      </w:r>
-    </w:p>
-    <w:p>
-      <w:pPr>
-        <w:pStyle w:val="MSSBBody"/>
+        <w:t xml:space="preserve">Section 541 of the Bankruptcy Code defines property of the estate as “all legal or equitable interest of the debtor in property as of the commencement of the case.” 11U.S.C. § 541(a)⁠(1). Section 542 of the Bankruptcy Code gives Trustee the power to seek turnover of all property of Griffin’s estate.</w:t>
+      </w:r>
+    </w:p>
+    <w:p>
+      <w:pPr>
+        <w:pStyle w:val="Numbered"/>
       </w:pPr>
       <w:r>
         <w:t xml:space="preserve">61.</w:t>
@@ -1657,7 +3223,7 @@
     </w:p>
     <w:p>
       <w:pPr>
-        <w:pStyle w:val="MSSBBody"/>
+        <w:pStyle w:val="Numbered"/>
       </w:pPr>
       <w:r>
         <w:t xml:space="preserve">62.</w:t>
@@ -1671,7 +3237,7 @@
     </w:p>
     <w:p>
       <w:pPr>
-        <w:pStyle w:val="MSSBBody"/>
+        <w:pStyle w:val="Numbered"/>
       </w:pPr>
       <w:r>
         <w:t xml:space="preserve">63.</w:t>
@@ -1685,7 +3251,7 @@
     </w:p>
     <w:p>
       <w:pPr>
-        <w:pStyle w:val="MSSBBody"/>
+        <w:pStyle w:val="Numbered"/>
       </w:pPr>
       <w:r>
         <w:t xml:space="preserve">64.</w:t>
@@ -1694,28 +3260,74 @@
         <w:tab/>
       </w:r>
       <w:r>
-        <w:t xml:space="preserve">Upon information and belief, the Defendants have engaged in a pattern and practice of violating 11 U.S.C. § 329 and their fiduciary duties. Therefore, the Trustee respectfully requests that the Defendants be required to turn over pursuant to 11U.S.C. § 542(e): any and all records (whether stored in electronic or hard copy format) related to any and all aspects of the bankruptcy and debt management programs, including but not limited to, any and all records related to any and all individuals in Mississippi for whom the Defendants performed or agreed to perform any aspect of debt management programs.</w:t>
-      </w:r>
-    </w:p>
-    <w:p>
-      <w:pPr>
-        <w:pStyle w:val="MSSBHeadingCaps"/>
-      </w:pPr>
-      <w:r>
-        <w:t xml:space="preserve">COUNT II.</w:t>
-      </w:r>
-    </w:p>
-    <w:p>
-      <w:pPr>
-        <w:pStyle w:val="MSSBHeadingCenter"/>
-      </w:pPr>
-      <w:r>
-        <w:t xml:space="preserve">FRAUDULENT TRANSFERS</w:t>
-      </w:r>
-    </w:p>
-    <w:p>
-      <w:pPr>
-        <w:pStyle w:val="MSSBBody"/>
+        <w:t xml:space="preserve">Upon information and belief, the Defendants have engaged in a pattern and practice of violating 11 U.S.C. § 329 and their fiduciary duties. Therefore, the Trustee respectfully requests that the Defendants be required to turn over pursuant to 11U.S.C. § 542(e): any and all records (whether stored in electronic or hard copy format) related to any and all aspects of the bankruptcy and debt management programs, including but not limited to, any and all records related to any and all individuals in Mississippi for whom the Defendants performed or agreed to perform any aspect of debt management programs.</w:t>
+      </w:r>
+    </w:p>
+    <w:p>
+      <w:pPr>
+        <w:pStyle w:val="Heading1"/>
+        <w:keepNext/>
+        <w:keepLines/>
+        <w:spacing w:before="0" w:after="0" w:line="552" w:lineRule="exact"/>
+        <w:ind w:left="0" w:firstLine="0"/>
+        <w:jc w:val="center"/>
+      </w:pPr>
+      <w:r>
+        <w:rPr>
+          <w:b/>
+          <w:bCs/>
+        </w:rPr>
+        <w:t xml:space="preserve">COUNT</w:t>
+      </w:r>
+      <w:r>
+        <w:rPr>
+          <w:b/>
+          <w:bCs/>
+        </w:rPr>
+        <w:t xml:space="preserve"> </w:t>
+      </w:r>
+      <w:r>
+        <w:rPr>
+          <w:b/>
+          <w:bCs/>
+        </w:rPr>
+        <w:t xml:space="preserve">II.</w:t>
+      </w:r>
+    </w:p>
+    <w:p>
+      <w:pPr>
+        <w:pStyle w:val="Heading2"/>
+        <w:keepNext/>
+        <w:keepLines/>
+        <w:spacing w:before="0" w:after="0" w:line="552" w:lineRule="exact"/>
+        <w:ind w:left="0" w:firstLine="0"/>
+        <w:jc w:val="center"/>
+      </w:pPr>
+      <w:r>
+        <w:rPr>
+          <w:b/>
+          <w:bCs/>
+        </w:rPr>
+        <w:t xml:space="preserve">FRAUDULENT</w:t>
+      </w:r>
+      <w:r>
+        <w:rPr>
+          <w:b/>
+          <w:bCs/>
+        </w:rPr>
+        <w:t xml:space="preserve"> </w:t>
+      </w:r>
+      <w:r>
+        <w:rPr>
+          <w:b/>
+          <w:bCs/>
+        </w:rPr>
+        <w:t xml:space="preserve">TRANSFERS</w:t>
+      </w:r>
+    </w:p>
+    <w:p>
+      <w:pPr>
+        <w:pStyle w:val="Numbered"/>
       </w:pPr>
       <w:r>
         <w:t xml:space="preserve">65.</w:t>
@@ -1729,7 +3341,7 @@
     </w:p>
     <w:p>
       <w:pPr>
-        <w:pStyle w:val="MSSBBody"/>
+        <w:pStyle w:val="Numbered"/>
       </w:pPr>
       <w:r>
         <w:t xml:space="preserve">66.</w:t>
@@ -1743,7 +3355,7 @@
     </w:p>
     <w:p>
       <w:pPr>
-        <w:pStyle w:val="MSSBBody"/>
+        <w:pStyle w:val="Numbered"/>
       </w:pPr>
       <w:r>
         <w:t xml:space="preserve">67.</w:t>
@@ -1757,7 +3369,7 @@
     </w:p>
     <w:p>
       <w:pPr>
-        <w:pStyle w:val="MSSBBody"/>
+        <w:pStyle w:val="Numbered"/>
       </w:pPr>
       <w:r>
         <w:t xml:space="preserve">68.</w:t>
@@ -1771,7 +3383,7 @@
     </w:p>
     <w:p>
       <w:pPr>
-        <w:pStyle w:val="MSSBBody"/>
+        <w:pStyle w:val="Numbered"/>
       </w:pPr>
       <w:r>
         <w:t xml:space="preserve">69.</w:t>
@@ -1780,12 +3392,12 @@
         <w:tab/>
       </w:r>
       <w:r>
-        <w:t xml:space="preserve">Griffin was insolvent on the date of that such transfers were made, became insolvent as a result of such transfers, and/or had unreasonable small capital in relation to his business or their transaction at the time or as a result of the transfers.</w:t>
-      </w:r>
-    </w:p>
-    <w:p>
-      <w:pPr>
-        <w:pStyle w:val="MSSBBody"/>
+        <w:t xml:space="preserve">Griffin was insolvent on the date of that such transfers were made, became insolvent as a result of such transfers, and/​or had unreasonable small capital in relation to his business or their transaction at the time or as a result of the transfers.</w:t>
+      </w:r>
+    </w:p>
+    <w:p>
+      <w:pPr>
+        <w:pStyle w:val="Numbered"/>
       </w:pPr>
       <w:r>
         <w:t xml:space="preserve">70.</w:t>
@@ -1794,28 +3406,60 @@
         <w:tab/>
       </w:r>
       <w:r>
-        <w:t xml:space="preserve">Trustee may avoid the fraudulent transfers under 11U.S.C. §§ 544 and 548. Trustee may recover the transfers for the estate under 11U.S.C. § 550.</w:t>
-      </w:r>
-    </w:p>
-    <w:p>
-      <w:pPr>
-        <w:pStyle w:val="MSSBHeadingCaps"/>
-      </w:pPr>
-      <w:r>
-        <w:t xml:space="preserve">COUNT III.</w:t>
-      </w:r>
-    </w:p>
-    <w:p>
-      <w:pPr>
-        <w:pStyle w:val="MSSBHeadingCenter"/>
-      </w:pPr>
-      <w:r>
+        <w:t xml:space="preserve">Trustee may avoid the fraudulent transfers under 11U.S.C. §§ 544 and 548. Trustee may recover the transfers for the estate under 11U.S.C. § 550.</w:t>
+      </w:r>
+    </w:p>
+    <w:p>
+      <w:pPr>
+        <w:pStyle w:val="Heading1"/>
+        <w:keepNext/>
+        <w:keepLines/>
+        <w:spacing w:before="0" w:after="0" w:line="552" w:lineRule="exact"/>
+        <w:ind w:left="0" w:firstLine="0"/>
+        <w:jc w:val="center"/>
+      </w:pPr>
+      <w:r>
+        <w:rPr>
+          <w:b/>
+          <w:bCs/>
+        </w:rPr>
+        <w:t xml:space="preserve">COUNT</w:t>
+      </w:r>
+      <w:r>
+        <w:rPr>
+          <w:b/>
+          <w:bCs/>
+        </w:rPr>
+        <w:t xml:space="preserve"> </w:t>
+      </w:r>
+      <w:r>
+        <w:rPr>
+          <w:b/>
+          <w:bCs/>
+        </w:rPr>
+        <w:t xml:space="preserve">III.</w:t>
+      </w:r>
+    </w:p>
+    <w:p>
+      <w:pPr>
+        <w:pStyle w:val="Heading2"/>
+        <w:keepNext/>
+        <w:keepLines/>
+        <w:spacing w:before="0" w:after="0" w:line="552" w:lineRule="exact"/>
+        <w:ind w:left="0" w:firstLine="0"/>
+        <w:jc w:val="center"/>
+      </w:pPr>
+      <w:r>
+        <w:rPr>
+          <w:b/>
+          <w:bCs/>
+        </w:rPr>
         <w:t xml:space="preserve">ACCOUNTING</w:t>
       </w:r>
     </w:p>
     <w:p>
       <w:pPr>
-        <w:pStyle w:val="MSSBBody"/>
+        <w:pStyle w:val="Numbered"/>
       </w:pPr>
       <w:r>
         <w:t xml:space="preserve">71.</w:t>
@@ -1829,7 +3473,7 @@
     </w:p>
     <w:p>
       <w:pPr>
-        <w:pStyle w:val="MSSBBody"/>
+        <w:pStyle w:val="Numbered"/>
       </w:pPr>
       <w:r>
         <w:t xml:space="preserve">72.</w:t>
@@ -1843,7 +3487,7 @@
     </w:p>
     <w:p>
       <w:pPr>
-        <w:pStyle w:val="MSSBBody"/>
+        <w:pStyle w:val="Numbered"/>
       </w:pPr>
       <w:r>
         <w:t xml:space="preserve">73.</w:t>
@@ -1852,28 +3496,102 @@
         <w:tab/>
       </w:r>
       <w:r>
-        <w:t xml:space="preserve">Upon information and belief, the Defendants have engaged in a pattern and practice of violating 11 U.S.C. § 329 and their fiduciary duties. The precise amount of money due from the Defendants to Griffin is unknown and cannot be ascertained without: (1) knowing the amount of money that they collected in fees for services that were not performed and/or not adequately performed; and (2) knowing the amount of money distributed from Griffin’s SPA (3) acquiring any and all records (whether stored in electronic or hard copy format) relating to any and all aspects of the bankruptcy and debt management programs, including, but not limited to, any and all records relating to any and all individuals in Mississippi for whom Defendants performed or agreed to perform any aspect of debt management program.</w:t>
-      </w:r>
-    </w:p>
-    <w:p>
-      <w:pPr>
-        <w:pStyle w:val="MSSBHeadingCaps"/>
-      </w:pPr>
-      <w:r>
-        <w:t xml:space="preserve">COUNT IV.</w:t>
-      </w:r>
-    </w:p>
-    <w:p>
-      <w:pPr>
-        <w:pStyle w:val="MSSBHeadingCenter"/>
-      </w:pPr>
-      <w:r>
-        <w:t xml:space="preserve">11 U.S.C. § 329</w:t>
-      </w:r>
-    </w:p>
-    <w:p>
-      <w:pPr>
-        <w:pStyle w:val="MSSBBody"/>
+        <w:t xml:space="preserve">Upon information and belief, the Defendants have engaged in a pattern and practice of violating 11 U.S.C. § 329 and their fiduciary duties. The precise amount of money due from the Defendants to Griffin is unknown and cannot be ascertained without: (1) knowing the amount of money that they collected in fees for services that were not performed and/​or not adequately performed; and (2) knowing the amount of money distributed from Griffin’s SPA (3) acquiring any and all records (whether stored in electronic or hard copy format) relating to any and all aspects of the bankruptcy and debt management programs, including, but not limited to, any and all records relating to any and all individuals in Mississippi for whom Defendants performed or agreed to perform any aspect of debt management program.</w:t>
+      </w:r>
+    </w:p>
+    <w:p>
+      <w:pPr>
+        <w:pStyle w:val="Heading1"/>
+        <w:keepNext/>
+        <w:keepLines/>
+        <w:spacing w:before="0" w:after="0" w:line="552" w:lineRule="exact"/>
+        <w:ind w:left="0" w:firstLine="0"/>
+        <w:jc w:val="center"/>
+      </w:pPr>
+      <w:r>
+        <w:rPr>
+          <w:b/>
+          <w:bCs/>
+        </w:rPr>
+        <w:t xml:space="preserve">COUNT</w:t>
+      </w:r>
+      <w:r>
+        <w:rPr>
+          <w:b/>
+          <w:bCs/>
+        </w:rPr>
+        <w:t xml:space="preserve"> </w:t>
+      </w:r>
+      <w:r>
+        <w:rPr>
+          <w:b/>
+          <w:bCs/>
+        </w:rPr>
+        <w:t xml:space="preserve">IV.</w:t>
+      </w:r>
+    </w:p>
+    <w:p>
+      <w:pPr>
+        <w:pStyle w:val="Heading2"/>
+        <w:keepNext/>
+        <w:keepLines/>
+        <w:spacing w:before="0" w:after="0" w:line="552" w:lineRule="exact"/>
+        <w:ind w:left="0" w:firstLine="0"/>
+        <w:jc w:val="center"/>
+      </w:pPr>
+      <w:r>
+        <w:rPr>
+          <w:b/>
+          <w:bCs/>
+        </w:rPr>
+        <w:t xml:space="preserve">11</w:t>
+      </w:r>
+      <w:r>
+        <w:rPr>
+          <w:b/>
+          <w:bCs/>
+        </w:rPr>
+        <w:t xml:space="preserve"> </w:t>
+      </w:r>
+      <w:r>
+        <w:rPr>
+          <w:b/>
+          <w:bCs/>
+        </w:rPr>
+        <w:t xml:space="preserve">U.S.C.</w:t>
+      </w:r>
+      <w:r>
+        <w:rPr>
+          <w:b/>
+          <w:bCs/>
+        </w:rPr>
+        <w:t xml:space="preserve"> </w:t>
+      </w:r>
+      <w:r>
+        <w:rPr>
+          <w:b/>
+          <w:bCs/>
+        </w:rPr>
+        <w:t xml:space="preserve">§</w:t>
+      </w:r>
+      <w:r>
+        <w:rPr>
+          <w:b/>
+          <w:bCs/>
+        </w:rPr>
+        <w:t xml:space="preserve"> </w:t>
+      </w:r>
+      <w:r>
+        <w:rPr>
+          <w:b/>
+          <w:bCs/>
+        </w:rPr>
+        <w:t xml:space="preserve">329</w:t>
+      </w:r>
+    </w:p>
+    <w:p>
+      <w:pPr>
+        <w:pStyle w:val="Numbered"/>
       </w:pPr>
       <w:r>
         <w:t xml:space="preserve">74.</w:t>
@@ -1887,7 +3605,7 @@
     </w:p>
     <w:p>
       <w:pPr>
-        <w:pStyle w:val="MSSBBody"/>
+        <w:pStyle w:val="Numbered"/>
       </w:pPr>
       <w:r>
         <w:t xml:space="preserve">75.</w:t>
@@ -1901,7 +3619,7 @@
     </w:p>
     <w:p>
       <w:pPr>
-        <w:pStyle w:val="MSSBBody"/>
+        <w:pStyle w:val="Numbered"/>
       </w:pPr>
       <w:r>
         <w:t xml:space="preserve">76.</w:t>
@@ -1915,7 +3633,7 @@
     </w:p>
     <w:p>
       <w:pPr>
-        <w:pStyle w:val="MSSBBody"/>
+        <w:pStyle w:val="Numbered"/>
       </w:pPr>
       <w:r>
         <w:t xml:space="preserve">77.</w:t>
@@ -1929,7 +3647,7 @@
     </w:p>
     <w:p>
       <w:pPr>
-        <w:pStyle w:val="MSSBBody"/>
+        <w:pStyle w:val="Numbered"/>
       </w:pPr>
       <w:r>
         <w:t xml:space="preserve">78.</w:t>
@@ -1943,7 +3661,7 @@
     </w:p>
     <w:p>
       <w:pPr>
-        <w:pStyle w:val="MSSBBody"/>
+        <w:pStyle w:val="Numbered"/>
       </w:pPr>
       <w:r>
         <w:t xml:space="preserve">79.</w:t>
@@ -1952,28 +3670,102 @@
         <w:tab/>
       </w:r>
       <w:r>
-        <w:t xml:space="preserve">Pursuant to 11 U.S.C. § 329 and Bankruptcy Rule 2017, the Trustee requests the Court to order the Defendants to return all payments made by Griffin.</w:t>
-      </w:r>
-    </w:p>
-    <w:p>
-      <w:pPr>
-        <w:pStyle w:val="MSSBHeadingCaps"/>
-      </w:pPr>
-      <w:r>
-        <w:t xml:space="preserve">COUNT V.</w:t>
-      </w:r>
-    </w:p>
-    <w:p>
-      <w:pPr>
-        <w:pStyle w:val="MSSBHeadingCenter"/>
-      </w:pPr>
-      <w:r>
-        <w:t xml:space="preserve">BREACH OF FIDUCIARY DUTY</w:t>
-      </w:r>
-    </w:p>
-    <w:p>
-      <w:pPr>
-        <w:pStyle w:val="MSSBBody"/>
+        <w:t xml:space="preserve">Pursuant to 11 U.S.C. § 329 and Bankruptcy Rule 2017, the Trustee requests the Court to order the Defendants to return all payments made by Griffin.</w:t>
+      </w:r>
+    </w:p>
+    <w:p>
+      <w:pPr>
+        <w:pStyle w:val="Heading1"/>
+        <w:keepNext/>
+        <w:keepLines/>
+        <w:spacing w:before="0" w:after="0" w:line="552" w:lineRule="exact"/>
+        <w:ind w:left="0" w:firstLine="0"/>
+        <w:jc w:val="center"/>
+      </w:pPr>
+      <w:r>
+        <w:rPr>
+          <w:b/>
+          <w:bCs/>
+        </w:rPr>
+        <w:t xml:space="preserve">COUNT</w:t>
+      </w:r>
+      <w:r>
+        <w:rPr>
+          <w:b/>
+          <w:bCs/>
+        </w:rPr>
+        <w:t xml:space="preserve"> </w:t>
+      </w:r>
+      <w:r>
+        <w:rPr>
+          <w:b/>
+          <w:bCs/>
+        </w:rPr>
+        <w:t xml:space="preserve">V.</w:t>
+      </w:r>
+    </w:p>
+    <w:p>
+      <w:pPr>
+        <w:pStyle w:val="Heading2"/>
+        <w:keepNext/>
+        <w:keepLines/>
+        <w:spacing w:before="0" w:after="0" w:line="552" w:lineRule="exact"/>
+        <w:ind w:left="0" w:firstLine="0"/>
+        <w:jc w:val="center"/>
+      </w:pPr>
+      <w:r>
+        <w:rPr>
+          <w:b/>
+          <w:bCs/>
+        </w:rPr>
+        <w:t xml:space="preserve">BREACH</w:t>
+      </w:r>
+      <w:r>
+        <w:rPr>
+          <w:b/>
+          <w:bCs/>
+        </w:rPr>
+        <w:t xml:space="preserve"> </w:t>
+      </w:r>
+      <w:r>
+        <w:rPr>
+          <w:b/>
+          <w:bCs/>
+        </w:rPr>
+        <w:t xml:space="preserve">OF</w:t>
+      </w:r>
+      <w:r>
+        <w:rPr>
+          <w:b/>
+          <w:bCs/>
+        </w:rPr>
+        <w:t xml:space="preserve"> </w:t>
+      </w:r>
+      <w:r>
+        <w:rPr>
+          <w:b/>
+          <w:bCs/>
+        </w:rPr>
+        <w:t xml:space="preserve">FIDUCIARY</w:t>
+      </w:r>
+      <w:r>
+        <w:rPr>
+          <w:b/>
+          <w:bCs/>
+        </w:rPr>
+        <w:t xml:space="preserve"> </w:t>
+      </w:r>
+      <w:r>
+        <w:rPr>
+          <w:b/>
+          <w:bCs/>
+        </w:rPr>
+        <w:t xml:space="preserve">DUTY</w:t>
+      </w:r>
+    </w:p>
+    <w:p>
+      <w:pPr>
+        <w:pStyle w:val="Numbered"/>
       </w:pPr>
       <w:r>
         <w:t xml:space="preserve">80.</w:t>
@@ -1987,7 +3779,7 @@
     </w:p>
     <w:p>
       <w:pPr>
-        <w:pStyle w:val="MSSBBody"/>
+        <w:pStyle w:val="Numbered"/>
       </w:pPr>
       <w:r>
         <w:t xml:space="preserve">81.</w:t>
@@ -2001,7 +3793,7 @@
     </w:p>
     <w:p>
       <w:pPr>
-        <w:pStyle w:val="MSSBBody"/>
+        <w:pStyle w:val="Numbered"/>
       </w:pPr>
       <w:r>
         <w:t xml:space="preserve">82.</w:t>
@@ -2015,7 +3807,7 @@
     </w:p>
     <w:p>
       <w:pPr>
-        <w:pStyle w:val="MSSBBody"/>
+        <w:pStyle w:val="Numbered"/>
       </w:pPr>
       <w:r>
         <w:t xml:space="preserve">83.</w:t>
@@ -2029,7 +3821,7 @@
     </w:p>
     <w:p>
       <w:pPr>
-        <w:pStyle w:val="MSSBBody"/>
+        <w:pStyle w:val="Numbered"/>
       </w:pPr>
       <w:r>
         <w:t xml:space="preserve">84.</w:t>
@@ -2043,7 +3835,7 @@
     </w:p>
     <w:p>
       <w:pPr>
-        <w:pStyle w:val="MSSBBody"/>
+        <w:pStyle w:val="Numbered"/>
       </w:pPr>
       <w:r>
         <w:t xml:space="preserve">85.</w:t>
@@ -2057,7 +3849,7 @@
     </w:p>
     <w:p>
       <w:pPr>
-        <w:pStyle w:val="MSSBBody"/>
+        <w:pStyle w:val="Numbered"/>
       </w:pPr>
       <w:r>
         <w:t xml:space="preserve">86.</w:t>
@@ -2071,7 +3863,7 @@
     </w:p>
     <w:p>
       <w:pPr>
-        <w:pStyle w:val="MSSBBody"/>
+        <w:pStyle w:val="Numbered"/>
       </w:pPr>
       <w:r>
         <w:t xml:space="preserve">87.</w:t>
@@ -2085,7 +3877,7 @@
     </w:p>
     <w:p>
       <w:pPr>
-        <w:pStyle w:val="MSSBBody"/>
+        <w:pStyle w:val="Numbered"/>
       </w:pPr>
       <w:r>
         <w:t xml:space="preserve">88.</w:t>
@@ -2099,7 +3891,7 @@
     </w:p>
     <w:p>
       <w:pPr>
-        <w:pStyle w:val="MSSBBody"/>
+        <w:pStyle w:val="Numbered"/>
       </w:pPr>
       <w:r>
         <w:t xml:space="preserve">89.</w:t>
@@ -2113,7 +3905,7 @@
     </w:p>
     <w:p>
       <w:pPr>
-        <w:pStyle w:val="MSSBBody"/>
+        <w:pStyle w:val="Numbered"/>
       </w:pPr>
       <w:r>
         <w:t xml:space="preserve">90.</w:t>
@@ -2127,7 +3919,7 @@
     </w:p>
     <w:p>
       <w:pPr>
-        <w:pStyle w:val="MSSBBody"/>
+        <w:pStyle w:val="Numbered"/>
       </w:pPr>
       <w:r>
         <w:t xml:space="preserve">91.</w:t>
@@ -2141,7 +3933,7 @@
     </w:p>
     <w:p>
       <w:pPr>
-        <w:pStyle w:val="MSSBBody"/>
+        <w:pStyle w:val="Numbered"/>
       </w:pPr>
       <w:r>
         <w:t xml:space="preserve">92.</w:t>
@@ -2155,7 +3947,7 @@
     </w:p>
     <w:p>
       <w:pPr>
-        <w:pStyle w:val="MSSBBody"/>
+        <w:pStyle w:val="Numbered"/>
       </w:pPr>
       <w:r>
         <w:t xml:space="preserve">93.</w:t>
@@ -2169,7 +3961,7 @@
     </w:p>
     <w:p>
       <w:pPr>
-        <w:pStyle w:val="MSSBBody"/>
+        <w:pStyle w:val="Numbered"/>
       </w:pPr>
       <w:r>
         <w:t xml:space="preserve">94.</w:t>
@@ -2183,7 +3975,7 @@
     </w:p>
     <w:p>
       <w:pPr>
-        <w:pStyle w:val="MSSBBody"/>
+        <w:pStyle w:val="Numbered"/>
       </w:pPr>
       <w:r>
         <w:t xml:space="preserve">95.</w:t>
@@ -2197,23 +3989,153 @@
     </w:p>
     <w:p>
       <w:pPr>
-        <w:pStyle w:val="MSSBHeadingCaps"/>
-      </w:pPr>
-      <w:r>
-        <w:t xml:space="preserve">COUNT VI.</w:t>
-      </w:r>
-    </w:p>
-    <w:p>
-      <w:pPr>
-        <w:pStyle w:val="MSSBHeadingCenter"/>
-      </w:pPr>
-      <w:r>
-        <w:t xml:space="preserve">VIOLATIONS OF THE MISSISSIPPI DEBT MANAGEMENT SERVICES ACT</w:t>
-      </w:r>
-    </w:p>
-    <w:p>
-      <w:pPr>
-        <w:pStyle w:val="MSSBBody"/>
+        <w:pStyle w:val="Heading1"/>
+        <w:keepNext/>
+        <w:keepLines/>
+        <w:spacing w:before="0" w:after="0" w:line="552" w:lineRule="exact"/>
+        <w:ind w:left="0" w:firstLine="0"/>
+        <w:jc w:val="center"/>
+      </w:pPr>
+      <w:r>
+        <w:rPr>
+          <w:b/>
+          <w:bCs/>
+        </w:rPr>
+        <w:t xml:space="preserve">COUNT</w:t>
+      </w:r>
+      <w:r>
+        <w:rPr>
+          <w:b/>
+          <w:bCs/>
+        </w:rPr>
+        <w:t xml:space="preserve"> </w:t>
+      </w:r>
+      <w:r>
+        <w:rPr>
+          <w:b/>
+          <w:bCs/>
+        </w:rPr>
+        <w:t xml:space="preserve">VI.</w:t>
+      </w:r>
+    </w:p>
+    <w:p>
+      <w:pPr>
+        <w:pStyle w:val="Heading2"/>
+        <w:keepNext/>
+        <w:keepLines/>
+        <w:spacing w:before="0" w:after="0" w:line="552" w:lineRule="exact"/>
+        <w:ind w:left="0" w:firstLine="0"/>
+        <w:jc w:val="center"/>
+      </w:pPr>
+      <w:r>
+        <w:rPr>
+          <w:b/>
+          <w:bCs/>
+        </w:rPr>
+        <w:t xml:space="preserve">VIOLATIONS</w:t>
+      </w:r>
+      <w:r>
+        <w:rPr>
+          <w:b/>
+          <w:bCs/>
+        </w:rPr>
+        <w:t xml:space="preserve"> </w:t>
+      </w:r>
+      <w:r>
+        <w:rPr>
+          <w:b/>
+          <w:bCs/>
+        </w:rPr>
+        <w:t xml:space="preserve">OF</w:t>
+      </w:r>
+      <w:r>
+        <w:rPr>
+          <w:b/>
+          <w:bCs/>
+        </w:rPr>
+        <w:t xml:space="preserve"> </w:t>
+      </w:r>
+      <w:r>
+        <w:rPr>
+          <w:b/>
+          <w:bCs/>
+        </w:rPr>
+        <w:t xml:space="preserve">THE</w:t>
+      </w:r>
+      <w:r>
+        <w:rPr>
+          <w:b/>
+          <w:bCs/>
+        </w:rPr>
+        <w:t xml:space="preserve"> </w:t>
+      </w:r>
+      <w:r>
+        <w:rPr>
+          <w:b/>
+          <w:bCs/>
+        </w:rPr>
+        <w:t xml:space="preserve">MISSISSIPPI</w:t>
+      </w:r>
+      <w:r>
+        <w:rPr>
+          <w:b/>
+          <w:bCs/>
+        </w:rPr>
+        <w:t xml:space="preserve"> </w:t>
+      </w:r>
+      <w:r>
+        <w:rPr>
+          <w:b/>
+          <w:bCs/>
+        </w:rPr>
+        <w:t xml:space="preserve">DEBT</w:t>
+      </w:r>
+      <w:r>
+        <w:rPr>
+          <w:b/>
+          <w:bCs/>
+        </w:rPr>
+        <w:t xml:space="preserve"> </w:t>
+      </w:r>
+      <w:r>
+        <w:rPr>
+          <w:b/>
+          <w:bCs/>
+        </w:rPr>
+        <w:t xml:space="preserve">MANAGEMENT</w:t>
+      </w:r>
+      <w:r>
+        <w:rPr>
+          <w:b/>
+          <w:bCs/>
+        </w:rPr>
+        <w:t xml:space="preserve"> </w:t>
+      </w:r>
+      <w:r>
+        <w:rPr>
+          <w:b/>
+          <w:bCs/>
+        </w:rPr>
+        <w:t xml:space="preserve">SERVICES</w:t>
+      </w:r>
+      <w:r>
+        <w:rPr>
+          <w:b/>
+          <w:bCs/>
+        </w:rPr>
+        <w:t xml:space="preserve"> </w:t>
+      </w:r>
+      <w:r>
+        <w:rPr>
+          <w:b/>
+          <w:bCs/>
+        </w:rPr>
+        <w:t xml:space="preserve">ACT</w:t>
+      </w:r>
+    </w:p>
+    <w:p>
+      <w:pPr>
+        <w:pStyle w:val="Numbered"/>
       </w:pPr>
       <w:r>
         <w:t xml:space="preserve">96.</w:t>
@@ -2227,7 +4149,7 @@
     </w:p>
     <w:p>
       <w:pPr>
-        <w:pStyle w:val="MSSBBody"/>
+        <w:pStyle w:val="Numbered"/>
       </w:pPr>
       <w:r>
         <w:t xml:space="preserve">97.</w:t>
@@ -2241,7 +4163,7 @@
     </w:p>
     <w:p>
       <w:pPr>
-        <w:pStyle w:val="MSSBBody"/>
+        <w:pStyle w:val="Numbered"/>
       </w:pPr>
       <w:r>
         <w:t xml:space="preserve">98.</w:t>
@@ -2250,12 +4172,24 @@
         <w:tab/>
       </w:r>
       <w:r>
-        <w:t xml:space="preserve">The Defendants are a “debt management service provider” as defined by Miss. Code Ann. §81-22-3 and are engaging in debt management services in the state of Mississippi.</w:t>
-      </w:r>
-    </w:p>
-    <w:p>
-      <w:pPr>
-        <w:pStyle w:val="MSSBBody"/>
+        <w:t xml:space="preserve">The Defendants are a “debt management service provider” as defined by Miss. Code Ann. §81</w:t>
+      </w:r>
+      <w:r>
+        <w:noBreakHyphen/>
+      </w:r>
+      <w:r>
+        <w:t xml:space="preserve">22</w:t>
+      </w:r>
+      <w:r>
+        <w:noBreakHyphen/>
+      </w:r>
+      <w:r>
+        <w:t xml:space="preserve">3 and are engaging in debt management services in the state of Mississippi.</w:t>
+      </w:r>
+    </w:p>
+    <w:p>
+      <w:pPr>
+        <w:pStyle w:val="Numbered"/>
       </w:pPr>
       <w:r>
         <w:t xml:space="preserve">99.</w:t>
@@ -2269,7 +4203,7 @@
     </w:p>
     <w:p>
       <w:pPr>
-        <w:pStyle w:val="MSSBSubItem"/>
+        <w:pStyle w:val="Lettered"/>
       </w:pPr>
       <w:r>
         <w:t xml:space="preserve">(a)</w:t>
@@ -2283,7 +4217,7 @@
     </w:p>
     <w:p>
       <w:pPr>
-        <w:pStyle w:val="MSSBSubItem"/>
+        <w:pStyle w:val="Lettered"/>
       </w:pPr>
       <w:r>
         <w:t xml:space="preserve">(b)</w:t>
@@ -2297,7 +4231,7 @@
     </w:p>
     <w:p>
       <w:pPr>
-        <w:pStyle w:val="MSSBSubItem"/>
+        <w:pStyle w:val="Lettered"/>
       </w:pPr>
       <w:r>
         <w:t xml:space="preserve">(c)</w:t>
@@ -2311,7 +4245,7 @@
     </w:p>
     <w:p>
       <w:pPr>
-        <w:pStyle w:val="MSSBSubItem"/>
+        <w:pStyle w:val="Lettered"/>
       </w:pPr>
       <w:r>
         <w:t xml:space="preserve">(d)</w:t>
@@ -2325,7 +4259,7 @@
     </w:p>
     <w:p>
       <w:pPr>
-        <w:pStyle w:val="MSSBBody"/>
+        <w:pStyle w:val="Numbered"/>
       </w:pPr>
       <w:r>
         <w:t xml:space="preserve">100.</w:t>
@@ -2334,12 +4268,24 @@
         <w:tab/>
       </w:r>
       <w:r>
-        <w:t xml:space="preserve">The Defendants’ acts against Mississippi consumers were unfair, unconscionable and deceptive and were violations of Miss. Code Ann. §81-22-23(1).</w:t>
-      </w:r>
-    </w:p>
-    <w:p>
-      <w:pPr>
-        <w:pStyle w:val="MSSBBody"/>
+        <w:t xml:space="preserve">The Defendants’ acts against Mississippi consumers were unfair, unconscionable and deceptive and were violations of Miss. Code Ann. §81</w:t>
+      </w:r>
+      <w:r>
+        <w:noBreakHyphen/>
+      </w:r>
+      <w:r>
+        <w:t xml:space="preserve">22</w:t>
+      </w:r>
+      <w:r>
+        <w:noBreakHyphen/>
+      </w:r>
+      <w:r>
+        <w:t xml:space="preserve">23(1).</w:t>
+      </w:r>
+    </w:p>
+    <w:p>
+      <w:pPr>
+        <w:pStyle w:val="Numbered"/>
       </w:pPr>
       <w:r>
         <w:t xml:space="preserve">101.</w:t>
@@ -2353,7 +4299,7 @@
     </w:p>
     <w:p>
       <w:pPr>
-        <w:pStyle w:val="MSSBSubItem"/>
+        <w:pStyle w:val="Lettered"/>
       </w:pPr>
       <w:r>
         <w:t xml:space="preserve">(a)</w:t>
@@ -2367,7 +4313,7 @@
     </w:p>
     <w:p>
       <w:pPr>
-        <w:pStyle w:val="MSSBSubItem"/>
+        <w:pStyle w:val="Lettered"/>
       </w:pPr>
       <w:r>
         <w:t xml:space="preserve">(b)</w:t>
@@ -2381,7 +4327,7 @@
     </w:p>
     <w:p>
       <w:pPr>
-        <w:pStyle w:val="MSSBSubItem"/>
+        <w:pStyle w:val="Lettered"/>
       </w:pPr>
       <w:r>
         <w:t xml:space="preserve">(c)</w:t>
@@ -2390,12 +4336,24 @@
         <w:tab/>
       </w:r>
       <w:r>
-        <w:t xml:space="preserve">Establishing, maintaining, and managing the SPA’s as an artifice to evade state regulations governing the debt management industry, including Miss. Code Ann. §81-22-3(b);</w:t>
-      </w:r>
-    </w:p>
-    <w:p>
-      <w:pPr>
-        <w:pStyle w:val="MSSBSubItem"/>
+        <w:t xml:space="preserve">Establishing, maintaining, and managing the SPA’s as an artifice to evade state regulations governing the debt management industry, including Miss. Code Ann. §81</w:t>
+      </w:r>
+      <w:r>
+        <w:noBreakHyphen/>
+      </w:r>
+      <w:r>
+        <w:t xml:space="preserve">22</w:t>
+      </w:r>
+      <w:r>
+        <w:noBreakHyphen/>
+      </w:r>
+      <w:r>
+        <w:t xml:space="preserve">3(b);</w:t>
+      </w:r>
+    </w:p>
+    <w:p>
+      <w:pPr>
+        <w:pStyle w:val="Lettered"/>
       </w:pPr>
       <w:r>
         <w:t xml:space="preserve">(d)</w:t>
@@ -2409,7 +4367,7 @@
     </w:p>
     <w:p>
       <w:pPr>
-        <w:pStyle w:val="MSSBSubItem"/>
+        <w:pStyle w:val="Lettered"/>
       </w:pPr>
       <w:r>
         <w:t xml:space="preserve">(e)</w:t>
@@ -2423,7 +4381,7 @@
     </w:p>
     <w:p>
       <w:pPr>
-        <w:pStyle w:val="MSSBSubItem"/>
+        <w:pStyle w:val="Lettered"/>
       </w:pPr>
       <w:r>
         <w:t xml:space="preserve">(f)</w:t>
@@ -2437,7 +4395,7 @@
     </w:p>
     <w:p>
       <w:pPr>
-        <w:pStyle w:val="MSSBSubItem"/>
+        <w:pStyle w:val="Lettered"/>
       </w:pPr>
       <w:r>
         <w:t xml:space="preserve">(g)</w:t>
@@ -2451,7 +4409,7 @@
     </w:p>
     <w:p>
       <w:pPr>
-        <w:pStyle w:val="MSSBSubItem"/>
+        <w:pStyle w:val="Lettered"/>
       </w:pPr>
       <w:r>
         <w:t xml:space="preserve">(h)</w:t>
@@ -2465,7 +4423,7 @@
     </w:p>
     <w:p>
       <w:pPr>
-        <w:pStyle w:val="MSSBBody"/>
+        <w:pStyle w:val="Numbered"/>
       </w:pPr>
       <w:r>
         <w:t xml:space="preserve">102.</w:t>
@@ -2474,12 +4432,24 @@
         <w:tab/>
       </w:r>
       <w:r>
-        <w:t xml:space="preserve">The Defendants’ fees are in excess of the amounts allowed by §81-22-13.</w:t>
-      </w:r>
-    </w:p>
-    <w:p>
-      <w:pPr>
-        <w:pStyle w:val="MSSBBody"/>
+        <w:t xml:space="preserve">The Defendants’ fees are in excess of the amounts allowed by §81</w:t>
+      </w:r>
+      <w:r>
+        <w:noBreakHyphen/>
+      </w:r>
+      <w:r>
+        <w:t xml:space="preserve">22</w:t>
+      </w:r>
+      <w:r>
+        <w:noBreakHyphen/>
+      </w:r>
+      <w:r>
+        <w:t xml:space="preserve">13.</w:t>
+      </w:r>
+    </w:p>
+    <w:p>
+      <w:pPr>
+        <w:pStyle w:val="Numbered"/>
       </w:pPr>
       <w:r>
         <w:t xml:space="preserve">103.</w:t>
@@ -2488,12 +4458,36 @@
         <w:tab/>
       </w:r>
       <w:r>
-        <w:t xml:space="preserve">The Defendants failed to comply with the disclosure requirements of Miss. Code Ann. §81-22-11 and failed to properly handle consumer funds under Miss. Code Ann. §81-22-9.</w:t>
-      </w:r>
-    </w:p>
-    <w:p>
-      <w:pPr>
-        <w:pStyle w:val="MSSBBody"/>
+        <w:t xml:space="preserve">The Defendants failed to comply with the disclosure requirements of Miss. Code Ann. §81</w:t>
+      </w:r>
+      <w:r>
+        <w:noBreakHyphen/>
+      </w:r>
+      <w:r>
+        <w:t xml:space="preserve">22</w:t>
+      </w:r>
+      <w:r>
+        <w:noBreakHyphen/>
+      </w:r>
+      <w:r>
+        <w:t xml:space="preserve">11 and failed to properly handle consumer funds under Miss. Code Ann. §81</w:t>
+      </w:r>
+      <w:r>
+        <w:noBreakHyphen/>
+      </w:r>
+      <w:r>
+        <w:t xml:space="preserve">22</w:t>
+      </w:r>
+      <w:r>
+        <w:noBreakHyphen/>
+      </w:r>
+      <w:r>
+        <w:t xml:space="preserve">9.</w:t>
+      </w:r>
+    </w:p>
+    <w:p>
+      <w:pPr>
+        <w:pStyle w:val="Numbered"/>
       </w:pPr>
       <w:r>
         <w:t xml:space="preserve">104.</w:t>
@@ -2502,12 +4496,24 @@
         <w:tab/>
       </w:r>
       <w:r>
-        <w:t xml:space="preserve">The Defendants did not provide Griffin with a licensed attorney engaged in the practice of law in Mississippi to provide “debt management service” as defined by M.C.A. §81-22-3.</w:t>
-      </w:r>
-    </w:p>
-    <w:p>
-      <w:pPr>
-        <w:pStyle w:val="MSSBBody"/>
+        <w:t xml:space="preserve">The Defendants did not provide Griffin with a licensed attorney engaged in the practice of law in Mississippi to provide “debt management service” as defined by M.C.A. §81</w:t>
+      </w:r>
+      <w:r>
+        <w:noBreakHyphen/>
+      </w:r>
+      <w:r>
+        <w:t xml:space="preserve">22</w:t>
+      </w:r>
+      <w:r>
+        <w:noBreakHyphen/>
+      </w:r>
+      <w:r>
+        <w:t xml:space="preserve">3.</w:t>
+      </w:r>
+    </w:p>
+    <w:p>
+      <w:pPr>
+        <w:pStyle w:val="Numbered"/>
       </w:pPr>
       <w:r>
         <w:t xml:space="preserve">105.</w:t>
@@ -2521,7 +4527,7 @@
     </w:p>
     <w:p>
       <w:pPr>
-        <w:pStyle w:val="MSSBBody"/>
+        <w:pStyle w:val="Numbered"/>
       </w:pPr>
       <w:r>
         <w:t xml:space="preserve">106.</w:t>
@@ -2530,12 +4536,36 @@
         <w:tab/>
       </w:r>
       <w:r>
-        <w:t xml:space="preserve">The Defendants did not register with Mississippi Department of Banking and Consumer Finance or secure a bond in violation of Miss Code Ann. § 81-22-5 and §81-22-7.</w:t>
-      </w:r>
-    </w:p>
-    <w:p>
-      <w:pPr>
-        <w:pStyle w:val="MSSBBody"/>
+        <w:t xml:space="preserve">The Defendants did not register with Mississippi Department of Banking and Consumer Finance or secure a bond in violation of Miss Code Ann. § 81</w:t>
+      </w:r>
+      <w:r>
+        <w:noBreakHyphen/>
+      </w:r>
+      <w:r>
+        <w:t xml:space="preserve">22</w:t>
+      </w:r>
+      <w:r>
+        <w:noBreakHyphen/>
+      </w:r>
+      <w:r>
+        <w:t xml:space="preserve">5 and §81</w:t>
+      </w:r>
+      <w:r>
+        <w:noBreakHyphen/>
+      </w:r>
+      <w:r>
+        <w:t xml:space="preserve">22</w:t>
+      </w:r>
+      <w:r>
+        <w:noBreakHyphen/>
+      </w:r>
+      <w:r>
+        <w:t xml:space="preserve">7.</w:t>
+      </w:r>
+    </w:p>
+    <w:p>
+      <w:pPr>
+        <w:pStyle w:val="Numbered"/>
       </w:pPr>
       <w:r>
         <w:t xml:space="preserve">107.</w:t>
@@ -2544,12 +4574,24 @@
         <w:tab/>
       </w:r>
       <w:r>
-        <w:t xml:space="preserve">The Defendants engaged in false advertising in violation of Miss Code Ann. § 81-22-21.</w:t>
-      </w:r>
-    </w:p>
-    <w:p>
-      <w:pPr>
-        <w:pStyle w:val="MSSBBody"/>
+        <w:t xml:space="preserve">The Defendants engaged in false advertising in violation of Miss Code Ann. § 81</w:t>
+      </w:r>
+      <w:r>
+        <w:noBreakHyphen/>
+      </w:r>
+      <w:r>
+        <w:t xml:space="preserve">22</w:t>
+      </w:r>
+      <w:r>
+        <w:noBreakHyphen/>
+      </w:r>
+      <w:r>
+        <w:t xml:space="preserve">21.</w:t>
+      </w:r>
+    </w:p>
+    <w:p>
+      <w:pPr>
+        <w:pStyle w:val="Numbered"/>
       </w:pPr>
       <w:r>
         <w:t xml:space="preserve">108.</w:t>
@@ -2563,7 +4605,7 @@
     </w:p>
     <w:p>
       <w:pPr>
-        <w:pStyle w:val="MSSBBody"/>
+        <w:pStyle w:val="BodyText"/>
       </w:pPr>
       <w:r>
         <w:t xml:space="preserve">WHEREFORE, the Trustee having set forth his claims for relief against Defendants respectfully prays of the Court as follows:</w:t>
@@ -2571,7 +4613,7 @@
     </w:p>
     <w:p>
       <w:pPr>
-        <w:pStyle w:val="MSSBSubItem"/>
+        <w:pStyle w:val="Lettered"/>
       </w:pPr>
       <w:r>
         <w:t xml:space="preserve">(a)</w:t>
@@ -2585,7 +4627,7 @@
     </w:p>
     <w:p>
       <w:pPr>
-        <w:pStyle w:val="MSSBSubItem"/>
+        <w:pStyle w:val="Lettered"/>
       </w:pPr>
       <w:r>
         <w:t xml:space="preserve">(b)</w:t>
@@ -2599,7 +4641,7 @@
     </w:p>
     <w:p>
       <w:pPr>
-        <w:pStyle w:val="MSSBSubItem"/>
+        <w:pStyle w:val="Lettered"/>
       </w:pPr>
       <w:r>
         <w:t xml:space="preserve">(c)</w:t>
@@ -2613,7 +4655,7 @@
     </w:p>
     <w:p>
       <w:pPr>
-        <w:pStyle w:val="MSSBSubItem"/>
+        <w:pStyle w:val="Lettered"/>
       </w:pPr>
       <w:r>
         <w:t xml:space="preserve">(d)</w:t>
@@ -2627,7 +4669,7 @@
     </w:p>
     <w:p>
       <w:pPr>
-        <w:pStyle w:val="MSSBSubItem"/>
+        <w:pStyle w:val="Lettered"/>
       </w:pPr>
       <w:r>
         <w:t xml:space="preserve">(e)</w:t>
@@ -2641,7 +4683,7 @@
     </w:p>
     <w:p>
       <w:pPr>
-        <w:pStyle w:val="MSSBSubItem"/>
+        <w:pStyle w:val="Lettered"/>
       </w:pPr>
       <w:r>
         <w:t xml:space="preserve">(f)</w:t>
@@ -2655,7 +4697,7 @@
     </w:p>
     <w:p>
       <w:pPr>
-        <w:pStyle w:val="MSSBSubItem"/>
+        <w:pStyle w:val="LetteredKeep"/>
       </w:pPr>
       <w:r>
         <w:t xml:space="preserve">(g)</w:t>
@@ -2669,15 +4711,59 @@
     </w:p>
     <w:p>
       <w:pPr>
-        <w:pStyle w:val="MSSBSingle"/>
-      </w:pPr>
-      <w:r>
-        <w:t xml:space="preserve">This the 1st day of May, 2018.</w:t>
-      </w:r>
-    </w:p>
-    <w:p>
-      <w:pPr>
-        <w:pStyle w:val="MSSBSignature"/>
+        <w:keepNext/>
+        <w:keepLines/>
+        <w:spacing w:before="552" w:after="0" w:line="276" w:lineRule="exact"/>
+        <w:ind w:left="0" w:firstLine="0"/>
+        <w:jc w:val="left"/>
+      </w:pPr>
+      <w:r>
+        <w:t xml:space="preserve">This</w:t>
+      </w:r>
+      <w:r>
+        <w:t xml:space="preserve"> </w:t>
+      </w:r>
+      <w:r>
+        <w:t xml:space="preserve">the</w:t>
+      </w:r>
+      <w:r>
+        <w:t xml:space="preserve"> </w:t>
+      </w:r>
+      <w:r>
+        <w:t xml:space="preserve">1st</w:t>
+      </w:r>
+      <w:r>
+        <w:t xml:space="preserve"> </w:t>
+      </w:r>
+      <w:r>
+        <w:t xml:space="preserve">day</w:t>
+      </w:r>
+      <w:r>
+        <w:t xml:space="preserve"> </w:t>
+      </w:r>
+      <w:r>
+        <w:t xml:space="preserve">of</w:t>
+      </w:r>
+      <w:r>
+        <w:t xml:space="preserve"> </w:t>
+      </w:r>
+      <w:r>
+        <w:t xml:space="preserve">May,</w:t>
+      </w:r>
+      <w:r>
+        <w:t xml:space="preserve"> </w:t>
+      </w:r>
+      <w:r>
+        <w:t xml:space="preserve">2018.</w:t>
+      </w:r>
+    </w:p>
+    <w:p>
+      <w:pPr>
+        <w:keepNext/>
+        <w:keepLines/>
+        <w:spacing w:before="552" w:after="0" w:line="276" w:lineRule="exact"/>
+        <w:ind w:left="4680" w:firstLine="0"/>
+        <w:jc w:val="left"/>
       </w:pPr>
       <w:r>
         <w:t xml:space="preserve">Respectfully submitted,</w:t>
@@ -2685,83 +4771,217 @@
     </w:p>
     <w:p>
       <w:pPr>
-        <w:pStyle w:val="MSSBSignature"/>
-      </w:pPr>
-      <w:r>
-        <w:t xml:space="preserve">/s/ Jason Graeber</w:t>
-      </w:r>
-    </w:p>
-    <w:p>
-      <w:pPr>
-        <w:pStyle w:val="MSSBSignature"/>
-      </w:pPr>
-      <w:r>
-        <w:t xml:space="preserve">Jason Graeber</w:t>
-      </w:r>
-    </w:p>
-    <w:p>
-      <w:pPr>
-        <w:pStyle w:val="MSSBSignature"/>
-      </w:pPr>
-      <w:r>
-        <w:t xml:space="preserve">Attorney for Trustee, Stephen Smith</w:t>
-      </w:r>
-    </w:p>
-    <w:p>
-      <w:pPr>
-        <w:pStyle w:val="MSSBSignature"/>
-      </w:pPr>
-      <w:r>
-        <w:t xml:space="preserve">2496 Pass Road</w:t>
-      </w:r>
-    </w:p>
-    <w:p>
-      <w:pPr>
-        <w:pStyle w:val="MSSBSignature"/>
-      </w:pPr>
-      <w:r>
-        <w:t xml:space="preserve">Biloxi, Mississippi 39531</w:t>
-      </w:r>
-    </w:p>
-    <w:p>
-      <w:pPr>
-        <w:pStyle w:val="MSSBSignature"/>
-      </w:pPr>
-      <w:r>
-        <w:t xml:space="preserve">Telephone: (228) 207-7117</w:t>
-      </w:r>
-    </w:p>
-    <w:p>
-      <w:pPr>
-        <w:pStyle w:val="MSSBSignature"/>
-      </w:pPr>
-      <w:r>
-        <w:t xml:space="preserve">Facsimile: (228) 207-8634</w:t>
-      </w:r>
-    </w:p>
-    <w:p>
-      <w:pPr>
-        <w:pStyle w:val="MSSBSignature"/>
-      </w:pPr>
-      <w:r>
-        <w:t xml:space="preserve">MSB No.: 101267</w:t>
-      </w:r>
-    </w:p>
-    <w:p>
-      <w:pPr>
-        <w:pStyle w:val="MSSBSignature"/>
+        <w:keepNext/>
+        <w:keepLines/>
+        <w:spacing w:before="276" w:after="0" w:line="276" w:lineRule="exact"/>
+        <w:ind w:left="4680" w:firstLine="0"/>
+        <w:jc w:val="left"/>
+      </w:pPr>
+      <w:r>
+        <w:t xml:space="preserve">/s/ </w:t>
+      </w:r>
+      <w:r>
+        <w:t xml:space="preserve">Jason</w:t>
+      </w:r>
+      <w:r>
+        <w:t xml:space="preserve"> </w:t>
+      </w:r>
+      <w:r>
+        <w:t xml:space="preserve">Graeber</w:t>
+      </w:r>
+    </w:p>
+    <w:p>
+      <w:pPr>
+        <w:keepNext/>
+        <w:keepLines/>
+        <w:spacing w:before="0" w:after="0" w:line="276" w:lineRule="exact"/>
+        <w:ind w:left="4680" w:firstLine="0"/>
+        <w:jc w:val="left"/>
+      </w:pPr>
+      <w:r>
+        <w:t xml:space="preserve">Jason</w:t>
+      </w:r>
+      <w:r>
+        <w:t xml:space="preserve"> </w:t>
+      </w:r>
+      <w:r>
+        <w:t xml:space="preserve">Graeber</w:t>
+      </w:r>
+    </w:p>
+    <w:p>
+      <w:pPr>
+        <w:keepNext/>
+        <w:keepLines/>
+        <w:spacing w:before="0" w:after="0" w:line="276" w:lineRule="exact"/>
+        <w:ind w:left="4680" w:firstLine="0"/>
+        <w:jc w:val="left"/>
+      </w:pPr>
+      <w:r>
+        <w:t xml:space="preserve">Attorney</w:t>
+      </w:r>
+      <w:r>
+        <w:t xml:space="preserve"> </w:t>
+      </w:r>
+      <w:r>
+        <w:t xml:space="preserve">for</w:t>
+      </w:r>
+      <w:r>
+        <w:t xml:space="preserve"> </w:t>
+      </w:r>
+      <w:r>
+        <w:t xml:space="preserve">Trustee,</w:t>
+      </w:r>
+      <w:r>
+        <w:t xml:space="preserve"> </w:t>
+      </w:r>
+      <w:r>
+        <w:t xml:space="preserve">Stephen</w:t>
+      </w:r>
+      <w:r>
+        <w:t xml:space="preserve"> </w:t>
+      </w:r>
+      <w:r>
+        <w:t xml:space="preserve">Smith</w:t>
+      </w:r>
+    </w:p>
+    <w:p>
+      <w:pPr>
+        <w:keepNext/>
+        <w:keepLines/>
+        <w:spacing w:before="0" w:after="0" w:line="276" w:lineRule="exact"/>
+        <w:ind w:left="4680" w:firstLine="0"/>
+        <w:jc w:val="left"/>
+      </w:pPr>
+      <w:r>
+        <w:t xml:space="preserve">2496</w:t>
+      </w:r>
+      <w:r>
+        <w:t xml:space="preserve"> </w:t>
+      </w:r>
+      <w:r>
+        <w:t xml:space="preserve">Pass</w:t>
+      </w:r>
+      <w:r>
+        <w:t xml:space="preserve"> </w:t>
+      </w:r>
+      <w:r>
+        <w:t xml:space="preserve">Road</w:t>
+      </w:r>
+    </w:p>
+    <w:p>
+      <w:pPr>
+        <w:keepNext/>
+        <w:keepLines/>
+        <w:spacing w:before="0" w:after="0" w:line="276" w:lineRule="exact"/>
+        <w:ind w:left="4680" w:firstLine="0"/>
+        <w:jc w:val="left"/>
+      </w:pPr>
+      <w:r>
+        <w:t xml:space="preserve">Biloxi,</w:t>
+      </w:r>
+      <w:r>
+        <w:t xml:space="preserve"> </w:t>
+      </w:r>
+      <w:r>
+        <w:t xml:space="preserve">Mississippi</w:t>
+      </w:r>
+      <w:r>
+        <w:t xml:space="preserve"> </w:t>
+      </w:r>
+      <w:r>
+        <w:t xml:space="preserve">39531</w:t>
+      </w:r>
+    </w:p>
+    <w:p>
+      <w:pPr>
+        <w:keepNext/>
+        <w:keepLines/>
+        <w:spacing w:before="0" w:after="0" w:line="276" w:lineRule="exact"/>
+        <w:ind w:left="4680" w:firstLine="0"/>
+        <w:jc w:val="left"/>
+      </w:pPr>
+      <w:r>
+        <w:t xml:space="preserve">Telephone:</w:t>
+      </w:r>
+      <w:r>
+        <w:t xml:space="preserve"> </w:t>
+      </w:r>
+      <w:r>
+        <w:t xml:space="preserve">(228)</w:t>
+      </w:r>
+      <w:r>
+        <w:t xml:space="preserve"> </w:t>
+      </w:r>
+      <w:r>
+        <w:t xml:space="preserve">207</w:t>
+        <w:noBreakHyphen/>
+        <w:t xml:space="preserve">7117</w:t>
+      </w:r>
+    </w:p>
+    <w:p>
+      <w:pPr>
+        <w:keepNext/>
+        <w:keepLines/>
+        <w:spacing w:before="0" w:after="0" w:line="276" w:lineRule="exact"/>
+        <w:ind w:left="4680" w:firstLine="0"/>
+        <w:jc w:val="left"/>
+      </w:pPr>
+      <w:r>
+        <w:t xml:space="preserve">Facsimile:</w:t>
+      </w:r>
+      <w:r>
+        <w:t xml:space="preserve"> </w:t>
+      </w:r>
+      <w:r>
+        <w:t xml:space="preserve">(228)</w:t>
+      </w:r>
+      <w:r>
+        <w:t xml:space="preserve"> </w:t>
+      </w:r>
+      <w:r>
+        <w:t xml:space="preserve">207</w:t>
+        <w:noBreakHyphen/>
+        <w:t xml:space="preserve">8634</w:t>
+      </w:r>
+    </w:p>
+    <w:p>
+      <w:pPr>
+        <w:keepNext/>
+        <w:keepLines/>
+        <w:spacing w:before="0" w:after="0" w:line="276" w:lineRule="exact"/>
+        <w:ind w:left="4680" w:firstLine="0"/>
+        <w:jc w:val="left"/>
+      </w:pPr>
+      <w:r>
+        <w:t xml:space="preserve">MSB</w:t>
+      </w:r>
+      <w:r>
+        <w:t xml:space="preserve"> </w:t>
+      </w:r>
+      <w:r>
+        <w:t xml:space="preserve">No.:</w:t>
+      </w:r>
+      <w:r>
+        <w:t xml:space="preserve"> </w:t>
+      </w:r>
+      <w:r>
+        <w:t xml:space="preserve">101267</w:t>
+      </w:r>
+    </w:p>
+    <w:p>
+      <w:pPr>
+        <w:spacing w:before="0" w:after="0" w:line="276" w:lineRule="exact"/>
+        <w:ind w:left="4680" w:firstLine="0"/>
+        <w:jc w:val="left"/>
       </w:pPr>
       <w:r>
         <w:t xml:space="preserve">jason@jasongraeberlaw.com</w:t>
       </w:r>
     </w:p>
     <w:sectPr>
-      <w:footerReference r:id="rId9" w:type="default"/>
-      <w:footnotePr>
-        <w:numRestart w:val="eachSect"/>
-      </w:footnotePr>
-      <w:pgSz w:h="15840" w:w="12240"/>
-      <w:pgMar w:bottom="1440" w:footer="720" w:gutter="0" w:header="720" w:left="1440" w:right="1440" w:top="1440"/>
+      <w:footerReference w:type="default" r:id="rIdFooter1"/>
+      <w:pgSz w:w="12240" w:h="15840"/>
+      <w:pgMar w:top="1440" w:right="1440" w:bottom="1440" w:left="1440" w:header="720" w:footer="735" w:gutter="0"/>
     </w:sectPr>
   </w:body>
 </w:document>
@@ -2775,37 +4995,21 @@
 <w:ftr xmlns:w="http://schemas.openxmlformats.org/wordprocessingml/2006/main" xmlns:r="http://schemas.openxmlformats.org/officeDocument/2006/relationships">
   <w:p>
     <w:pPr>
-      <w:spacing w:before="0" w:after="0" w:line="240" w:lineRule="auto"/>
       <w:jc w:val="center"/>
     </w:pPr>
     <w:r>
-      <w:rPr>
-        <w:sz w:val="24"/>
-      </w:rPr>
       <w:fldChar w:fldCharType="begin"/>
     </w:r>
     <w:r>
-      <w:rPr>
-        <w:sz w:val="24"/>
-      </w:rPr>
       <w:instrText xml:space="preserve"> PAGE </w:instrText>
     </w:r>
     <w:r>
-      <w:rPr>
-        <w:sz w:val="24"/>
-      </w:rPr>
       <w:fldChar w:fldCharType="separate"/>
     </w:r>
     <w:r>
-      <w:rPr>
-        <w:sz w:val="24"/>
-      </w:rPr>
       <w:t>1</w:t>
     </w:r>
     <w:r>
-      <w:rPr>
-        <w:sz w:val="24"/>
-      </w:rPr>
       <w:fldChar w:fldCharType="end"/>
     </w:r>
   </w:p>
@@ -2828,7 +5032,7 @@
       </w:r>
     </w:p>
   </w:footnote>
-  <w:footnote w:id="20">
+  <w:footnote w:id="9">
     <w:p>
       <w:pPr>
         <w:pStyle w:val="FootnoteText"/>
@@ -2847,7 +5051,7 @@
       </w:r>
     </w:p>
   </w:footnote>
-  <w:footnote w:id="21">
+  <w:footnote w:id="10">
     <w:p>
       <w:pPr>
         <w:pStyle w:val="FootnoteText"/>
@@ -2862,11 +5066,11 @@
         <w:t xml:space="preserve"> </w:t>
       </w:r>
       <w:r>
-        <w:t xml:space="preserve">http://members.calbar.ca.gov/fal/Member/Detail/251375 - pursuant to the California Bar Association website, Yana Gershfeld has not been eligible to practice law in California since 7/1/2014.</w:t>
+        <w:t xml:space="preserve">http:/​/members.calbar.ca.gov/​fal/​Member/​Detail/251375 - pursuant to the California Bar Association website, Yana Gershfeld has not been eligible to practice law in California since 7/1/2014.</w:t>
       </w:r>
     </w:p>
   </w:footnote>
-  <w:footnote w:id="22">
+  <w:footnote w:id="11">
     <w:p>
       <w:pPr>
         <w:pStyle w:val="FootnoteText"/>
@@ -2881,11 +5085,29 @@
         <w:t xml:space="preserve"> </w:t>
       </w:r>
       <w:r>
-        <w:t xml:space="preserve">Other known Mississippi consumers are: Felicia Serpas (15-51547-KMS); Jean Tero; Jennifer Breland; Antoinette K. Francis-Whearry (16-51206-KMS); Peggy Blackmon, Justin Wayne Sharp (17-03188-ee)</w:t>
+        <w:t xml:space="preserve">Other known Mississippi consumers are: Felicia Serpas (15</w:t>
+      </w:r>
+      <w:r>
+        <w:noBreakHyphen/>
+      </w:r>
+      <w:r>
+        <w:t xml:space="preserve">51547-KMS); Jean Tero; Jennifer Breland; Antoinette K. Francis-Whearry (16</w:t>
+      </w:r>
+      <w:r>
+        <w:noBreakHyphen/>
+      </w:r>
+      <w:r>
+        <w:t xml:space="preserve">51206-KMS); Peggy Blackmon, Justin Wayne Sharp (17</w:t>
+      </w:r>
+      <w:r>
+        <w:noBreakHyphen/>
+      </w:r>
+      <w:r>
+        <w:t xml:space="preserve">03188-ee)</w:t>
       </w:r>
     </w:p>
   </w:footnote>
-  <w:footnote w:id="23">
+  <w:footnote w:id="12">
     <w:p>
       <w:pPr>
         <w:pStyle w:val="FootnoteText"/>
@@ -2904,7 +5126,7 @@
       </w:r>
     </w:p>
   </w:footnote>
-  <w:footnote w:id="24">
+  <w:footnote w:id="13">
     <w:p>
       <w:pPr>
         <w:pStyle w:val="FootnoteText"/>
@@ -2923,7 +5145,7 @@
       </w:r>
     </w:p>
   </w:footnote>
-  <w:footnote w:id="25">
+  <w:footnote w:id="14">
     <w:p>
       <w:pPr>
         <w:pStyle w:val="FootnoteText"/>
@@ -2938,11 +5160,23 @@
         <w:t xml:space="preserve"> </w:t>
       </w:r>
       <w:r>
-        <w:t xml:space="preserve">Debt Settlement: Fraudulent, Abusive, and Deceptive Practices Pose Risk to Consumers, GAO-10-593T (April 22, 2012)</w:t>
+        <w:t xml:space="preserve">Debt Settlement: Fraudulent, Abusive, and Deceptive Practices Pose Risk to Consumers, GAO</w:t>
+      </w:r>
+      <w:r>
+        <w:noBreakHyphen/>
+      </w:r>
+      <w:r>
+        <w:t xml:space="preserve">10</w:t>
+      </w:r>
+      <w:r>
+        <w:noBreakHyphen/>
+      </w:r>
+      <w:r>
+        <w:t xml:space="preserve">593T (April 22, 2012)</w:t>
       </w:r>
     </w:p>
   </w:footnote>
-  <w:footnote w:id="26">
+  <w:footnote w:id="15">
     <w:p>
       <w:pPr>
         <w:pStyle w:val="FootnoteText"/>
@@ -2957,7 +5191,19 @@
         <w:t xml:space="preserve"> </w:t>
       </w:r>
       <w:r>
-        <w:t xml:space="preserve">Miss Code Ann. § 81-22-1 et seq.</w:t>
+        <w:t xml:space="preserve">Miss Code Ann. § 81</w:t>
+      </w:r>
+      <w:r>
+        <w:noBreakHyphen/>
+      </w:r>
+      <w:r>
+        <w:t xml:space="preserve">22</w:t>
+      </w:r>
+      <w:r>
+        <w:noBreakHyphen/>
+      </w:r>
+      <w:r>
+        <w:t xml:space="preserve">1 et seq.</w:t>
       </w:r>
     </w:p>
   </w:footnote>
@@ -3053,48 +5299,49 @@
   <w:docDefaults>
     <w:rPrDefault>
       <w:rPr>
-        <w:rFonts w:ascii="EB Garamond" w:cs="EB Garamond" w:eastAsia="EB Garamond" w:hAnsi="EB Garamond"/>
+        <w:rFonts w:ascii="Times New Roman" w:hAnsi="Times New Roman" w:eastAsia="Times New Roman" w:cs="Times New Roman"/>
         <w:sz w:val="24"/>
         <w:szCs w:val="24"/>
-        <w:lang w:bidi="ar-SA" w:eastAsia="en-US" w:val="en-US"/>
+        <w:lang w:val="en-US" w:eastAsia="zh-CN" w:bidi="ar-SA"/>
       </w:rPr>
     </w:rPrDefault>
     <w:pPrDefault>
       <w:pPr>
+        <w:widowControl/>
         <w:spacing w:after="0"/>
       </w:pPr>
     </w:pPrDefault>
   </w:docDefaults>
-  <w:latentStyles w:count="276" w:defLockedState="0" w:defQFormat="0" w:defSemiHidden="0" w:defUIPriority="0" w:defUnhideWhenUsed="0"/>
-  <w:style w:default="1" w:styleId="Normal" w:type="paragraph">
+  <w:latentStyles w:defLockedState="0" w:defUIPriority="0" w:defSemiHidden="0" w:defUnhideWhenUsed="0" w:defQFormat="0" w:count="276"/>
+  <w:style w:type="paragraph" w:default="1" w:styleId="Normal">
     <w:name w:val="Normal"/>
     <w:qFormat/>
   </w:style>
-  <w:style w:styleId="BodyText" w:type="paragraph">
+  <w:style w:type="paragraph" w:styleId="BodyText">
     <w:name w:val="Body Text"/>
     <w:basedOn w:val="Normal"/>
     <w:link w:val="BodyTextChar"/>
     <w:qFormat/>
     <w:pPr>
-      <w:spacing w:after="0" w:before="0" w:line="480" w:lineRule="exact"/>
+      <w:spacing w:before="0" w:after="0" w:line="552" w:lineRule="exact"/>
       <w:ind w:firstLine="720"/>
     </w:pPr>
   </w:style>
-  <w:style w:customStyle="1" w:styleId="FirstParagraph" w:type="paragraph">
+  <w:style w:type="paragraph" w:customStyle="1" w:styleId="FirstParagraph">
     <w:name w:val="First Paragraph"/>
     <w:basedOn w:val="BodyText"/>
     <w:next w:val="BodyText"/>
     <w:qFormat/>
   </w:style>
-  <w:style w:customStyle="1" w:styleId="Compact" w:type="paragraph">
+  <w:style w:type="paragraph" w:customStyle="1" w:styleId="Compact">
     <w:name w:val="Compact"/>
     <w:basedOn w:val="BodyText"/>
     <w:qFormat/>
     <w:pPr>
-      <w:spacing w:after="0" w:before="0" w:line="240" w:lineRule="auto"/>
+      <w:spacing w:before="36" w:after="36"/>
     </w:pPr>
   </w:style>
-  <w:style w:styleId="Title" w:type="paragraph">
+  <w:style w:type="paragraph" w:styleId="Title">
     <w:name w:val="Title"/>
     <w:basedOn w:val="Normal"/>
     <w:next w:val="BodyText"/>
@@ -3108,24 +5355,24 @@
       <w:jc w:val="center"/>
     </w:pPr>
     <w:rPr>
-      <w:rFonts w:asciiTheme="majorHAnsi" w:cstheme="majorBidi" w:eastAsiaTheme="majorEastAsia" w:hAnsiTheme="majorHAnsi"/>
+      <w:rFonts w:asciiTheme="majorHAnsi" w:eastAsiaTheme="majorEastAsia" w:hAnsiTheme="majorHAnsi" w:cstheme="majorBidi"/>
       <w:sz w:val="56"/>
       <w:szCs w:val="56"/>
     </w:rPr>
   </w:style>
-  <w:style w:customStyle="1" w:styleId="TitleChar" w:type="character">
+  <w:style w:type="character" w:customStyle="1" w:styleId="TitleChar">
     <w:name w:val="Title Char"/>
     <w:basedOn w:val="DefaultParagraphFont"/>
     <w:link w:val="Title"/>
     <w:uiPriority w:val="10"/>
     <w:rsid w:val="00A10FD9"/>
     <w:rPr>
-      <w:rFonts w:asciiTheme="majorHAnsi" w:cstheme="majorBidi" w:eastAsiaTheme="majorEastAsia" w:hAnsiTheme="majorHAnsi"/>
+      <w:rFonts w:asciiTheme="majorHAnsi" w:eastAsiaTheme="majorEastAsia" w:hAnsiTheme="majorHAnsi" w:cstheme="majorBidi"/>
       <w:sz w:val="56"/>
       <w:szCs w:val="56"/>
     </w:rPr>
   </w:style>
-  <w:style w:styleId="Subtitle" w:type="paragraph">
+  <w:style w:type="paragraph" w:styleId="Subtitle">
     <w:name w:val="Subtitle"/>
     <w:basedOn w:val="Title"/>
     <w:next w:val="BodyText"/>
@@ -3139,27 +5386,27 @@
       </w:numPr>
     </w:pPr>
     <w:rPr>
-      <w:rFonts w:cstheme="majorBidi" w:eastAsiaTheme="majorEastAsia"/>
+      <w:rFonts w:eastAsiaTheme="majorEastAsia" w:cstheme="majorBidi"/>
       <w:spacing w:val="15"/>
       <w:sz w:val="28"/>
       <w:szCs w:val="28"/>
     </w:rPr>
   </w:style>
-  <w:style w:customStyle="1" w:styleId="SubtitleChar" w:type="character">
+  <w:style w:type="character" w:customStyle="1" w:styleId="SubtitleChar">
     <w:name w:val="Subtitle Char"/>
     <w:basedOn w:val="DefaultParagraphFont"/>
     <w:link w:val="Subtitle"/>
     <w:uiPriority w:val="11"/>
     <w:rsid w:val="00A10FD9"/>
     <w:rPr>
-      <w:rFonts w:cstheme="majorBidi" w:eastAsiaTheme="majorEastAsia"/>
-      <w:color w:themeColor="text1" w:themeTint="A6" w:val="595959"/>
+      <w:rFonts w:eastAsiaTheme="majorEastAsia" w:cstheme="majorBidi"/>
+      <w:color w:val="595959" w:themeColor="text1" w:themeTint="A6"/>
       <w:spacing w:val="15"/>
       <w:sz w:val="28"/>
       <w:szCs w:val="28"/>
     </w:rPr>
   </w:style>
-  <w:style w:customStyle="1" w:styleId="Author" w:type="paragraph">
+  <w:style w:type="paragraph" w:customStyle="1" w:styleId="Author">
     <w:name w:val="Author"/>
     <w:basedOn w:val="Title"/>
     <w:next w:val="BodyText"/>
@@ -3173,7 +5420,7 @@
       <w:szCs w:val="24"/>
     </w:rPr>
   </w:style>
-  <w:style w:styleId="Date" w:type="paragraph">
+  <w:style w:type="paragraph" w:styleId="Date">
     <w:name w:val="Date"/>
     <w:basedOn w:val="Title"/>
     <w:next w:val="BodyText"/>
@@ -3187,7 +5434,7 @@
       <w:szCs w:val="24"/>
     </w:rPr>
   </w:style>
-  <w:style w:customStyle="1" w:styleId="AbstractTitle" w:type="paragraph">
+  <w:style w:type="paragraph" w:customStyle="1" w:styleId="AbstractTitle">
     <w:name w:val="Abstract Title"/>
     <w:basedOn w:val="Normal"/>
     <w:next w:val="Abstract"/>
@@ -3195,7 +5442,7 @@
     <w:pPr>
       <w:keepNext/>
       <w:keepLines/>
-      <w:spacing w:after="0" w:before="300"/>
+      <w:spacing w:before="300" w:after="0"/>
       <w:jc w:val="center"/>
     </w:pPr>
     <w:rPr>
@@ -3204,7 +5451,7 @@
       <w:szCs w:val="20"/>
     </w:rPr>
   </w:style>
-  <w:style w:customStyle="1" w:styleId="Abstract" w:type="paragraph">
+  <w:style w:type="paragraph" w:customStyle="1" w:styleId="Abstract">
     <w:name w:val="Abstract"/>
     <w:basedOn w:val="Normal"/>
     <w:next w:val="BodyText"/>
@@ -3212,14 +5459,14 @@
     <w:pPr>
       <w:keepNext/>
       <w:keepLines/>
-      <w:spacing w:after="300" w:before="100"/>
+      <w:spacing w:before="100" w:after="300"/>
     </w:pPr>
     <w:rPr>
       <w:sz w:val="20"/>
       <w:szCs w:val="20"/>
     </w:rPr>
   </w:style>
-  <w:style w:styleId="Bibliography" w:type="paragraph">
+  <w:style w:type="paragraph" w:styleId="Bibliography">
     <w:name w:val="Bibliography"/>
     <w:basedOn w:val="Normal"/>
     <w:next w:val="Bibliography"/>
@@ -3227,7 +5474,7 @@
     <w:pPr/>
     <w:rPr/>
   </w:style>
-  <w:style w:styleId="Heading1" w:type="paragraph">
+  <w:style w:type="paragraph" w:styleId="Heading1">
     <w:name w:val="heading 1"/>
     <w:basedOn w:val="Normal"/>
     <w:next w:val="BodyText"/>
@@ -3238,17 +5485,22 @@
     <w:pPr>
       <w:keepNext/>
       <w:keepLines/>
-      <w:spacing w:after="80" w:before="360"/>
+      <w:spacing w:before="0" w:after="0" w:line="552" w:lineRule="exact"/>
+      <w:ind w:firstLine="0"/>
+      <w:jc w:val="center"/>
       <w:outlineLvl w:val="0"/>
     </w:pPr>
     <w:rPr>
-      <w:rFonts w:asciiTheme="majorHAnsi" w:cstheme="majorBidi" w:eastAsiaTheme="majorEastAsia" w:hAnsiTheme="majorHAnsi"/>
-      <w:color w:themeColor="accent1" w:themeShade="BF" w:val="0F4761"/>
-      <w:sz w:val="40"/>
-      <w:szCs w:val="40"/>
+      <w:rFonts w:ascii="Times New Roman" w:hAnsi="Times New Roman" w:eastAsia="Times New Roman" w:cs="Times New Roman"/>
+      <w:b/>
+      <w:bCs/>
+      <w:caps/>
+      <w:color w:val="000000"/>
+      <w:sz w:val="24"/>
+      <w:szCs w:val="24"/>
     </w:rPr>
   </w:style>
-  <w:style w:styleId="Heading2" w:type="paragraph">
+  <w:style w:type="paragraph" w:styleId="Heading2">
     <w:name w:val="heading 2"/>
     <w:basedOn w:val="Normal"/>
     <w:next w:val="BodyText"/>
@@ -3261,17 +5513,20 @@
     <w:pPr>
       <w:keepNext/>
       <w:keepLines/>
-      <w:spacing w:after="80" w:before="160"/>
+      <w:spacing w:before="0" w:after="0" w:line="552" w:lineRule="exact"/>
+      <w:ind w:firstLine="0"/>
       <w:outlineLvl w:val="1"/>
     </w:pPr>
     <w:rPr>
-      <w:rFonts w:asciiTheme="majorHAnsi" w:cstheme="majorBidi" w:eastAsiaTheme="majorEastAsia" w:hAnsiTheme="majorHAnsi"/>
-      <w:color w:themeColor="accent1" w:themeShade="BF" w:val="0F4761"/>
-      <w:sz w:val="32"/>
-      <w:szCs w:val="32"/>
+      <w:rFonts w:ascii="Times New Roman" w:hAnsi="Times New Roman" w:eastAsia="Times New Roman" w:cs="Times New Roman"/>
+      <w:b/>
+      <w:bCs/>
+      <w:color w:val="000000"/>
+      <w:sz w:val="24"/>
+      <w:szCs w:val="24"/>
     </w:rPr>
   </w:style>
-  <w:style w:styleId="Heading3" w:type="paragraph">
+  <w:style w:type="paragraph" w:styleId="Heading3">
     <w:name w:val="heading 3"/>
     <w:basedOn w:val="Normal"/>
     <w:next w:val="BodyText"/>
@@ -3284,17 +5539,20 @@
     <w:pPr>
       <w:keepNext/>
       <w:keepLines/>
-      <w:spacing w:after="80" w:before="160"/>
+      <w:spacing w:before="0" w:after="0" w:line="552" w:lineRule="exact"/>
+      <w:ind w:firstLine="0"/>
       <w:outlineLvl w:val="2"/>
     </w:pPr>
     <w:rPr>
-      <w:rFonts w:cstheme="majorBidi" w:eastAsiaTheme="majorEastAsia"/>
-      <w:color w:themeColor="accent1" w:themeShade="BF" w:val="0F4761"/>
-      <w:sz w:val="28"/>
-      <w:szCs w:val="28"/>
+      <w:rFonts w:ascii="Times New Roman" w:hAnsi="Times New Roman" w:eastAsia="Times New Roman" w:cs="Times New Roman"/>
+      <w:b/>
+      <w:bCs/>
+      <w:color w:val="000000"/>
+      <w:sz w:val="24"/>
+      <w:szCs w:val="24"/>
     </w:rPr>
   </w:style>
-  <w:style w:styleId="Heading4" w:type="paragraph">
+  <w:style w:type="paragraph" w:styleId="Heading4">
     <w:name w:val="heading 4"/>
     <w:basedOn w:val="Normal"/>
     <w:next w:val="BodyText"/>
@@ -3307,17 +5565,21 @@
     <w:pPr>
       <w:keepNext/>
       <w:keepLines/>
-      <w:spacing w:after="40" w:before="80"/>
+      <w:spacing w:before="0" w:after="0" w:line="552" w:lineRule="exact"/>
+      <w:ind w:firstLine="0"/>
       <w:outlineLvl w:val="3"/>
     </w:pPr>
     <w:rPr>
-      <w:rFonts w:cstheme="majorBidi" w:eastAsiaTheme="majorEastAsia"/>
+      <w:rFonts w:ascii="Times New Roman" w:hAnsi="Times New Roman" w:eastAsia="Times New Roman" w:cs="Times New Roman"/>
+      <w:b/>
+      <w:bCs/>
       <w:i/>
-      <w:iCs/>
-      <w:color w:themeColor="accent1" w:themeShade="BF" w:val="0F4761"/>
+      <w:color w:val="000000"/>
+      <w:sz w:val="24"/>
+      <w:szCs w:val="24"/>
     </w:rPr>
   </w:style>
-  <w:style w:styleId="Heading5" w:type="paragraph">
+  <w:style w:type="paragraph" w:styleId="Heading5">
     <w:name w:val="heading 5"/>
     <w:basedOn w:val="Normal"/>
     <w:next w:val="BodyText"/>
@@ -3330,15 +5592,21 @@
     <w:pPr>
       <w:keepNext/>
       <w:keepLines/>
-      <w:spacing w:after="40" w:before="80"/>
+      <w:spacing w:before="0" w:after="0" w:line="552" w:lineRule="exact"/>
+      <w:ind w:firstLine="0"/>
       <w:outlineLvl w:val="4"/>
     </w:pPr>
     <w:rPr>
-      <w:rFonts w:cstheme="majorBidi" w:eastAsiaTheme="majorEastAsia"/>
-      <w:color w:themeColor="accent1" w:themeShade="BF" w:val="0F4761"/>
+      <w:rFonts w:ascii="Times New Roman" w:hAnsi="Times New Roman" w:eastAsia="Times New Roman" w:cs="Times New Roman"/>
+      <w:b/>
+      <w:bCs/>
+      <w:i/>
+      <w:color w:val="000000"/>
+      <w:sz w:val="24"/>
+      <w:szCs w:val="24"/>
     </w:rPr>
   </w:style>
-  <w:style w:styleId="Heading6" w:type="paragraph">
+  <w:style w:type="paragraph" w:styleId="Heading6">
     <w:name w:val="heading 6"/>
     <w:basedOn w:val="Normal"/>
     <w:next w:val="BodyText"/>
@@ -3351,17 +5619,17 @@
     <w:pPr>
       <w:keepNext/>
       <w:keepLines/>
-      <w:spacing w:after="0" w:before="40"/>
+      <w:spacing w:before="40" w:after="0"/>
       <w:outlineLvl w:val="5"/>
     </w:pPr>
     <w:rPr>
-      <w:rFonts w:cstheme="majorBidi" w:eastAsiaTheme="majorEastAsia"/>
+      <w:rFonts w:eastAsiaTheme="majorEastAsia" w:cstheme="majorBidi"/>
       <w:i/>
       <w:iCs/>
-      <w:color w:themeColor="text1" w:themeTint="A6" w:val="595959"/>
+      <w:color w:val="595959" w:themeColor="text1" w:themeTint="A6"/>
     </w:rPr>
   </w:style>
-  <w:style w:styleId="Heading7" w:type="paragraph">
+  <w:style w:type="paragraph" w:styleId="Heading7">
     <w:name w:val="heading 7"/>
     <w:basedOn w:val="Normal"/>
     <w:next w:val="BodyText"/>
@@ -3374,15 +5642,15 @@
     <w:pPr>
       <w:keepNext/>
       <w:keepLines/>
-      <w:spacing w:after="0" w:before="40"/>
+      <w:spacing w:before="40" w:after="0"/>
       <w:outlineLvl w:val="6"/>
     </w:pPr>
     <w:rPr>
-      <w:rFonts w:cstheme="majorBidi" w:eastAsiaTheme="majorEastAsia"/>
-      <w:color w:themeColor="text1" w:themeTint="A6" w:val="595959"/>
+      <w:rFonts w:eastAsiaTheme="majorEastAsia" w:cstheme="majorBidi"/>
+      <w:color w:val="595959" w:themeColor="text1" w:themeTint="A6"/>
     </w:rPr>
   </w:style>
-  <w:style w:styleId="Heading8" w:type="paragraph">
+  <w:style w:type="paragraph" w:styleId="Heading8">
     <w:name w:val="heading 8"/>
     <w:basedOn w:val="Normal"/>
     <w:next w:val="BodyText"/>
@@ -3399,13 +5667,13 @@
       <w:outlineLvl w:val="7"/>
     </w:pPr>
     <w:rPr>
-      <w:rFonts w:cstheme="majorBidi" w:eastAsiaTheme="majorEastAsia"/>
+      <w:rFonts w:eastAsiaTheme="majorEastAsia" w:cstheme="majorBidi"/>
       <w:i/>
       <w:iCs/>
-      <w:color w:themeColor="text1" w:themeTint="D8" w:val="272727"/>
+      <w:color w:val="272727" w:themeColor="text1" w:themeTint="D8"/>
     </w:rPr>
   </w:style>
-  <w:style w:styleId="Heading9" w:type="paragraph">
+  <w:style w:type="paragraph" w:styleId="Heading9">
     <w:name w:val="heading 9"/>
     <w:basedOn w:val="Normal"/>
     <w:next w:val="BodyText"/>
@@ -3422,24 +5690,24 @@
       <w:outlineLvl w:val="8"/>
     </w:pPr>
     <w:rPr>
-      <w:rFonts w:cstheme="majorBidi" w:eastAsiaTheme="majorEastAsia"/>
-      <w:color w:themeColor="text1" w:themeTint="D8" w:val="272727"/>
+      <w:rFonts w:eastAsiaTheme="majorEastAsia" w:cstheme="majorBidi"/>
+      <w:color w:val="272727" w:themeColor="text1" w:themeTint="D8"/>
     </w:rPr>
   </w:style>
-  <w:style w:customStyle="1" w:styleId="Heading1Char" w:type="character">
+  <w:style w:type="character" w:customStyle="1" w:styleId="Heading1Char">
     <w:name w:val="Heading 1 Char"/>
     <w:basedOn w:val="DefaultParagraphFont"/>
     <w:link w:val="Heading1"/>
     <w:uiPriority w:val="9"/>
     <w:rsid w:val="00A10FD9"/>
     <w:rPr>
-      <w:rFonts w:asciiTheme="majorHAnsi" w:cstheme="majorBidi" w:eastAsiaTheme="majorEastAsia" w:hAnsiTheme="majorHAnsi"/>
-      <w:color w:themeColor="accent1" w:themeShade="BF" w:val="0F4761"/>
+      <w:rFonts w:asciiTheme="majorHAnsi" w:eastAsiaTheme="majorEastAsia" w:hAnsiTheme="majorHAnsi" w:cstheme="majorBidi"/>
+      <w:color w:val="0F4761" w:themeColor="accent1" w:themeShade="BF"/>
       <w:sz w:val="40"/>
       <w:szCs w:val="40"/>
     </w:rPr>
   </w:style>
-  <w:style w:customStyle="1" w:styleId="Heading2Char" w:type="character">
+  <w:style w:type="character" w:customStyle="1" w:styleId="Heading2Char">
     <w:name w:val="Heading 2 Char"/>
     <w:basedOn w:val="DefaultParagraphFont"/>
     <w:link w:val="Heading2"/>
@@ -3447,13 +5715,13 @@
     <w:semiHidden/>
     <w:rsid w:val="00A10FD9"/>
     <w:rPr>
-      <w:rFonts w:asciiTheme="majorHAnsi" w:cstheme="majorBidi" w:eastAsiaTheme="majorEastAsia" w:hAnsiTheme="majorHAnsi"/>
-      <w:color w:themeColor="accent1" w:themeShade="BF" w:val="0F4761"/>
+      <w:rFonts w:asciiTheme="majorHAnsi" w:eastAsiaTheme="majorEastAsia" w:hAnsiTheme="majorHAnsi" w:cstheme="majorBidi"/>
+      <w:color w:val="0F4761" w:themeColor="accent1" w:themeShade="BF"/>
       <w:sz w:val="32"/>
       <w:szCs w:val="32"/>
     </w:rPr>
   </w:style>
-  <w:style w:customStyle="1" w:styleId="Heading3Char" w:type="character">
+  <w:style w:type="character" w:customStyle="1" w:styleId="Heading3Char">
     <w:name w:val="Heading 3 Char"/>
     <w:basedOn w:val="DefaultParagraphFont"/>
     <w:link w:val="Heading3"/>
@@ -3461,13 +5729,13 @@
     <w:semiHidden/>
     <w:rsid w:val="00A10FD9"/>
     <w:rPr>
-      <w:rFonts w:cstheme="majorBidi" w:eastAsiaTheme="majorEastAsia"/>
-      <w:color w:themeColor="accent1" w:themeShade="BF" w:val="0F4761"/>
+      <w:rFonts w:eastAsiaTheme="majorEastAsia" w:cstheme="majorBidi"/>
+      <w:color w:val="0F4761" w:themeColor="accent1" w:themeShade="BF"/>
       <w:sz w:val="28"/>
       <w:szCs w:val="28"/>
     </w:rPr>
   </w:style>
-  <w:style w:customStyle="1" w:styleId="Heading4Char" w:type="character">
+  <w:style w:type="character" w:customStyle="1" w:styleId="Heading4Char">
     <w:name w:val="Heading 4 Char"/>
     <w:basedOn w:val="DefaultParagraphFont"/>
     <w:link w:val="Heading4"/>
@@ -3475,13 +5743,13 @@
     <w:semiHidden/>
     <w:rsid w:val="00A10FD9"/>
     <w:rPr>
-      <w:rFonts w:cstheme="majorBidi" w:eastAsiaTheme="majorEastAsia"/>
+      <w:rFonts w:eastAsiaTheme="majorEastAsia" w:cstheme="majorBidi"/>
       <w:i/>
       <w:iCs/>
-      <w:color w:themeColor="accent1" w:themeShade="BF" w:val="0F4761"/>
+      <w:color w:val="0F4761" w:themeColor="accent1" w:themeShade="BF"/>
     </w:rPr>
   </w:style>
-  <w:style w:customStyle="1" w:styleId="Heading5Char" w:type="character">
+  <w:style w:type="character" w:customStyle="1" w:styleId="Heading5Char">
     <w:name w:val="Heading 5 Char"/>
     <w:basedOn w:val="DefaultParagraphFont"/>
     <w:link w:val="Heading5"/>
@@ -3489,11 +5757,11 @@
     <w:semiHidden/>
     <w:rsid w:val="00A10FD9"/>
     <w:rPr>
-      <w:rFonts w:cstheme="majorBidi" w:eastAsiaTheme="majorEastAsia"/>
-      <w:color w:themeColor="accent1" w:themeShade="BF" w:val="0F4761"/>
+      <w:rFonts w:eastAsiaTheme="majorEastAsia" w:cstheme="majorBidi"/>
+      <w:color w:val="0F4761" w:themeColor="accent1" w:themeShade="BF"/>
     </w:rPr>
   </w:style>
-  <w:style w:customStyle="1" w:styleId="Heading6Char" w:type="character">
+  <w:style w:type="character" w:customStyle="1" w:styleId="Heading6Char">
     <w:name w:val="Heading 6 Char"/>
     <w:basedOn w:val="DefaultParagraphFont"/>
     <w:link w:val="Heading6"/>
@@ -3501,13 +5769,13 @@
     <w:semiHidden/>
     <w:rsid w:val="00A10FD9"/>
     <w:rPr>
-      <w:rFonts w:cstheme="majorBidi" w:eastAsiaTheme="majorEastAsia"/>
+      <w:rFonts w:eastAsiaTheme="majorEastAsia" w:cstheme="majorBidi"/>
       <w:i/>
       <w:iCs/>
-      <w:color w:themeColor="text1" w:themeTint="A6" w:val="595959"/>
+      <w:color w:val="595959" w:themeColor="text1" w:themeTint="A6"/>
     </w:rPr>
   </w:style>
-  <w:style w:customStyle="1" w:styleId="Heading7Char" w:type="character">
+  <w:style w:type="character" w:customStyle="1" w:styleId="Heading7Char">
     <w:name w:val="Heading 7 Char"/>
     <w:basedOn w:val="DefaultParagraphFont"/>
     <w:link w:val="Heading7"/>
@@ -3515,11 +5783,11 @@
     <w:semiHidden/>
     <w:rsid w:val="00A10FD9"/>
     <w:rPr>
-      <w:rFonts w:cstheme="majorBidi" w:eastAsiaTheme="majorEastAsia"/>
-      <w:color w:themeColor="text1" w:themeTint="A6" w:val="595959"/>
+      <w:rFonts w:eastAsiaTheme="majorEastAsia" w:cstheme="majorBidi"/>
+      <w:color w:val="595959" w:themeColor="text1" w:themeTint="A6"/>
     </w:rPr>
   </w:style>
-  <w:style w:customStyle="1" w:styleId="Heading8Char" w:type="character">
+  <w:style w:type="character" w:customStyle="1" w:styleId="Heading8Char">
     <w:name w:val="Heading 8 Char"/>
     <w:basedOn w:val="DefaultParagraphFont"/>
     <w:link w:val="Heading8"/>
@@ -3527,13 +5795,13 @@
     <w:semiHidden/>
     <w:rsid w:val="00A10FD9"/>
     <w:rPr>
-      <w:rFonts w:cstheme="majorBidi" w:eastAsiaTheme="majorEastAsia"/>
+      <w:rFonts w:eastAsiaTheme="majorEastAsia" w:cstheme="majorBidi"/>
       <w:i/>
       <w:iCs/>
-      <w:color w:themeColor="text1" w:themeTint="D8" w:val="272727"/>
+      <w:color w:val="272727" w:themeColor="text1" w:themeTint="D8"/>
     </w:rPr>
   </w:style>
-  <w:style w:customStyle="1" w:styleId="Heading9Char" w:type="character">
+  <w:style w:type="character" w:customStyle="1" w:styleId="Heading9Char">
     <w:name w:val="Heading 9 Char"/>
     <w:basedOn w:val="DefaultParagraphFont"/>
     <w:link w:val="Heading9"/>
@@ -3541,11 +5809,20 @@
     <w:semiHidden/>
     <w:rsid w:val="00A10FD9"/>
     <w:rPr>
-      <w:rFonts w:cstheme="majorBidi" w:eastAsiaTheme="majorEastAsia"/>
-      <w:color w:themeColor="text1" w:themeTint="D8" w:val="272727"/>
+      <w:rFonts w:eastAsiaTheme="majorEastAsia" w:cstheme="majorBidi"/>
+      <w:color w:val="272727" w:themeColor="text1" w:themeTint="D8"/>
     </w:rPr>
   </w:style>
-  <w:style w:styleId="BlockText" w:type="paragraph">
+  <w:style w:type="paragraph" w:customStyle="1" w:styleId="ListItem">
+    <w:name w:val="List Item"/>
+    <w:basedOn w:val="BodyText"/>
+    <w:qFormat/>
+    <w:pPr>
+      <w:spacing w:before="0" w:after="0" w:line="552" w:lineRule="exact"/>
+      <w:ind w:left="720" w:hanging="720"/>
+    </w:pPr>
+  </w:style>
+  <w:style w:type="paragraph" w:styleId="BlockText">
     <w:name w:val="Block Text"/>
     <w:basedOn w:val="BodyText"/>
     <w:next w:val="BodyText"/>
@@ -3553,11 +5830,11 @@
     <w:unhideWhenUsed/>
     <w:qFormat/>
     <w:pPr>
-      <w:spacing w:after="100" w:before="100"/>
-      <w:ind w:firstLine="0" w:left="480" w:right="480"/>
+      <w:spacing w:before="280" w:after="280" w:line="276" w:lineRule="exact"/>
+      <w:ind w:firstLine="0" w:left="720" w:right="720"/>
     </w:pPr>
   </w:style>
-  <w:style w:styleId="FootnoteText" w:type="paragraph">
+  <w:style w:type="paragraph" w:styleId="FootnoteText">
     <w:name w:val="Footnote Text"/>
     <w:basedOn w:val="Normal"/>
     <w:next w:val="FootnoteText"/>
@@ -3565,10 +5842,15 @@
     <w:unhideWhenUsed/>
     <w:qFormat/>
     <w:pPr>
-      <w:spacing w:after="0" w:before="0" w:line="240" w:lineRule="auto"/>
+      <w:keepLines/>
+      <w:spacing w:before="0" w:after="140" w:line="276" w:lineRule="exact"/>
     </w:pPr>
-  </w:style>
-  <w:style w:styleId="FootnoteBlockText" w:type="paragraph">
+    <w:rPr>
+      <w:sz w:val="24"/>
+      <w:szCs w:val="24"/>
+    </w:rPr>
+  </w:style>
+  <w:style w:type="paragraph" w:styleId="FootnoteBlockText">
     <w:name w:val="Footnote Block Text"/>
     <w:basedOn w:val="FootnoteText"/>
     <w:next w:val="FootnoteText"/>
@@ -3576,38 +5858,29 @@
     <w:unhideWhenUsed/>
     <w:qFormat/>
     <w:pPr>
-      <w:spacing w:after="100" w:before="100"/>
-      <w:ind w:firstLine="0" w:left="480" w:right="480"/>
+      <w:spacing w:before="280" w:after="280"/>
+      <w:ind w:firstLine="0" w:left="720" w:right="720"/>
     </w:pPr>
   </w:style>
-  <w:style w:default="1" w:styleId="DefaultParagraphFont" w:type="character">
+  <w:style w:type="character" w:default="1" w:styleId="DefaultParagraphFont">
     <w:name w:val="Default Paragraph Font"/>
     <w:semiHidden/>
     <w:unhideWhenUsed/>
   </w:style>
-  <w:style w:default="1" w:styleId="Table" w:type="table">
+  <w:style w:type="table" w:default="1" w:styleId="Table">
     <w:name w:val="Table"/>
     <w:basedOn w:val="TableNormal"/>
-    <w:semiHidden/>
-    <w:unhideWhenUsed/>
     <w:qFormat/>
     <w:tblPr>
-      <w:tblInd w:type="dxa" w:w="0"/>
+      <w:tblInd w:w="0" w:type="dxa"/>
       <w:tblCellMar>
-        <w:top w:type="dxa" w:w="0"/>
-        <w:left w:type="dxa" w:w="108"/>
-        <w:bottom w:type="dxa" w:w="0"/>
-        <w:right w:type="dxa" w:w="108"/>
+        <w:top w:w="0" w:type="dxa"/>
+        <w:left w:w="108" w:type="dxa"/>
+        <w:bottom w:w="0" w:type="dxa"/>
+        <w:right w:w="108" w:type="dxa"/>
       </w:tblCellMar>
     </w:tblPr>
     <w:tblStylePr w:type="firstRow">
-      <w:tblPr>
-        <w:jc w:val="left"/>
-        <w:tblInd w:type="dxa" w:w="0"/>
-      </w:tblPr>
-      <w:trPr>
-        <w:jc w:val="left"/>
-      </w:trPr>
       <w:tcPr>
         <w:tcBorders>
           <w:bottom w:val="single"/>
@@ -3616,7 +5889,7 @@
       </w:tcPr>
     </w:tblStylePr>
   </w:style>
-  <w:style w:customStyle="1" w:styleId="DefinitionTerm" w:type="paragraph">
+  <w:style w:type="paragraph" w:customStyle="1" w:styleId="DefinitionTerm">
     <w:name w:val="Definition Term"/>
     <w:basedOn w:val="Normal"/>
     <w:next w:val="Definition"/>
@@ -3629,49 +5902,49 @@
       <w:b/>
     </w:rPr>
   </w:style>
-  <w:style w:customStyle="1" w:styleId="Definition" w:type="paragraph">
+  <w:style w:type="paragraph" w:customStyle="1" w:styleId="Definition">
     <w:name w:val="Definition"/>
     <w:basedOn w:val="Normal"/>
   </w:style>
-  <w:style w:styleId="Caption" w:type="paragraph">
+  <w:style w:type="paragraph" w:styleId="Caption">
     <w:name w:val="Caption"/>
     <w:basedOn w:val="Normal"/>
     <w:link w:val="BodyTextChar"/>
     <w:pPr>
-      <w:spacing w:after="120" w:before="0"/>
+      <w:spacing w:before="0" w:after="120"/>
     </w:pPr>
     <w:rPr>
       <w:i/>
     </w:rPr>
   </w:style>
-  <w:style w:customStyle="1" w:styleId="TableCaption" w:type="paragraph">
+  <w:style w:type="paragraph" w:customStyle="1" w:styleId="TableCaption">
     <w:name w:val="Table Caption"/>
     <w:basedOn w:val="Caption"/>
     <w:pPr>
       <w:keepNext/>
     </w:pPr>
   </w:style>
-  <w:style w:customStyle="1" w:styleId="ImageCaption" w:type="paragraph">
+  <w:style w:type="paragraph" w:customStyle="1" w:styleId="ImageCaption">
     <w:name w:val="Image Caption"/>
     <w:basedOn w:val="Caption"/>
   </w:style>
-  <w:style w:customStyle="1" w:styleId="Figure" w:type="paragraph">
+  <w:style w:type="paragraph" w:customStyle="1" w:styleId="Figure">
     <w:name w:val="Figure"/>
     <w:basedOn w:val="Normal"/>
   </w:style>
-  <w:style w:customStyle="1" w:styleId="CaptionedFigure" w:type="paragraph">
+  <w:style w:type="paragraph" w:customStyle="1" w:styleId="CaptionedFigure">
     <w:name w:val="Captioned Figure"/>
     <w:basedOn w:val="Figure"/>
     <w:pPr>
       <w:keepNext/>
     </w:pPr>
   </w:style>
-  <w:style w:customStyle="1" w:styleId="BodyTextChar" w:type="character">
+  <w:style w:type="character" w:customStyle="1" w:styleId="BodyTextChar">
     <w:name w:val="Body Text Char"/>
     <w:basedOn w:val="DefaultParagraphFont"/>
     <w:link w:val="BodyText"/>
   </w:style>
-  <w:style w:customStyle="1" w:styleId="VerbatimChar" w:type="character">
+  <w:style w:type="character" w:customStyle="1" w:styleId="VerbatimChar">
     <w:name w:val="Verbatim Char"/>
     <w:basedOn w:val="BodyTextChar"/>
     <w:rPr>
@@ -3679,25 +5952,25 @@
       <w:sz w:val="22"/>
     </w:rPr>
   </w:style>
-  <w:style w:customStyle="1" w:styleId="SectionNumber" w:type="character">
+  <w:style w:type="character" w:customStyle="1" w:styleId="SectionNumber">
     <w:name w:val="Section Number"/>
     <w:basedOn w:val="BodyTextChar"/>
   </w:style>
-  <w:style w:styleId="FootnoteReference" w:type="character">
+  <w:style w:type="character" w:styleId="FootnoteReference">
     <w:name w:val="Footnote Reference"/>
     <w:basedOn w:val="BodyTextChar"/>
     <w:rPr>
       <w:vertAlign w:val="superscript"/>
     </w:rPr>
   </w:style>
-  <w:style w:styleId="Hyperlink" w:type="character">
+  <w:style w:type="character" w:styleId="Hyperlink">
     <w:name w:val="Hyperlink"/>
     <w:basedOn w:val="BodyTextChar"/>
     <w:rPr>
-      <w:color w:themeColor="accent1" w:val="4F81BD"/>
+      <w:color w:val="000000"/>
     </w:rPr>
   </w:style>
-  <w:style w:styleId="TOCHeading" w:type="paragraph">
+  <w:style w:type="paragraph" w:styleId="TOCHeading">
     <w:name w:val="TOC Heading"/>
     <w:basedOn w:val="Heading1"/>
     <w:next w:val="BodyText"/>
@@ -3709,143 +5982,80 @@
       <w:outlineLvl w:val="9"/>
     </w:pPr>
     <w:rPr>
-      <w:rFonts w:ascii="EB Garamond" w:cs="EB Garamond" w:eastAsia="EB Garamond" w:hAnsi="EB Garamond"/>
+      <w:rFonts w:asciiTheme="majorHAnsi" w:eastAsiaTheme="majorEastAsia" w:hAnsiTheme="majorHAnsi" w:cstheme="majorBidi"/>
       <w:b w:val="0"/>
       <w:bCs w:val="0"/>
-      <w:color w:themeColor="accent1" w:themeShade="BF" w:val="365F91"/>
+      <w:color w:val="365F91" w:themeColor="accent1" w:themeShade="BF"/>
     </w:rPr>
   </w:style>
-  <w:style w:customStyle="1" w:styleId="MSSBBody" w:type="paragraph">
-    <w:name w:val="MSSB Body"/>
-    <w:basedOn w:val="Normal"/>
-    <w:qFormat/>
-    <w:pPr>
-      <w:spacing w:after="0" w:before="0" w:line="480" w:lineRule="exact"/>
-      <w:ind w:firstLine="720" w:left="0"/>
-      <w:jc w:val="left"/>
-    </w:pPr>
-  </w:style>
-  <w:style w:customStyle="1" w:styleId="MSSBSingle" w:type="paragraph">
-    <w:name w:val="MSSB Single"/>
-    <w:basedOn w:val="Normal"/>
-    <w:qFormat/>
-    <w:pPr>
-      <w:spacing w:after="0" w:before="0" w:line="240" w:lineRule="auto"/>
-      <w:ind w:firstLine="0" w:left="0"/>
-    </w:pPr>
-  </w:style>
-  <w:style w:customStyle="1" w:styleId="MSSBSingleRight" w:type="paragraph">
-    <w:name w:val="MSSB Single Right"/>
-    <w:basedOn w:val="MSSBSingle"/>
-    <w:qFormat/>
-    <w:pPr>
-      <w:jc w:val="right"/>
-    </w:pPr>
-  </w:style>
-  <w:style w:customStyle="1" w:styleId="MSSBCover" w:type="paragraph">
-    <w:name w:val="MSSB Cover"/>
-    <w:basedOn w:val="MSSBSingle"/>
-    <w:qFormat/>
-    <w:pPr>
-      <w:keepNext/>
-      <w:jc w:val="center"/>
-    </w:pPr>
-    <w:rPr>
-      <w:b/>
-    </w:rPr>
-  </w:style>
-  <w:style w:customStyle="1" w:styleId="MSSBHeadingCaps" w:type="paragraph">
-    <w:name w:val="MSSB Heading Caps"/>
-    <w:basedOn w:val="MSSBBody"/>
+  <w:style w:type="paragraph" w:customStyle="1" w:styleId="BodyKeep">
+    <w:name w:val="Body Keep"/>
+    <w:basedOn w:val="BodyText"/>
     <w:qFormat/>
     <w:pPr>
       <w:keepNext/>
       <w:keepLines/>
-      <w:ind w:firstLine="0" w:left="0"/>
-      <w:jc w:val="center"/>
     </w:pPr>
-    <w:rPr>
-      <w:b/>
-      <w:caps/>
-    </w:rPr>
-  </w:style>
-  <w:style w:customStyle="1" w:styleId="MSSBHeadingCenter" w:type="paragraph">
-    <w:name w:val="MSSB Heading Center"/>
-    <w:basedOn w:val="MSSBBody"/>
+  </w:style>
+  <w:style w:type="paragraph" w:customStyle="1" w:styleId="Numbered">
+    <w:name w:val="Numbered"/>
+    <w:basedOn w:val="BodyText"/>
+    <w:qFormat/>
+    <w:pPr>
+      <w:tabs>
+        <w:tab w:val="left" w:pos="1440"/>
+      </w:tabs>
+      <w:ind w:left="0" w:firstLine="720"/>
+    </w:pPr>
+  </w:style>
+  <w:style w:type="paragraph" w:customStyle="1" w:styleId="NumberedKeep">
+    <w:name w:val="Numbered Keep"/>
+    <w:basedOn w:val="Numbered"/>
     <w:qFormat/>
     <w:pPr>
       <w:keepNext/>
       <w:keepLines/>
-      <w:ind w:firstLine="0" w:left="0"/>
-      <w:jc w:val="center"/>
     </w:pPr>
-    <w:rPr>
-      <w:b/>
-    </w:rPr>
-  </w:style>
-  <w:style w:customStyle="1" w:styleId="MSSBHeadingLeft" w:type="paragraph">
-    <w:name w:val="MSSB Heading Left"/>
-    <w:basedOn w:val="MSSBBody"/>
+  </w:style>
+  <w:style w:type="paragraph" w:customStyle="1" w:styleId="Lettered">
+    <w:name w:val="Lettered"/>
+    <w:basedOn w:val="BodyText"/>
+    <w:qFormat/>
+    <w:pPr>
+      <w:ind w:left="1440" w:hanging="720"/>
+    </w:pPr>
+  </w:style>
+  <w:style w:type="paragraph" w:customStyle="1" w:styleId="LetteredKeep">
+    <w:name w:val="Lettered Keep"/>
+    <w:basedOn w:val="Lettered"/>
     <w:qFormat/>
     <w:pPr>
       <w:keepNext/>
       <w:keepLines/>
-      <w:ind w:firstLine="0" w:left="0"/>
-      <w:jc w:val="left"/>
     </w:pPr>
-    <w:rPr>
-      <w:b/>
-    </w:rPr>
-  </w:style>
-  <w:style w:customStyle="1" w:styleId="MSSBHeadingItalic" w:type="paragraph">
-    <w:name w:val="MSSB Heading Italic"/>
-    <w:basedOn w:val="MSSBBody"/>
+  </w:style>
+  <w:style w:type="paragraph" w:customStyle="1" w:styleId="NumberedNote">
+    <w:name w:val="Numbered Note"/>
+    <w:basedOn w:val="Numbered"/>
     <w:qFormat/>
     <w:pPr>
-      <w:keepNext/>
-      <w:keepLines/>
-      <w:ind w:firstLine="0" w:left="0"/>
-      <w:jc w:val="left"/>
+      <w:widowControl w:val="0"/>
     </w:pPr>
-    <w:rPr>
-      <w:b/>
-      <w:i/>
-    </w:rPr>
-  </w:style>
-  <w:style w:customStyle="1" w:styleId="MSSBSubItem" w:type="paragraph">
-    <w:name w:val="MSSB Sub Item"/>
-    <w:basedOn w:val="MSSBBody"/>
+  </w:style>
+  <w:style w:type="paragraph" w:customStyle="1" w:styleId="LetteredNote">
+    <w:name w:val="Lettered Note"/>
+    <w:basedOn w:val="Lettered"/>
     <w:qFormat/>
     <w:pPr>
-      <w:ind w:firstLine="0" w:hanging="720" w:left="1440"/>
-      <w:jc w:val="left"/>
+      <w:widowControl w:val="0"/>
     </w:pPr>
   </w:style>
-  <w:style w:customStyle="1" w:styleId="MSSBQuote" w:type="paragraph">
-    <w:name w:val="MSSB Quote"/>
-    <w:basedOn w:val="MSSBSingle"/>
+  <w:style w:type="paragraph" w:customStyle="1" w:styleId="BodyTextNote">
+    <w:name w:val="Body Text Note"/>
+    <w:basedOn w:val="BodyText"/>
     <w:qFormat/>
     <w:pPr>
-      <w:spacing w:after="240" w:before="0" w:line="240" w:lineRule="auto"/>
-      <w:ind w:firstLine="0" w:left="1080" w:right="720"/>
-    </w:pPr>
-  </w:style>
-  <w:style w:customStyle="1" w:styleId="MSSBAddress" w:type="paragraph">
-    <w:name w:val="MSSB Address"/>
-    <w:basedOn w:val="MSSBSingle"/>
-    <w:qFormat/>
-    <w:pPr>
-      <w:spacing w:after="240" w:before="0" w:line="240" w:lineRule="auto"/>
-    </w:pPr>
-  </w:style>
-  <w:style w:customStyle="1" w:styleId="MSSBSignature" w:type="paragraph">
-    <w:name w:val="MSSB Signature"/>
-    <w:basedOn w:val="MSSBSingle"/>
-    <w:qFormat/>
-    <w:pPr>
-      <w:keepNext/>
-      <w:keepLines/>
-      <w:ind w:firstLine="0" w:left="4680"/>
+      <w:widowControl w:val="0"/>
     </w:pPr>
   </w:style>
   <w:style w:type="paragraph" w:customStyle="1" w:styleId="SourceCode">
